--- a/docs/EPP_575_RNA_26_Syllabus.docx
+++ b/docs/EPP_575_RNA_26_Syllabus.docx
@@ -288,33 +288,6 @@
         <w:t>) Office ANRB 353</w:t>
       </w:r>
     </w:p>
-    <w:p>
-      <w:pPr>
-        <w:ind w:firstLine="720"/>
-      </w:pPr>
-    </w:p>
-    <w:p>
-      <w:pPr>
-        <w:ind w:firstLine="720"/>
-        <w:rPr>
-          <w:u w:val="single"/>
-        </w:rPr>
-      </w:pPr>
-      <w:r>
-        <w:rPr>
-          <w:u w:val="single"/>
-        </w:rPr>
-        <w:t>Co-Instructors:</w:t>
-      </w:r>
-    </w:p>
-    <w:p>
-      <w:pPr>
-        <w:ind w:firstLine="720"/>
-      </w:pPr>
-      <w:r>
-        <w:t>TBD</w:t>
-      </w:r>
-    </w:p>
     <w:p/>
     <w:p>
       <w:r>
@@ -503,7 +476,7 @@
         <w:pStyle w:val="Heading3"/>
         <w:numPr>
           <w:ilvl w:val="0"/>
-          <w:numId w:val="29"/>
+          <w:numId w:val="2"/>
         </w:numPr>
         <w:rPr>
           <w:b w:val="0"/>
@@ -523,7 +496,7 @@
         <w:pStyle w:val="Heading3"/>
         <w:numPr>
           <w:ilvl w:val="0"/>
-          <w:numId w:val="29"/>
+          <w:numId w:val="2"/>
         </w:numPr>
         <w:rPr>
           <w:b w:val="0"/>
@@ -543,7 +516,7 @@
         <w:pStyle w:val="Heading3"/>
         <w:numPr>
           <w:ilvl w:val="0"/>
-          <w:numId w:val="29"/>
+          <w:numId w:val="2"/>
         </w:numPr>
         <w:rPr>
           <w:b w:val="0"/>
@@ -612,7 +585,7 @@
         <w:t>124</w:t>
       </w:r>
       <w:r>
-        <w:t>. Classes will have a combination of lectures, guided computer labs, and short group/class discussions. As we have many instructors who will be in the classroom throughout the course, please utilize them to get help if you get lost during a lab.</w:t>
+        <w:t>. Classes will have a combination of lectures, guided computer labs, and short group/class discussions.</w:t>
       </w:r>
     </w:p>
     <w:p/>
@@ -731,7 +704,7 @@
         <w:pStyle w:val="ListParagraph"/>
         <w:numPr>
           <w:ilvl w:val="0"/>
-          <w:numId w:val="33"/>
+          <w:numId w:val="3"/>
         </w:numPr>
       </w:pPr>
       <w:r>
@@ -743,7 +716,7 @@
         <w:pStyle w:val="ListParagraph"/>
         <w:numPr>
           <w:ilvl w:val="0"/>
-          <w:numId w:val="33"/>
+          <w:numId w:val="3"/>
         </w:numPr>
       </w:pPr>
       <w:r>
@@ -755,7 +728,7 @@
         <w:pStyle w:val="ListParagraph"/>
         <w:numPr>
           <w:ilvl w:val="0"/>
-          <w:numId w:val="33"/>
+          <w:numId w:val="3"/>
         </w:numPr>
       </w:pPr>
       <w:r>
@@ -779,17 +752,11 @@
       <w:r>
         <w:t xml:space="preserve"> processing and analytical steps we address in </w:t>
       </w:r>
-      <w:proofErr w:type="gramStart"/>
-      <w:r>
-        <w:t>class, but</w:t>
-      </w:r>
-      <w:proofErr w:type="gramEnd"/>
-      <w:r>
-        <w:t xml:space="preserve"> should also include an aspect of the data or </w:t>
-      </w:r>
-      <w:r>
-        <w:lastRenderedPageBreak/>
-        <w:t>methodology you find interesting</w:t>
+      <w:r>
+        <w:t>class but</w:t>
+      </w:r>
+      <w:r>
+        <w:t xml:space="preserve"> should also include an aspect of the data or methodology you find interesting</w:t>
       </w:r>
       <w:r>
         <w:t xml:space="preserve">. </w:t>
@@ -822,6 +789,7 @@
         <w:pStyle w:val="Heading3"/>
       </w:pPr>
       <w:r>
+        <w:lastRenderedPageBreak/>
         <w:t>Texts</w:t>
       </w:r>
       <w:r>
@@ -1102,7 +1070,7 @@
         <w:pStyle w:val="ListParagraph"/>
         <w:numPr>
           <w:ilvl w:val="0"/>
-          <w:numId w:val="35"/>
+          <w:numId w:val="4"/>
         </w:numPr>
       </w:pPr>
       <w:r>
@@ -1112,19 +1080,45 @@
         <w:t xml:space="preserve">and questions (posted per day on the course website) </w:t>
       </w:r>
       <w:r>
-        <w:t>(1</w:t>
-      </w:r>
-      <w:r>
+        <w:t>(</w:t>
+      </w:r>
+      <w:r>
+        <w:rPr>
+          <w:b/>
+          <w:bCs/>
+        </w:rPr>
+        <w:t>1</w:t>
+      </w:r>
+      <w:r>
+        <w:rPr>
+          <w:b/>
+          <w:bCs/>
+        </w:rPr>
         <w:t>2</w:t>
       </w:r>
       <w:r>
+        <w:rPr>
+          <w:b/>
+          <w:bCs/>
+        </w:rPr>
         <w:t xml:space="preserve"> points per day, up to </w:t>
       </w:r>
       <w:r>
+        <w:rPr>
+          <w:b/>
+          <w:bCs/>
+        </w:rPr>
         <w:t>6</w:t>
       </w:r>
       <w:r>
-        <w:t>0 points total for class)</w:t>
+        <w:rPr>
+          <w:b/>
+          <w:bCs/>
+        </w:rPr>
+        <w:t>0 points total for class</w:t>
+      </w:r>
+      <w:r>
+        <w:t>)</w:t>
       </w:r>
     </w:p>
     <w:p>
@@ -1132,101 +1126,149 @@
         <w:pStyle w:val="ListParagraph"/>
         <w:numPr>
           <w:ilvl w:val="0"/>
-          <w:numId w:val="35"/>
+          <w:numId w:val="4"/>
         </w:numPr>
       </w:pPr>
       <w:r>
-        <w:t>Journal article review and summary (up to 40 points)</w:t>
-      </w:r>
-    </w:p>
-    <w:p/>
-    <w:p>
-      <w:r>
-        <w:t>Grading details:</w:t>
-      </w:r>
-      <w:r>
-        <w:br/>
+        <w:t>Final project</w:t>
+      </w:r>
+      <w:r>
+        <w:t xml:space="preserve"> (</w:t>
       </w:r>
       <w:r>
         <w:rPr>
           <w:b/>
           <w:bCs/>
         </w:rPr>
-        <w:t xml:space="preserve">Output files - </w:t>
-      </w:r>
-      <w:r>
-        <w:t xml:space="preserve">At the end of each day, you will need to send a </w:t>
-      </w:r>
-      <w:r>
-        <w:t xml:space="preserve">message or </w:t>
-      </w:r>
-      <w:r>
-        <w:t xml:space="preserve">file via email to </w:t>
-      </w:r>
-      <w:r>
-        <w:t>rkuster</w:t>
-      </w:r>
-      <w:r>
-        <w:t xml:space="preserve">@utk.edu to get credit for completing the lab exercises. That </w:t>
-      </w:r>
-      <w:r>
-        <w:t>exercise information</w:t>
-      </w:r>
-      <w:r>
-        <w:t xml:space="preserve"> will be specified through the course website</w:t>
-      </w:r>
-      <w:r>
-        <w:t xml:space="preserve"> on the daily agenda page</w:t>
-      </w:r>
-      <w:r>
-        <w:t>.</w:t>
-      </w:r>
-    </w:p>
-    <w:p>
-      <w:pPr>
+        <w:t>up to 40 points</w:t>
+      </w:r>
+      <w:r>
+        <w:t>)</w:t>
+      </w:r>
+    </w:p>
+    <w:p/>
+    <w:p>
+      <w:r>
+        <w:t>Grading details:</w:t>
+      </w:r>
+      <w:r>
+        <w:br/>
+      </w:r>
+      <w:r>
         <w:rPr>
           <w:b/>
           <w:bCs/>
         </w:rPr>
-      </w:pPr>
-      <w:r>
-        <w:br/>
-      </w:r>
-      <w:proofErr w:type="spellStart"/>
+        <w:t>Daily o</w:t>
+      </w:r>
       <w:r>
         <w:rPr>
           <w:b/>
           <w:bCs/>
         </w:rPr>
-        <w:t>RNASeq</w:t>
-      </w:r>
-      <w:proofErr w:type="spellEnd"/>
+        <w:t xml:space="preserve">utput </w:t>
+      </w:r>
+      <w:proofErr w:type="gramStart"/>
       <w:r>
         <w:rPr>
           <w:b/>
           <w:bCs/>
         </w:rPr>
-        <w:t xml:space="preserve"> Final Project</w:t>
+        <w:t xml:space="preserve">files </w:t>
       </w:r>
       <w:r>
         <w:rPr>
           <w:b/>
           <w:bCs/>
         </w:rPr>
-        <w:t xml:space="preserve"> </w:t>
-      </w:r>
+        <w:t>:</w:t>
+      </w:r>
+      <w:proofErr w:type="gramEnd"/>
       <w:r>
         <w:rPr>
           <w:b/>
           <w:bCs/>
         </w:rPr>
-        <w:t>–</w:t>
-      </w:r>
-      <w:r>
+        <w:t xml:space="preserve"> </w:t>
+      </w:r>
+      <w:r>
+        <w:t xml:space="preserve">At the end of each day, you will need to send a </w:t>
+      </w:r>
+      <w:r>
+        <w:t xml:space="preserve">message </w:t>
+      </w:r>
+      <w:r>
+        <w:t>and/</w:t>
+      </w:r>
+      <w:r>
+        <w:t xml:space="preserve">or </w:t>
+      </w:r>
+      <w:r>
+        <w:t>file</w:t>
+      </w:r>
+      <w:r>
+        <w:t>s</w:t>
+      </w:r>
+      <w:r>
+        <w:t xml:space="preserve"> via email to </w:t>
+      </w:r>
+      <w:r>
+        <w:t>rkuster</w:t>
+      </w:r>
+      <w:r>
+        <w:t xml:space="preserve">@utk.edu to get credit for completing the lab exercises. That </w:t>
+      </w:r>
+      <w:r>
+        <w:t>exercise information</w:t>
+      </w:r>
+      <w:r>
+        <w:t xml:space="preserve"> will be specified through the course website</w:t>
+      </w:r>
+      <w:r>
+        <w:t xml:space="preserve"> on the daily agenda page</w:t>
+      </w:r>
+      <w:r>
+        <w:t>.</w:t>
+      </w:r>
+    </w:p>
+    <w:p>
+      <w:pPr>
         <w:rPr>
           <w:b/>
           <w:bCs/>
         </w:rPr>
+      </w:pPr>
+      <w:r>
+        <w:br/>
+      </w:r>
+      <w:r>
+        <w:rPr>
+          <w:b/>
+          <w:bCs/>
+        </w:rPr>
+        <w:t xml:space="preserve">Final </w:t>
+      </w:r>
+      <w:proofErr w:type="gramStart"/>
+      <w:r>
+        <w:rPr>
+          <w:b/>
+          <w:bCs/>
+        </w:rPr>
+        <w:t>Project</w:t>
+      </w:r>
+      <w:r>
+        <w:rPr>
+          <w:b/>
+          <w:bCs/>
+        </w:rPr>
+        <w:t xml:space="preserve"> :</w:t>
+      </w:r>
+      <w:proofErr w:type="gramEnd"/>
+      <w:r>
+        <w:rPr>
+          <w:b/>
+          <w:bCs/>
+        </w:rPr>
         <w:t xml:space="preserve"> </w:t>
       </w:r>
       <w:r>
@@ -1308,14 +1350,7 @@
           <w:b/>
           <w:bCs/>
         </w:rPr>
-        <w:t>1</w:t>
-      </w:r>
-      <w:r>
-        <w:rPr>
-          <w:b/>
-          <w:bCs/>
-        </w:rPr>
-        <w:t>7</w:t>
+        <w:t>24</w:t>
       </w:r>
       <w:r>
         <w:rPr>
@@ -1366,7 +1401,13 @@
       </w:pPr>
       <w:r>
         <w:lastRenderedPageBreak/>
-        <w:t>Upstream Processing &amp; QC (20 pts)</w:t>
+        <w:t>Upstream Processing &amp; QC (</w:t>
+      </w:r>
+      <w:r>
+        <w:t>5</w:t>
+      </w:r>
+      <w:r>
+        <w:t xml:space="preserve"> pts)</w:t>
       </w:r>
     </w:p>
     <w:p>
@@ -1374,37 +1415,29 @@
         <w:pStyle w:val="Heading3"/>
         <w:numPr>
           <w:ilvl w:val="0"/>
-          <w:numId w:val="37"/>
+          <w:numId w:val="8"/>
         </w:numPr>
         <w:spacing w:before="0"/>
-        <w:rPr>
-          <w:b w:val="0"/>
-          <w:bCs w:val="0"/>
-        </w:rPr>
-      </w:pPr>
-      <w:r>
-        <w:rPr>
-          <w:b w:val="0"/>
-          <w:bCs w:val="0"/>
-        </w:rPr>
-        <w:t>Run FastQC</w:t>
-      </w:r>
-      <w:r>
-        <w:rPr>
-          <w:b w:val="0"/>
-          <w:bCs w:val="0"/>
-        </w:rPr>
-        <w:t>/</w:t>
-      </w:r>
-      <w:proofErr w:type="spellStart"/>
-      <w:r>
-        <w:rPr>
-          <w:b w:val="0"/>
-          <w:bCs w:val="0"/>
-        </w:rPr>
-        <w:t>MultiQC</w:t>
-      </w:r>
-      <w:proofErr w:type="spellEnd"/>
+        <w:ind w:left="720"/>
+        <w:rPr>
+          <w:b w:val="0"/>
+          <w:bCs w:val="0"/>
+        </w:rPr>
+      </w:pPr>
+      <w:r>
+        <w:rPr>
+          <w:b w:val="0"/>
+          <w:bCs w:val="0"/>
+        </w:rPr>
+        <w:t xml:space="preserve">Run </w:t>
+      </w:r>
+      <w:r>
+        <w:rPr>
+          <w:b w:val="0"/>
+          <w:bCs w:val="0"/>
+        </w:rPr>
+        <w:t>QC</w:t>
+      </w:r>
       <w:r>
         <w:rPr>
           <w:b w:val="0"/>
@@ -1439,36 +1472,21 @@
         <w:pStyle w:val="Heading3"/>
         <w:numPr>
           <w:ilvl w:val="0"/>
-          <w:numId w:val="37"/>
+          <w:numId w:val="8"/>
         </w:numPr>
         <w:spacing w:before="0"/>
-        <w:rPr>
-          <w:b w:val="0"/>
-          <w:bCs w:val="0"/>
-        </w:rPr>
-      </w:pPr>
-      <w:r>
-        <w:rPr>
-          <w:b w:val="0"/>
-          <w:bCs w:val="0"/>
-        </w:rPr>
-        <w:t xml:space="preserve">Align reads to TAIR10 using </w:t>
-      </w:r>
-      <w:proofErr w:type="gramStart"/>
-      <w:r>
-        <w:rPr>
-          <w:b w:val="0"/>
-          <w:bCs w:val="0"/>
-        </w:rPr>
-        <w:t>STAR;</w:t>
-      </w:r>
-      <w:proofErr w:type="gramEnd"/>
-      <w:r>
-        <w:rPr>
-          <w:b w:val="0"/>
-          <w:bCs w:val="0"/>
-        </w:rPr>
-        <w:t xml:space="preserve"> report alignment statistics per sample</w:t>
+        <w:ind w:left="720"/>
+        <w:rPr>
+          <w:b w:val="0"/>
+          <w:bCs w:val="0"/>
+        </w:rPr>
+      </w:pPr>
+      <w:r>
+        <w:rPr>
+          <w:b w:val="0"/>
+          <w:bCs w:val="0"/>
+        </w:rPr>
+        <w:t>Align reads to TAIR10 using STAR; report alignment statistics per sample</w:t>
       </w:r>
       <w:r>
         <w:rPr>
@@ -1483,9 +1501,10 @@
         <w:pStyle w:val="Heading3"/>
         <w:numPr>
           <w:ilvl w:val="0"/>
-          <w:numId w:val="37"/>
+          <w:numId w:val="8"/>
         </w:numPr>
         <w:spacing w:before="0"/>
+        <w:ind w:left="720"/>
         <w:rPr>
           <w:b w:val="0"/>
           <w:bCs w:val="0"/>
@@ -1520,9 +1539,10 @@
         <w:pStyle w:val="Heading3"/>
         <w:numPr>
           <w:ilvl w:val="0"/>
-          <w:numId w:val="37"/>
+          <w:numId w:val="8"/>
         </w:numPr>
         <w:spacing w:before="0"/>
+        <w:ind w:left="720"/>
         <w:rPr>
           <w:b w:val="0"/>
           <w:bCs w:val="0"/>
@@ -1547,7 +1567,28 @@
           <w:b w:val="0"/>
           <w:bCs w:val="0"/>
         </w:rPr>
-        <w:t>flag any problematic samples and explain what the flags mean</w:t>
+        <w:t>list</w:t>
+      </w:r>
+      <w:r>
+        <w:rPr>
+          <w:b w:val="0"/>
+          <w:bCs w:val="0"/>
+        </w:rPr>
+        <w:t xml:space="preserve"> any problematic samples and </w:t>
+      </w:r>
+      <w:r>
+        <w:rPr>
+          <w:b w:val="0"/>
+          <w:bCs w:val="0"/>
+        </w:rPr>
+        <w:t>describe what seems to be wrong</w:t>
+      </w:r>
+      <w:r>
+        <w:rPr>
+          <w:b w:val="0"/>
+          <w:bCs w:val="0"/>
+        </w:rPr>
+        <w:t xml:space="preserve"> and how it might translate to downstream analyses</w:t>
       </w:r>
       <w:r>
         <w:rPr>
@@ -1562,7 +1603,13 @@
         <w:pStyle w:val="Heading3"/>
       </w:pPr>
       <w:r>
-        <w:t>Differential Expression Analysis (30 pts)</w:t>
+        <w:t>Differential Expression Analysis (</w:t>
+      </w:r>
+      <w:r>
+        <w:t>10</w:t>
+      </w:r>
+      <w:r>
+        <w:t xml:space="preserve"> pts)</w:t>
       </w:r>
     </w:p>
     <w:p>
@@ -1570,7 +1617,7 @@
         <w:pStyle w:val="Heading3"/>
         <w:numPr>
           <w:ilvl w:val="0"/>
-          <w:numId w:val="38"/>
+          <w:numId w:val="6"/>
         </w:numPr>
         <w:spacing w:before="0"/>
         <w:rPr>
@@ -1591,7 +1638,7 @@
         <w:pStyle w:val="Heading3"/>
         <w:numPr>
           <w:ilvl w:val="0"/>
-          <w:numId w:val="38"/>
+          <w:numId w:val="6"/>
         </w:numPr>
         <w:spacing w:before="0"/>
         <w:rPr>
@@ -1619,7 +1666,7 @@
         <w:pStyle w:val="Heading3"/>
         <w:numPr>
           <w:ilvl w:val="0"/>
-          <w:numId w:val="38"/>
+          <w:numId w:val="6"/>
         </w:numPr>
         <w:spacing w:before="0"/>
         <w:rPr>
@@ -1679,7 +1726,7 @@
         <w:pStyle w:val="Heading3"/>
         <w:numPr>
           <w:ilvl w:val="0"/>
-          <w:numId w:val="38"/>
+          <w:numId w:val="6"/>
         </w:numPr>
         <w:spacing w:before="0"/>
         <w:rPr>
@@ -1692,7 +1739,28 @@
           <w:b w:val="0"/>
           <w:bCs w:val="0"/>
         </w:rPr>
-        <w:t>Produce a volcano plot and MA plot with notable genes annotated</w:t>
+        <w:t xml:space="preserve">Produce a volcano plot </w:t>
+      </w:r>
+      <w:r>
+        <w:rPr>
+          <w:b w:val="0"/>
+          <w:bCs w:val="0"/>
+        </w:rPr>
+        <w:t>and/or</w:t>
+      </w:r>
+      <w:r>
+        <w:rPr>
+          <w:b w:val="0"/>
+          <w:bCs w:val="0"/>
+        </w:rPr>
+        <w:t xml:space="preserve"> MA plot with notable genes annotated</w:t>
+      </w:r>
+      <w:r>
+        <w:rPr>
+          <w:b w:val="0"/>
+          <w:bCs w:val="0"/>
+        </w:rPr>
+        <w:t>.</w:t>
       </w:r>
     </w:p>
     <w:p>
@@ -1700,7 +1768,7 @@
         <w:pStyle w:val="Heading3"/>
         <w:numPr>
           <w:ilvl w:val="0"/>
-          <w:numId w:val="38"/>
+          <w:numId w:val="6"/>
         </w:numPr>
         <w:spacing w:before="0"/>
         <w:rPr>
@@ -1721,6 +1789,20 @@
           <w:bCs w:val="0"/>
         </w:rPr>
         <w:t xml:space="preserve"> or similar plot.</w:t>
+      </w:r>
+    </w:p>
+    <w:p>
+      <w:pPr>
+        <w:pStyle w:val="Heading3"/>
+      </w:pPr>
+      <w:r>
+        <w:t>Exploratory Analysis (</w:t>
+      </w:r>
+      <w:r>
+        <w:t>10</w:t>
+      </w:r>
+      <w:r>
+        <w:t xml:space="preserve"> pts)</w:t>
       </w:r>
     </w:p>
     <w:p>
@@ -1728,7 +1810,7 @@
         <w:pStyle w:val="Heading3"/>
         <w:numPr>
           <w:ilvl w:val="0"/>
-          <w:numId w:val="38"/>
+          <w:numId w:val="5"/>
         </w:numPr>
         <w:spacing w:before="0"/>
         <w:rPr>
@@ -1741,7 +1823,95 @@
           <w:b w:val="0"/>
           <w:bCs w:val="0"/>
         </w:rPr>
-        <w:t>Interpret whether your DEGs support the paper's CPK28–NLP7 model</w:t>
+        <w:t xml:space="preserve">Choose one </w:t>
+      </w:r>
+      <w:r>
+        <w:rPr>
+          <w:b w:val="0"/>
+          <w:bCs w:val="0"/>
+        </w:rPr>
+        <w:t>way to investigate your dataset using an approach we did not discuss in class</w:t>
+      </w:r>
+      <w:r>
+        <w:rPr>
+          <w:b w:val="0"/>
+          <w:bCs w:val="0"/>
+        </w:rPr>
+        <w:t xml:space="preserve"> (</w:t>
+      </w:r>
+      <w:r>
+        <w:rPr>
+          <w:b w:val="0"/>
+          <w:bCs w:val="0"/>
+        </w:rPr>
+        <w:t>please feel welcome to discuss with the instructor in advance if you feel uncertain</w:t>
+      </w:r>
+      <w:r>
+        <w:rPr>
+          <w:b w:val="0"/>
+          <w:bCs w:val="0"/>
+        </w:rPr>
+        <w:t>)</w:t>
+      </w:r>
+      <w:r>
+        <w:rPr>
+          <w:b w:val="0"/>
+          <w:bCs w:val="0"/>
+        </w:rPr>
+        <w:t>. Possibilities include but are not limited to:</w:t>
+      </w:r>
+    </w:p>
+    <w:p>
+      <w:pPr>
+        <w:pStyle w:val="Heading3"/>
+        <w:numPr>
+          <w:ilvl w:val="1"/>
+          <w:numId w:val="5"/>
+        </w:numPr>
+        <w:spacing w:before="0"/>
+        <w:rPr>
+          <w:b w:val="0"/>
+          <w:bCs w:val="0"/>
+        </w:rPr>
+      </w:pPr>
+      <w:r>
+        <w:rPr>
+          <w:b w:val="0"/>
+          <w:bCs w:val="0"/>
+        </w:rPr>
+        <w:t>GO enrichment on your DEG list (</w:t>
+      </w:r>
+      <w:proofErr w:type="spellStart"/>
+      <w:r>
+        <w:rPr>
+          <w:b w:val="0"/>
+          <w:bCs w:val="0"/>
+        </w:rPr>
+        <w:t>clusterProfiler</w:t>
+      </w:r>
+      <w:proofErr w:type="spellEnd"/>
+      <w:r>
+        <w:rPr>
+          <w:b w:val="0"/>
+          <w:bCs w:val="0"/>
+        </w:rPr>
+        <w:t xml:space="preserve"> or </w:t>
+      </w:r>
+      <w:proofErr w:type="spellStart"/>
+      <w:r>
+        <w:rPr>
+          <w:b w:val="0"/>
+          <w:bCs w:val="0"/>
+        </w:rPr>
+        <w:t>topGO</w:t>
+      </w:r>
+      <w:proofErr w:type="spellEnd"/>
+      <w:r>
+        <w:rPr>
+          <w:b w:val="0"/>
+          <w:bCs w:val="0"/>
+        </w:rPr>
+        <w:t>)</w:t>
       </w:r>
       <w:r>
         <w:rPr>
@@ -1754,9 +1924,127 @@
     <w:p>
       <w:pPr>
         <w:pStyle w:val="Heading3"/>
-      </w:pPr>
-      <w:r>
-        <w:t>Exploratory Analysis (25 pts)</w:t>
+        <w:numPr>
+          <w:ilvl w:val="1"/>
+          <w:numId w:val="5"/>
+        </w:numPr>
+        <w:spacing w:before="0"/>
+        <w:rPr>
+          <w:b w:val="0"/>
+          <w:bCs w:val="0"/>
+        </w:rPr>
+      </w:pPr>
+      <w:r>
+        <w:rPr>
+          <w:b w:val="0"/>
+          <w:bCs w:val="0"/>
+        </w:rPr>
+        <w:t xml:space="preserve">Replicate </w:t>
+      </w:r>
+      <w:proofErr w:type="spellStart"/>
+      <w:r>
+        <w:rPr>
+          <w:b w:val="0"/>
+          <w:bCs w:val="0"/>
+        </w:rPr>
+        <w:t>downsampling</w:t>
+      </w:r>
+      <w:proofErr w:type="spellEnd"/>
+      <w:r>
+        <w:rPr>
+          <w:b w:val="0"/>
+          <w:bCs w:val="0"/>
+        </w:rPr>
+        <w:t xml:space="preserve"> to assess statistical power</w:t>
+      </w:r>
+      <w:r>
+        <w:rPr>
+          <w:b w:val="0"/>
+          <w:bCs w:val="0"/>
+        </w:rPr>
+        <w:t>.</w:t>
+      </w:r>
+    </w:p>
+    <w:p>
+      <w:pPr>
+        <w:pStyle w:val="Heading3"/>
+        <w:numPr>
+          <w:ilvl w:val="1"/>
+          <w:numId w:val="5"/>
+        </w:numPr>
+        <w:spacing w:before="0"/>
+        <w:rPr>
+          <w:b w:val="0"/>
+          <w:bCs w:val="0"/>
+        </w:rPr>
+      </w:pPr>
+      <w:r>
+        <w:rPr>
+          <w:b w:val="0"/>
+          <w:bCs w:val="0"/>
+        </w:rPr>
+        <w:t xml:space="preserve">DEG overlap across conditions using Venn or </w:t>
+      </w:r>
+      <w:proofErr w:type="spellStart"/>
+      <w:r>
+        <w:rPr>
+          <w:b w:val="0"/>
+          <w:bCs w:val="0"/>
+        </w:rPr>
+        <w:t>UpSet</w:t>
+      </w:r>
+      <w:proofErr w:type="spellEnd"/>
+      <w:r>
+        <w:rPr>
+          <w:b w:val="0"/>
+          <w:bCs w:val="0"/>
+        </w:rPr>
+        <w:t xml:space="preserve"> plot</w:t>
+      </w:r>
+      <w:r>
+        <w:rPr>
+          <w:b w:val="0"/>
+          <w:bCs w:val="0"/>
+        </w:rPr>
+        <w:t>.</w:t>
+      </w:r>
+    </w:p>
+    <w:p>
+      <w:pPr>
+        <w:pStyle w:val="ListParagraph"/>
+        <w:numPr>
+          <w:ilvl w:val="1"/>
+          <w:numId w:val="5"/>
+        </w:numPr>
+      </w:pPr>
+      <w:r>
+        <w:t>Use pseudo</w:t>
+      </w:r>
+      <w:r>
+        <w:t>-</w:t>
+      </w:r>
+      <w:r>
+        <w:t>counting tools like Salmon/Kallisto and compare to STAR/</w:t>
+      </w:r>
+      <w:proofErr w:type="spellStart"/>
+      <w:r>
+        <w:t>featurecounts</w:t>
+      </w:r>
+      <w:proofErr w:type="spellEnd"/>
+      <w:r>
+        <w:t xml:space="preserve"> results.</w:t>
+      </w:r>
+    </w:p>
+    <w:p>
+      <w:pPr>
+        <w:pStyle w:val="ListParagraph"/>
+        <w:numPr>
+          <w:ilvl w:val="1"/>
+          <w:numId w:val="5"/>
+        </w:numPr>
+      </w:pPr>
+      <w:r>
+        <w:t>Anything else that you find interesting.</w:t>
       </w:r>
     </w:p>
     <w:p>
@@ -1764,7 +2052,7 @@
         <w:pStyle w:val="Heading3"/>
         <w:numPr>
           <w:ilvl w:val="0"/>
-          <w:numId w:val="39"/>
+          <w:numId w:val="5"/>
         </w:numPr>
         <w:spacing w:before="0"/>
         <w:rPr>
@@ -1777,171 +2065,59 @@
           <w:b w:val="0"/>
           <w:bCs w:val="0"/>
         </w:rPr>
-        <w:t xml:space="preserve">Choose one deeper investigation (or propose </w:t>
-      </w:r>
-      <w:proofErr w:type="gramStart"/>
-      <w:r>
-        <w:rPr>
-          <w:b w:val="0"/>
-          <w:bCs w:val="0"/>
-        </w:rPr>
-        <w:t>your</w:t>
-      </w:r>
-      <w:proofErr w:type="gramEnd"/>
-      <w:r>
-        <w:rPr>
-          <w:b w:val="0"/>
-          <w:bCs w:val="0"/>
-        </w:rPr>
-        <w:t xml:space="preserve"> own with instructor approval): </w:t>
+        <w:t>Clearly state your question, method</w:t>
+      </w:r>
+      <w:r>
+        <w:rPr>
+          <w:b w:val="0"/>
+          <w:bCs w:val="0"/>
+        </w:rPr>
+        <w:t>s</w:t>
+      </w:r>
+      <w:r>
+        <w:rPr>
+          <w:b w:val="0"/>
+          <w:bCs w:val="0"/>
+        </w:rPr>
+        <w:t xml:space="preserve">, </w:t>
+      </w:r>
+      <w:r>
+        <w:rPr>
+          <w:b w:val="0"/>
+          <w:bCs w:val="0"/>
+        </w:rPr>
+        <w:t xml:space="preserve">and </w:t>
+      </w:r>
+      <w:r>
+        <w:rPr>
+          <w:b w:val="0"/>
+          <w:bCs w:val="0"/>
+        </w:rPr>
+        <w:t>findings</w:t>
+      </w:r>
+      <w:r>
+        <w:rPr>
+          <w:b w:val="0"/>
+          <w:bCs w:val="0"/>
+        </w:rPr>
+        <w:t>.</w:t>
       </w:r>
     </w:p>
     <w:p>
       <w:pPr>
         <w:pStyle w:val="Heading3"/>
-        <w:numPr>
-          <w:ilvl w:val="1"/>
-          <w:numId w:val="39"/>
-        </w:numPr>
-        <w:spacing w:before="0"/>
-        <w:rPr>
-          <w:b w:val="0"/>
-          <w:bCs w:val="0"/>
-        </w:rPr>
-      </w:pPr>
-      <w:r>
-        <w:rPr>
-          <w:b w:val="0"/>
-          <w:bCs w:val="0"/>
-        </w:rPr>
-        <w:t>GO enrichment on your DEG list (</w:t>
-      </w:r>
-      <w:proofErr w:type="spellStart"/>
-      <w:r>
-        <w:rPr>
-          <w:b w:val="0"/>
-          <w:bCs w:val="0"/>
-        </w:rPr>
-        <w:t>clusterProfiler</w:t>
-      </w:r>
-      <w:proofErr w:type="spellEnd"/>
-      <w:r>
-        <w:rPr>
-          <w:b w:val="0"/>
-          <w:bCs w:val="0"/>
-        </w:rPr>
-        <w:t xml:space="preserve"> or </w:t>
-      </w:r>
-      <w:proofErr w:type="spellStart"/>
-      <w:r>
-        <w:rPr>
-          <w:b w:val="0"/>
-          <w:bCs w:val="0"/>
-        </w:rPr>
-        <w:t>topGO</w:t>
-      </w:r>
-      <w:proofErr w:type="spellEnd"/>
-      <w:r>
-        <w:rPr>
-          <w:b w:val="0"/>
-          <w:bCs w:val="0"/>
-        </w:rPr>
-        <w:t>)</w:t>
-      </w:r>
-      <w:r>
-        <w:rPr>
-          <w:b w:val="0"/>
-          <w:bCs w:val="0"/>
-        </w:rPr>
-        <w:t>.</w:t>
-      </w:r>
-    </w:p>
-    <w:p>
-      <w:pPr>
-        <w:pStyle w:val="Heading3"/>
-        <w:numPr>
-          <w:ilvl w:val="1"/>
-          <w:numId w:val="39"/>
-        </w:numPr>
-        <w:spacing w:before="0"/>
-        <w:rPr>
-          <w:b w:val="0"/>
-          <w:bCs w:val="0"/>
-        </w:rPr>
-      </w:pPr>
-      <w:r>
-        <w:rPr>
-          <w:b w:val="0"/>
-          <w:bCs w:val="0"/>
-        </w:rPr>
-        <w:t xml:space="preserve">Replicate </w:t>
-      </w:r>
-      <w:proofErr w:type="spellStart"/>
-      <w:r>
-        <w:rPr>
-          <w:b w:val="0"/>
-          <w:bCs w:val="0"/>
-        </w:rPr>
-        <w:t>downsampling</w:t>
-      </w:r>
-      <w:proofErr w:type="spellEnd"/>
-      <w:r>
-        <w:rPr>
-          <w:b w:val="0"/>
-          <w:bCs w:val="0"/>
-        </w:rPr>
-        <w:t xml:space="preserve"> to assess statistical power</w:t>
-      </w:r>
-      <w:r>
-        <w:rPr>
-          <w:b w:val="0"/>
-          <w:bCs w:val="0"/>
-        </w:rPr>
-        <w:t>.</w:t>
-      </w:r>
-    </w:p>
-    <w:p>
-      <w:pPr>
-        <w:pStyle w:val="Heading3"/>
-        <w:numPr>
-          <w:ilvl w:val="1"/>
-          <w:numId w:val="39"/>
-        </w:numPr>
-        <w:spacing w:before="0"/>
-        <w:rPr>
-          <w:b w:val="0"/>
-          <w:bCs w:val="0"/>
-        </w:rPr>
-      </w:pPr>
-      <w:r>
-        <w:rPr>
-          <w:b w:val="0"/>
-          <w:bCs w:val="0"/>
-        </w:rPr>
-        <w:t xml:space="preserve">DEG overlap across conditions using Venn or </w:t>
-      </w:r>
-      <w:proofErr w:type="spellStart"/>
-      <w:r>
-        <w:rPr>
-          <w:b w:val="0"/>
-          <w:bCs w:val="0"/>
-        </w:rPr>
-        <w:t>UpSet</w:t>
-      </w:r>
-      <w:proofErr w:type="spellEnd"/>
-      <w:r>
-        <w:rPr>
-          <w:b w:val="0"/>
-          <w:bCs w:val="0"/>
-        </w:rPr>
-        <w:t xml:space="preserve"> plot</w:t>
-      </w:r>
-      <w:r>
-        <w:rPr>
-          <w:b w:val="0"/>
-          <w:bCs w:val="0"/>
-        </w:rPr>
-        <w:t>.</w:t>
+      </w:pPr>
+      <w:r>
+        <w:t>Written Narrative (</w:t>
+      </w:r>
+      <w:r>
+        <w:t>1</w:t>
+      </w:r>
+      <w:r>
+        <w:t>5</w:t>
+      </w:r>
+      <w:r>
+        <w:t xml:space="preserve"> pts)</w:t>
       </w:r>
     </w:p>
     <w:p>
@@ -1949,35 +2125,84 @@
         <w:pStyle w:val="Heading3"/>
         <w:numPr>
           <w:ilvl w:val="0"/>
-          <w:numId w:val="39"/>
+          <w:numId w:val="7"/>
         </w:numPr>
         <w:spacing w:before="0"/>
-        <w:rPr>
-          <w:b w:val="0"/>
-          <w:bCs w:val="0"/>
-        </w:rPr>
-      </w:pPr>
-      <w:r>
-        <w:rPr>
-          <w:b w:val="0"/>
-          <w:bCs w:val="0"/>
-        </w:rPr>
-        <w:t>Clearly state your question, method, findings, and biological interpretation</w:t>
-      </w:r>
-      <w:r>
-        <w:rPr>
-          <w:b w:val="0"/>
-          <w:bCs w:val="0"/>
-        </w:rPr>
-        <w:t>. This is your time to show what you’ve learned and hopefully have some fun.</w:t>
-      </w:r>
-    </w:p>
-    <w:p>
-      <w:pPr>
-        <w:pStyle w:val="Heading3"/>
-      </w:pPr>
-      <w:r>
-        <w:t>Written Narrative (25 pts)</w:t>
+        <w:ind w:left="720"/>
+        <w:rPr>
+          <w:b w:val="0"/>
+          <w:bCs w:val="0"/>
+        </w:rPr>
+      </w:pPr>
+      <w:r>
+        <w:rPr>
+          <w:b w:val="0"/>
+          <w:bCs w:val="0"/>
+        </w:rPr>
+        <w:t xml:space="preserve">Discuss whether your </w:t>
+      </w:r>
+      <w:r>
+        <w:rPr>
+          <w:b w:val="0"/>
+          <w:bCs w:val="0"/>
+        </w:rPr>
+        <w:t>dataset’s</w:t>
+      </w:r>
+      <w:r>
+        <w:rPr>
+          <w:b w:val="0"/>
+          <w:bCs w:val="0"/>
+        </w:rPr>
+        <w:t xml:space="preserve"> </w:t>
+      </w:r>
+      <w:r>
+        <w:rPr>
+          <w:b w:val="0"/>
+          <w:bCs w:val="0"/>
+        </w:rPr>
+        <w:t xml:space="preserve">results support or contradict </w:t>
+      </w:r>
+      <w:r>
+        <w:rPr>
+          <w:b w:val="0"/>
+          <w:bCs w:val="0"/>
+        </w:rPr>
+        <w:t>the</w:t>
+      </w:r>
+      <w:r>
+        <w:rPr>
+          <w:b w:val="0"/>
+          <w:bCs w:val="0"/>
+        </w:rPr>
+        <w:t xml:space="preserve"> </w:t>
+      </w:r>
+      <w:r>
+        <w:rPr>
+          <w:b w:val="0"/>
+          <w:bCs w:val="0"/>
+        </w:rPr>
+        <w:t>Ding et al.</w:t>
+      </w:r>
+      <w:r>
+        <w:rPr>
+          <w:b w:val="0"/>
+          <w:bCs w:val="0"/>
+        </w:rPr>
+        <w:t xml:space="preserve"> paper's</w:t>
+      </w:r>
+      <w:r>
+        <w:rPr>
+          <w:b w:val="0"/>
+          <w:bCs w:val="0"/>
+        </w:rPr>
+        <w:t xml:space="preserve"> conclusions</w:t>
+      </w:r>
+      <w:r>
+        <w:rPr>
+          <w:b w:val="0"/>
+          <w:bCs w:val="0"/>
+        </w:rPr>
+        <w:t>, or if you discover something else entirely.</w:t>
       </w:r>
     </w:p>
     <w:p>
@@ -1985,27 +2210,28 @@
         <w:pStyle w:val="Heading3"/>
         <w:numPr>
           <w:ilvl w:val="0"/>
-          <w:numId w:val="40"/>
+          <w:numId w:val="7"/>
         </w:numPr>
         <w:spacing w:before="0"/>
-        <w:rPr>
-          <w:b w:val="0"/>
-          <w:bCs w:val="0"/>
-        </w:rPr>
-      </w:pPr>
-      <w:r>
-        <w:rPr>
-          <w:b w:val="0"/>
-          <w:bCs w:val="0"/>
-        </w:rPr>
-        <w:t>Discuss whether your results support or contradict the paper's conclusions</w:t>
-      </w:r>
-      <w:r>
-        <w:rPr>
-          <w:b w:val="0"/>
-          <w:bCs w:val="0"/>
-        </w:rPr>
-        <w:t>, or if you discover something else entirely.</w:t>
+        <w:ind w:left="720"/>
+        <w:rPr>
+          <w:b w:val="0"/>
+          <w:bCs w:val="0"/>
+        </w:rPr>
+      </w:pPr>
+      <w:r>
+        <w:rPr>
+          <w:b w:val="0"/>
+          <w:bCs w:val="0"/>
+        </w:rPr>
+        <w:t>Describe one thing that didn't work as expected and how you handled it</w:t>
+      </w:r>
+      <w:r>
+        <w:rPr>
+          <w:b w:val="0"/>
+          <w:bCs w:val="0"/>
+        </w:rPr>
+        <w:t>.</w:t>
       </w:r>
     </w:p>
     <w:p>
@@ -2013,20 +2239,44 @@
         <w:pStyle w:val="Heading3"/>
         <w:numPr>
           <w:ilvl w:val="0"/>
-          <w:numId w:val="40"/>
+          <w:numId w:val="7"/>
         </w:numPr>
         <w:spacing w:before="0"/>
-        <w:rPr>
-          <w:b w:val="0"/>
-          <w:bCs w:val="0"/>
-        </w:rPr>
-      </w:pPr>
-      <w:r>
-        <w:rPr>
-          <w:b w:val="0"/>
-          <w:bCs w:val="0"/>
-        </w:rPr>
-        <w:t>Describe one thing that didn't work as expected and how you handled it</w:t>
+        <w:ind w:left="720"/>
+        <w:rPr>
+          <w:b w:val="0"/>
+          <w:bCs w:val="0"/>
+        </w:rPr>
+      </w:pPr>
+      <w:r>
+        <w:rPr>
+          <w:b w:val="0"/>
+          <w:bCs w:val="0"/>
+        </w:rPr>
+        <w:t xml:space="preserve">Reflect on </w:t>
+      </w:r>
+      <w:proofErr w:type="gramStart"/>
+      <w:r>
+        <w:rPr>
+          <w:b w:val="0"/>
+          <w:bCs w:val="0"/>
+        </w:rPr>
+        <w:t xml:space="preserve">the </w:t>
+      </w:r>
+      <w:r>
+        <w:rPr>
+          <w:b w:val="0"/>
+          <w:bCs w:val="0"/>
+        </w:rPr>
+        <w:t>your</w:t>
+      </w:r>
+      <w:proofErr w:type="gramEnd"/>
+      <w:r>
+        <w:rPr>
+          <w:b w:val="0"/>
+          <w:bCs w:val="0"/>
+        </w:rPr>
+        <w:t xml:space="preserve"> exploratory analysis and the analytical/biological interpretations</w:t>
       </w:r>
       <w:r>
         <w:rPr>
@@ -2041,37 +2291,10 @@
         <w:pStyle w:val="Heading3"/>
         <w:numPr>
           <w:ilvl w:val="0"/>
-          <w:numId w:val="40"/>
+          <w:numId w:val="7"/>
         </w:numPr>
         <w:spacing w:before="0"/>
-        <w:rPr>
-          <w:b w:val="0"/>
-          <w:bCs w:val="0"/>
-        </w:rPr>
-      </w:pPr>
-      <w:r>
-        <w:rPr>
-          <w:b w:val="0"/>
-          <w:bCs w:val="0"/>
-        </w:rPr>
-        <w:t>Reflect on the limitations of analyzing only a replicate subset</w:t>
-      </w:r>
-      <w:r>
-        <w:rPr>
-          <w:b w:val="0"/>
-          <w:bCs w:val="0"/>
-        </w:rPr>
-        <w:t>.</w:t>
-      </w:r>
-    </w:p>
-    <w:p>
-      <w:pPr>
-        <w:pStyle w:val="Heading3"/>
-        <w:numPr>
-          <w:ilvl w:val="0"/>
-          <w:numId w:val="40"/>
-        </w:numPr>
-        <w:spacing w:before="0"/>
+        <w:ind w:left="720"/>
         <w:rPr>
           <w:b w:val="0"/>
           <w:bCs w:val="0"/>
@@ -2133,7 +2356,7 @@
         <w:pStyle w:val="ListParagraph"/>
         <w:numPr>
           <w:ilvl w:val="0"/>
-          <w:numId w:val="28"/>
+          <w:numId w:val="1"/>
         </w:numPr>
         <w:rPr>
           <w:szCs w:val="24"/>
@@ -2180,7 +2403,7 @@
         <w:pStyle w:val="ListParagraph"/>
         <w:numPr>
           <w:ilvl w:val="0"/>
-          <w:numId w:val="28"/>
+          <w:numId w:val="1"/>
         </w:numPr>
         <w:rPr>
           <w:szCs w:val="24"/>
@@ -2208,7 +2431,7 @@
         <w:pStyle w:val="ListParagraph"/>
         <w:numPr>
           <w:ilvl w:val="0"/>
-          <w:numId w:val="28"/>
+          <w:numId w:val="1"/>
         </w:numPr>
         <w:rPr>
           <w:szCs w:val="24"/>
@@ -2244,7 +2467,7 @@
         <w:pStyle w:val="ListParagraph"/>
         <w:numPr>
           <w:ilvl w:val="0"/>
-          <w:numId w:val="28"/>
+          <w:numId w:val="1"/>
         </w:numPr>
         <w:rPr>
           <w:rFonts w:ascii="Times New Roman" w:hAnsi="Times New Roman" w:cs="Times New Roman"/>
@@ -2290,7 +2513,7 @@
         <w:pStyle w:val="ListParagraph"/>
         <w:numPr>
           <w:ilvl w:val="0"/>
-          <w:numId w:val="28"/>
+          <w:numId w:val="1"/>
         </w:numPr>
         <w:rPr>
           <w:rStyle w:val="Hyperlink"/>
@@ -2316,7 +2539,7 @@
         <w:pStyle w:val="ListParagraph"/>
         <w:numPr>
           <w:ilvl w:val="0"/>
-          <w:numId w:val="28"/>
+          <w:numId w:val="1"/>
         </w:numPr>
         <w:rPr>
           <w:rStyle w:val="Hyperlink"/>
@@ -2348,7 +2571,7 @@
         <w:pStyle w:val="ListParagraph"/>
         <w:numPr>
           <w:ilvl w:val="0"/>
-          <w:numId w:val="28"/>
+          <w:numId w:val="1"/>
         </w:numPr>
         <w:rPr>
           <w:szCs w:val="24"/>
@@ -2376,7 +2599,7 @@
         <w:pStyle w:val="ListParagraph"/>
         <w:numPr>
           <w:ilvl w:val="0"/>
-          <w:numId w:val="28"/>
+          <w:numId w:val="1"/>
         </w:numPr>
         <w:rPr>
           <w:szCs w:val="24"/>
@@ -2404,7 +2627,7 @@
         <w:pStyle w:val="ListParagraph"/>
         <w:numPr>
           <w:ilvl w:val="0"/>
-          <w:numId w:val="28"/>
+          <w:numId w:val="1"/>
         </w:numPr>
         <w:rPr>
           <w:szCs w:val="24"/>
@@ -2710,7 +2933,15 @@
           <w:rFonts w:eastAsia="Times New Roman"/>
           <w:szCs w:val="24"/>
         </w:rPr>
-        <w:t xml:space="preserve">The University of Tennessee, Knoxville, is committed to providing an inclusive learning environment for all students. If you anticipate or experience a barrier in this course due to a chronic health condition, a learning, hearing, neurological, mental health, vision, physical, or other kind of disability, or a temporary injury, you are encouraged to contact </w:t>
+        <w:t xml:space="preserve">The University of Tennessee, Knoxville, is committed to providing an inclusive learning environment for all students. If you anticipate or experience a barrier in this course due to </w:t>
+      </w:r>
+      <w:r>
+        <w:rPr>
+          <w:rFonts w:eastAsia="Times New Roman"/>
+          <w:szCs w:val="24"/>
+        </w:rPr>
+        <w:lastRenderedPageBreak/>
+        <w:t xml:space="preserve">a chronic health condition, a learning, hearing, neurological, mental health, vision, physical, or other kind of disability, or a temporary injury, you are encouraged to contact </w:t>
       </w:r>
       <w:hyperlink r:id="rId22" w:history="1">
         <w:r>
@@ -2746,15 +2977,7 @@
           <w:rFonts w:eastAsia="Times New Roman"/>
           <w:szCs w:val="24"/>
         </w:rPr>
-        <w:t xml:space="preserve">. An SDS Coordinator will meet with you to develop a plan to ensure you have equitable access to this course. If you are already registered </w:t>
-      </w:r>
-      <w:r>
-        <w:rPr>
-          <w:rFonts w:eastAsia="Times New Roman"/>
-          <w:szCs w:val="24"/>
-        </w:rPr>
-        <w:lastRenderedPageBreak/>
-        <w:t>with SDS, please contact your instructor to discuss implementing accommodations included in your course access letter.</w:t>
+        <w:t>. An SDS Coordinator will meet with you to develop a plan to ensure you have equitable access to this course. If you are already registered with SDS, please contact your instructor to discuss implementing accommodations included in your course access letter.</w:t>
       </w:r>
     </w:p>
     <w:p/>
@@ -3415,170 +3638,590 @@
 <file path=word/numbering.xml><?xml version="1.0" encoding="utf-8"?>
 <w:numbering xmlns:wpc="http://schemas.microsoft.com/office/word/2010/wordprocessingCanvas" xmlns:cx="http://schemas.microsoft.com/office/drawing/2014/chartex" xmlns:cx1="http://schemas.microsoft.com/office/drawing/2015/9/8/chartex" xmlns:cx2="http://schemas.microsoft.com/office/drawing/2015/10/21/chartex" xmlns:cx3="http://schemas.microsoft.com/office/drawing/2016/5/9/chartex" xmlns:cx4="http://schemas.microsoft.com/office/drawing/2016/5/10/chartex" xmlns:cx5="http://schemas.microsoft.com/office/drawing/2016/5/11/chartex" xmlns:cx6="http://schemas.microsoft.com/office/drawing/2016/5/12/chartex" xmlns:cx7="http://schemas.microsoft.com/office/drawing/2016/5/13/chartex" xmlns:cx8="http://schemas.microsoft.com/office/drawing/2016/5/14/chartex" xmlns:mc="http://schemas.openxmlformats.org/markup-compatibility/2006" xmlns:aink="http://schemas.microsoft.com/office/drawing/2016/ink" xmlns:am3d="http://schemas.microsoft.com/office/drawing/2017/model3d" xmlns:o="urn:schemas-microsoft-com:office:office" xmlns:oel="http://schemas.microsoft.com/office/2019/extlst" xmlns:r="http://schemas.openxmlformats.org/officeDocument/2006/relationships" xmlns:m="http://schemas.openxmlformats.org/officeDocument/2006/math" xmlns:v="urn:schemas-microsoft-com:vml" xmlns:wp14="http://schemas.microsoft.com/office/word/2010/wordprocessingDrawing" xmlns:wp="http://schemas.openxmlformats.org/drawingml/2006/wordprocessingDrawing" xmlns:w10="urn:schemas-microsoft-com:office:word" xmlns:w="http://schemas.openxmlformats.org/wordprocessingml/2006/main" xmlns:w14="http://schemas.microsoft.com/office/word/2010/wordml" xmlns:w15="http://schemas.microsoft.com/office/word/2012/wordml" xmlns:w16cex="http://schemas.microsoft.com/office/word/2018/wordml/cex" xmlns:w16cid="http://schemas.microsoft.com/office/word/2016/wordml/cid" xmlns:w16="http://schemas.microsoft.com/office/word/2018/wordml" xmlns:w16du="http://schemas.microsoft.com/office/word/2023/wordml/word16du" xmlns:w16sdtdh="http://schemas.microsoft.com/office/word/2020/wordml/sdtdatahash" xmlns:w16sdtfl="http://schemas.microsoft.com/office/word/2024/wordml/sdtformatlock" xmlns:w16se="http://schemas.microsoft.com/office/word/2015/wordml/symex" xmlns:wpg="http://schemas.microsoft.com/office/word/2010/wordprocessingGroup" xmlns:wpi="http://schemas.microsoft.com/office/word/2010/wordprocessingInk" xmlns:wne="http://schemas.microsoft.com/office/word/2006/wordml" xmlns:wps="http://schemas.microsoft.com/office/word/2010/wordprocessingShape" mc:Ignorable="w14 w15 w16se w16cid w16 w16cex w16sdtdh w16sdtfl w16du wp14">
   <w:abstractNum w:abstractNumId="0" w15:restartNumberingAfterBreak="0">
-    <w:nsid w:val="FFFFFF1D"/>
+    <w:nsid w:val="02505A9F"/>
+    <w:multiLevelType w:val="hybridMultilevel"/>
+    <w:tmpl w:val="7EAE5DAE"/>
+    <w:lvl w:ilvl="0" w:tplc="04090001">
+      <w:start w:val="1"/>
+      <w:numFmt w:val="bullet"/>
+      <w:lvlText w:val=""/>
+      <w:lvlJc w:val="left"/>
+      <w:pPr>
+        <w:ind w:left="1080" w:hanging="360"/>
+      </w:pPr>
+      <w:rPr>
+        <w:rFonts w:ascii="Symbol" w:hAnsi="Symbol" w:hint="default"/>
+      </w:rPr>
+    </w:lvl>
+    <w:lvl w:ilvl="1" w:tplc="04090003" w:tentative="1">
+      <w:start w:val="1"/>
+      <w:numFmt w:val="bullet"/>
+      <w:lvlText w:val="o"/>
+      <w:lvlJc w:val="left"/>
+      <w:pPr>
+        <w:ind w:left="1800" w:hanging="360"/>
+      </w:pPr>
+      <w:rPr>
+        <w:rFonts w:ascii="Courier New" w:hAnsi="Courier New" w:cs="Courier New" w:hint="default"/>
+      </w:rPr>
+    </w:lvl>
+    <w:lvl w:ilvl="2" w:tplc="04090005" w:tentative="1">
+      <w:start w:val="1"/>
+      <w:numFmt w:val="bullet"/>
+      <w:lvlText w:val=""/>
+      <w:lvlJc w:val="left"/>
+      <w:pPr>
+        <w:ind w:left="2520" w:hanging="360"/>
+      </w:pPr>
+      <w:rPr>
+        <w:rFonts w:ascii="Wingdings" w:hAnsi="Wingdings" w:hint="default"/>
+      </w:rPr>
+    </w:lvl>
+    <w:lvl w:ilvl="3" w:tplc="04090001" w:tentative="1">
+      <w:start w:val="1"/>
+      <w:numFmt w:val="bullet"/>
+      <w:lvlText w:val=""/>
+      <w:lvlJc w:val="left"/>
+      <w:pPr>
+        <w:ind w:left="3240" w:hanging="360"/>
+      </w:pPr>
+      <w:rPr>
+        <w:rFonts w:ascii="Symbol" w:hAnsi="Symbol" w:hint="default"/>
+      </w:rPr>
+    </w:lvl>
+    <w:lvl w:ilvl="4" w:tplc="04090003" w:tentative="1">
+      <w:start w:val="1"/>
+      <w:numFmt w:val="bullet"/>
+      <w:lvlText w:val="o"/>
+      <w:lvlJc w:val="left"/>
+      <w:pPr>
+        <w:ind w:left="3960" w:hanging="360"/>
+      </w:pPr>
+      <w:rPr>
+        <w:rFonts w:ascii="Courier New" w:hAnsi="Courier New" w:cs="Courier New" w:hint="default"/>
+      </w:rPr>
+    </w:lvl>
+    <w:lvl w:ilvl="5" w:tplc="04090005" w:tentative="1">
+      <w:start w:val="1"/>
+      <w:numFmt w:val="bullet"/>
+      <w:lvlText w:val=""/>
+      <w:lvlJc w:val="left"/>
+      <w:pPr>
+        <w:ind w:left="4680" w:hanging="360"/>
+      </w:pPr>
+      <w:rPr>
+        <w:rFonts w:ascii="Wingdings" w:hAnsi="Wingdings" w:hint="default"/>
+      </w:rPr>
+    </w:lvl>
+    <w:lvl w:ilvl="6" w:tplc="04090001" w:tentative="1">
+      <w:start w:val="1"/>
+      <w:numFmt w:val="bullet"/>
+      <w:lvlText w:val=""/>
+      <w:lvlJc w:val="left"/>
+      <w:pPr>
+        <w:ind w:left="5400" w:hanging="360"/>
+      </w:pPr>
+      <w:rPr>
+        <w:rFonts w:ascii="Symbol" w:hAnsi="Symbol" w:hint="default"/>
+      </w:rPr>
+    </w:lvl>
+    <w:lvl w:ilvl="7" w:tplc="04090003" w:tentative="1">
+      <w:start w:val="1"/>
+      <w:numFmt w:val="bullet"/>
+      <w:lvlText w:val="o"/>
+      <w:lvlJc w:val="left"/>
+      <w:pPr>
+        <w:ind w:left="6120" w:hanging="360"/>
+      </w:pPr>
+      <w:rPr>
+        <w:rFonts w:ascii="Courier New" w:hAnsi="Courier New" w:cs="Courier New" w:hint="default"/>
+      </w:rPr>
+    </w:lvl>
+    <w:lvl w:ilvl="8" w:tplc="04090005" w:tentative="1">
+      <w:start w:val="1"/>
+      <w:numFmt w:val="bullet"/>
+      <w:lvlText w:val=""/>
+      <w:lvlJc w:val="left"/>
+      <w:pPr>
+        <w:ind w:left="6840" w:hanging="360"/>
+      </w:pPr>
+      <w:rPr>
+        <w:rFonts w:ascii="Wingdings" w:hAnsi="Wingdings" w:hint="default"/>
+      </w:rPr>
+    </w:lvl>
+  </w:abstractNum>
+  <w:abstractNum w:abstractNumId="1" w15:restartNumberingAfterBreak="0">
+    <w:nsid w:val="1942355E"/>
+    <w:multiLevelType w:val="hybridMultilevel"/>
+    <w:tmpl w:val="15CA69B6"/>
+    <w:lvl w:ilvl="0" w:tplc="04090001">
+      <w:start w:val="1"/>
+      <w:numFmt w:val="bullet"/>
+      <w:lvlText w:val=""/>
+      <w:lvlJc w:val="left"/>
+      <w:pPr>
+        <w:ind w:left="1080" w:hanging="360"/>
+      </w:pPr>
+      <w:rPr>
+        <w:rFonts w:ascii="Symbol" w:hAnsi="Symbol" w:hint="default"/>
+      </w:rPr>
+    </w:lvl>
+    <w:lvl w:ilvl="1" w:tplc="04090003" w:tentative="1">
+      <w:start w:val="1"/>
+      <w:numFmt w:val="bullet"/>
+      <w:lvlText w:val="o"/>
+      <w:lvlJc w:val="left"/>
+      <w:pPr>
+        <w:ind w:left="1800" w:hanging="360"/>
+      </w:pPr>
+      <w:rPr>
+        <w:rFonts w:ascii="Courier New" w:hAnsi="Courier New" w:cs="Courier New" w:hint="default"/>
+      </w:rPr>
+    </w:lvl>
+    <w:lvl w:ilvl="2" w:tplc="04090005" w:tentative="1">
+      <w:start w:val="1"/>
+      <w:numFmt w:val="bullet"/>
+      <w:lvlText w:val=""/>
+      <w:lvlJc w:val="left"/>
+      <w:pPr>
+        <w:ind w:left="2520" w:hanging="360"/>
+      </w:pPr>
+      <w:rPr>
+        <w:rFonts w:ascii="Wingdings" w:hAnsi="Wingdings" w:hint="default"/>
+      </w:rPr>
+    </w:lvl>
+    <w:lvl w:ilvl="3" w:tplc="04090001" w:tentative="1">
+      <w:start w:val="1"/>
+      <w:numFmt w:val="bullet"/>
+      <w:lvlText w:val=""/>
+      <w:lvlJc w:val="left"/>
+      <w:pPr>
+        <w:ind w:left="3240" w:hanging="360"/>
+      </w:pPr>
+      <w:rPr>
+        <w:rFonts w:ascii="Symbol" w:hAnsi="Symbol" w:hint="default"/>
+      </w:rPr>
+    </w:lvl>
+    <w:lvl w:ilvl="4" w:tplc="04090003" w:tentative="1">
+      <w:start w:val="1"/>
+      <w:numFmt w:val="bullet"/>
+      <w:lvlText w:val="o"/>
+      <w:lvlJc w:val="left"/>
+      <w:pPr>
+        <w:ind w:left="3960" w:hanging="360"/>
+      </w:pPr>
+      <w:rPr>
+        <w:rFonts w:ascii="Courier New" w:hAnsi="Courier New" w:cs="Courier New" w:hint="default"/>
+      </w:rPr>
+    </w:lvl>
+    <w:lvl w:ilvl="5" w:tplc="04090005" w:tentative="1">
+      <w:start w:val="1"/>
+      <w:numFmt w:val="bullet"/>
+      <w:lvlText w:val=""/>
+      <w:lvlJc w:val="left"/>
+      <w:pPr>
+        <w:ind w:left="4680" w:hanging="360"/>
+      </w:pPr>
+      <w:rPr>
+        <w:rFonts w:ascii="Wingdings" w:hAnsi="Wingdings" w:hint="default"/>
+      </w:rPr>
+    </w:lvl>
+    <w:lvl w:ilvl="6" w:tplc="04090001" w:tentative="1">
+      <w:start w:val="1"/>
+      <w:numFmt w:val="bullet"/>
+      <w:lvlText w:val=""/>
+      <w:lvlJc w:val="left"/>
+      <w:pPr>
+        <w:ind w:left="5400" w:hanging="360"/>
+      </w:pPr>
+      <w:rPr>
+        <w:rFonts w:ascii="Symbol" w:hAnsi="Symbol" w:hint="default"/>
+      </w:rPr>
+    </w:lvl>
+    <w:lvl w:ilvl="7" w:tplc="04090003" w:tentative="1">
+      <w:start w:val="1"/>
+      <w:numFmt w:val="bullet"/>
+      <w:lvlText w:val="o"/>
+      <w:lvlJc w:val="left"/>
+      <w:pPr>
+        <w:ind w:left="6120" w:hanging="360"/>
+      </w:pPr>
+      <w:rPr>
+        <w:rFonts w:ascii="Courier New" w:hAnsi="Courier New" w:cs="Courier New" w:hint="default"/>
+      </w:rPr>
+    </w:lvl>
+    <w:lvl w:ilvl="8" w:tplc="04090005" w:tentative="1">
+      <w:start w:val="1"/>
+      <w:numFmt w:val="bullet"/>
+      <w:lvlText w:val=""/>
+      <w:lvlJc w:val="left"/>
+      <w:pPr>
+        <w:ind w:left="6840" w:hanging="360"/>
+      </w:pPr>
+      <w:rPr>
+        <w:rFonts w:ascii="Wingdings" w:hAnsi="Wingdings" w:hint="default"/>
+      </w:rPr>
+    </w:lvl>
+  </w:abstractNum>
+  <w:abstractNum w:abstractNumId="2" w15:restartNumberingAfterBreak="0">
+    <w:nsid w:val="25BB3BDB"/>
+    <w:multiLevelType w:val="hybridMultilevel"/>
+    <w:tmpl w:val="A276254A"/>
+    <w:lvl w:ilvl="0" w:tplc="04090001">
+      <w:start w:val="1"/>
+      <w:numFmt w:val="bullet"/>
+      <w:lvlText w:val=""/>
+      <w:lvlJc w:val="left"/>
+      <w:pPr>
+        <w:ind w:left="720" w:hanging="360"/>
+      </w:pPr>
+      <w:rPr>
+        <w:rFonts w:ascii="Symbol" w:hAnsi="Symbol" w:hint="default"/>
+      </w:rPr>
+    </w:lvl>
+    <w:lvl w:ilvl="1" w:tplc="FFFFFFFF" w:tentative="1">
+      <w:start w:val="1"/>
+      <w:numFmt w:val="bullet"/>
+      <w:lvlText w:val="o"/>
+      <w:lvlJc w:val="left"/>
+      <w:pPr>
+        <w:ind w:left="1440" w:hanging="360"/>
+      </w:pPr>
+      <w:rPr>
+        <w:rFonts w:ascii="Courier New" w:hAnsi="Courier New" w:cs="Courier New" w:hint="default"/>
+      </w:rPr>
+    </w:lvl>
+    <w:lvl w:ilvl="2" w:tplc="FFFFFFFF" w:tentative="1">
+      <w:start w:val="1"/>
+      <w:numFmt w:val="bullet"/>
+      <w:lvlText w:val=""/>
+      <w:lvlJc w:val="left"/>
+      <w:pPr>
+        <w:ind w:left="2160" w:hanging="360"/>
+      </w:pPr>
+      <w:rPr>
+        <w:rFonts w:ascii="Wingdings" w:hAnsi="Wingdings" w:hint="default"/>
+      </w:rPr>
+    </w:lvl>
+    <w:lvl w:ilvl="3" w:tplc="FFFFFFFF" w:tentative="1">
+      <w:start w:val="1"/>
+      <w:numFmt w:val="bullet"/>
+      <w:lvlText w:val=""/>
+      <w:lvlJc w:val="left"/>
+      <w:pPr>
+        <w:ind w:left="2880" w:hanging="360"/>
+      </w:pPr>
+      <w:rPr>
+        <w:rFonts w:ascii="Symbol" w:hAnsi="Symbol" w:hint="default"/>
+      </w:rPr>
+    </w:lvl>
+    <w:lvl w:ilvl="4" w:tplc="FFFFFFFF" w:tentative="1">
+      <w:start w:val="1"/>
+      <w:numFmt w:val="bullet"/>
+      <w:lvlText w:val="o"/>
+      <w:lvlJc w:val="left"/>
+      <w:pPr>
+        <w:ind w:left="3600" w:hanging="360"/>
+      </w:pPr>
+      <w:rPr>
+        <w:rFonts w:ascii="Courier New" w:hAnsi="Courier New" w:cs="Courier New" w:hint="default"/>
+      </w:rPr>
+    </w:lvl>
+    <w:lvl w:ilvl="5" w:tplc="FFFFFFFF" w:tentative="1">
+      <w:start w:val="1"/>
+      <w:numFmt w:val="bullet"/>
+      <w:lvlText w:val=""/>
+      <w:lvlJc w:val="left"/>
+      <w:pPr>
+        <w:ind w:left="4320" w:hanging="360"/>
+      </w:pPr>
+      <w:rPr>
+        <w:rFonts w:ascii="Wingdings" w:hAnsi="Wingdings" w:hint="default"/>
+      </w:rPr>
+    </w:lvl>
+    <w:lvl w:ilvl="6" w:tplc="FFFFFFFF" w:tentative="1">
+      <w:start w:val="1"/>
+      <w:numFmt w:val="bullet"/>
+      <w:lvlText w:val=""/>
+      <w:lvlJc w:val="left"/>
+      <w:pPr>
+        <w:ind w:left="5040" w:hanging="360"/>
+      </w:pPr>
+      <w:rPr>
+        <w:rFonts w:ascii="Symbol" w:hAnsi="Symbol" w:hint="default"/>
+      </w:rPr>
+    </w:lvl>
+    <w:lvl w:ilvl="7" w:tplc="FFFFFFFF" w:tentative="1">
+      <w:start w:val="1"/>
+      <w:numFmt w:val="bullet"/>
+      <w:lvlText w:val="o"/>
+      <w:lvlJc w:val="left"/>
+      <w:pPr>
+        <w:ind w:left="5760" w:hanging="360"/>
+      </w:pPr>
+      <w:rPr>
+        <w:rFonts w:ascii="Courier New" w:hAnsi="Courier New" w:cs="Courier New" w:hint="default"/>
+      </w:rPr>
+    </w:lvl>
+    <w:lvl w:ilvl="8" w:tplc="FFFFFFFF" w:tentative="1">
+      <w:start w:val="1"/>
+      <w:numFmt w:val="bullet"/>
+      <w:lvlText w:val=""/>
+      <w:lvlJc w:val="left"/>
+      <w:pPr>
+        <w:ind w:left="6480" w:hanging="360"/>
+      </w:pPr>
+      <w:rPr>
+        <w:rFonts w:ascii="Wingdings" w:hAnsi="Wingdings" w:hint="default"/>
+      </w:rPr>
+    </w:lvl>
+  </w:abstractNum>
+  <w:abstractNum w:abstractNumId="3" w15:restartNumberingAfterBreak="0">
+    <w:nsid w:val="308514CB"/>
+    <w:multiLevelType w:val="hybridMultilevel"/>
+    <w:tmpl w:val="AD9E366C"/>
+    <w:lvl w:ilvl="0" w:tplc="04090001">
+      <w:start w:val="1"/>
+      <w:numFmt w:val="bullet"/>
+      <w:lvlText w:val=""/>
+      <w:lvlJc w:val="left"/>
+      <w:pPr>
+        <w:ind w:left="720" w:hanging="360"/>
+      </w:pPr>
+      <w:rPr>
+        <w:rFonts w:ascii="Symbol" w:hAnsi="Symbol" w:hint="default"/>
+      </w:rPr>
+    </w:lvl>
+    <w:lvl w:ilvl="1" w:tplc="04090003">
+      <w:start w:val="1"/>
+      <w:numFmt w:val="bullet"/>
+      <w:lvlText w:val="o"/>
+      <w:lvlJc w:val="left"/>
+      <w:pPr>
+        <w:ind w:left="1440" w:hanging="360"/>
+      </w:pPr>
+      <w:rPr>
+        <w:rFonts w:ascii="Courier New" w:hAnsi="Courier New" w:cs="Courier New" w:hint="default"/>
+      </w:rPr>
+    </w:lvl>
+    <w:lvl w:ilvl="2" w:tplc="04090005" w:tentative="1">
+      <w:start w:val="1"/>
+      <w:numFmt w:val="bullet"/>
+      <w:lvlText w:val=""/>
+      <w:lvlJc w:val="left"/>
+      <w:pPr>
+        <w:ind w:left="2160" w:hanging="360"/>
+      </w:pPr>
+      <w:rPr>
+        <w:rFonts w:ascii="Wingdings" w:hAnsi="Wingdings" w:hint="default"/>
+      </w:rPr>
+    </w:lvl>
+    <w:lvl w:ilvl="3" w:tplc="04090001" w:tentative="1">
+      <w:start w:val="1"/>
+      <w:numFmt w:val="bullet"/>
+      <w:lvlText w:val=""/>
+      <w:lvlJc w:val="left"/>
+      <w:pPr>
+        <w:ind w:left="2880" w:hanging="360"/>
+      </w:pPr>
+      <w:rPr>
+        <w:rFonts w:ascii="Symbol" w:hAnsi="Symbol" w:hint="default"/>
+      </w:rPr>
+    </w:lvl>
+    <w:lvl w:ilvl="4" w:tplc="04090003" w:tentative="1">
+      <w:start w:val="1"/>
+      <w:numFmt w:val="bullet"/>
+      <w:lvlText w:val="o"/>
+      <w:lvlJc w:val="left"/>
+      <w:pPr>
+        <w:ind w:left="3600" w:hanging="360"/>
+      </w:pPr>
+      <w:rPr>
+        <w:rFonts w:ascii="Courier New" w:hAnsi="Courier New" w:cs="Courier New" w:hint="default"/>
+      </w:rPr>
+    </w:lvl>
+    <w:lvl w:ilvl="5" w:tplc="04090005" w:tentative="1">
+      <w:start w:val="1"/>
+      <w:numFmt w:val="bullet"/>
+      <w:lvlText w:val=""/>
+      <w:lvlJc w:val="left"/>
+      <w:pPr>
+        <w:ind w:left="4320" w:hanging="360"/>
+      </w:pPr>
+      <w:rPr>
+        <w:rFonts w:ascii="Wingdings" w:hAnsi="Wingdings" w:hint="default"/>
+      </w:rPr>
+    </w:lvl>
+    <w:lvl w:ilvl="6" w:tplc="04090001" w:tentative="1">
+      <w:start w:val="1"/>
+      <w:numFmt w:val="bullet"/>
+      <w:lvlText w:val=""/>
+      <w:lvlJc w:val="left"/>
+      <w:pPr>
+        <w:ind w:left="5040" w:hanging="360"/>
+      </w:pPr>
+      <w:rPr>
+        <w:rFonts w:ascii="Symbol" w:hAnsi="Symbol" w:hint="default"/>
+      </w:rPr>
+    </w:lvl>
+    <w:lvl w:ilvl="7" w:tplc="04090003" w:tentative="1">
+      <w:start w:val="1"/>
+      <w:numFmt w:val="bullet"/>
+      <w:lvlText w:val="o"/>
+      <w:lvlJc w:val="left"/>
+      <w:pPr>
+        <w:ind w:left="5760" w:hanging="360"/>
+      </w:pPr>
+      <w:rPr>
+        <w:rFonts w:ascii="Courier New" w:hAnsi="Courier New" w:cs="Courier New" w:hint="default"/>
+      </w:rPr>
+    </w:lvl>
+    <w:lvl w:ilvl="8" w:tplc="04090005" w:tentative="1">
+      <w:start w:val="1"/>
+      <w:numFmt w:val="bullet"/>
+      <w:lvlText w:val=""/>
+      <w:lvlJc w:val="left"/>
+      <w:pPr>
+        <w:ind w:left="6480" w:hanging="360"/>
+      </w:pPr>
+      <w:rPr>
+        <w:rFonts w:ascii="Wingdings" w:hAnsi="Wingdings" w:hint="default"/>
+      </w:rPr>
+    </w:lvl>
+  </w:abstractNum>
+  <w:abstractNum w:abstractNumId="4" w15:restartNumberingAfterBreak="0">
+    <w:nsid w:val="56AA01FD"/>
+    <w:multiLevelType w:val="hybridMultilevel"/>
+    <w:tmpl w:val="FAF2B99A"/>
+    <w:lvl w:ilvl="0" w:tplc="04090001">
+      <w:start w:val="1"/>
+      <w:numFmt w:val="bullet"/>
+      <w:lvlText w:val=""/>
+      <w:lvlJc w:val="left"/>
+      <w:pPr>
+        <w:ind w:left="720" w:hanging="360"/>
+      </w:pPr>
+      <w:rPr>
+        <w:rFonts w:ascii="Symbol" w:hAnsi="Symbol" w:hint="default"/>
+      </w:rPr>
+    </w:lvl>
+    <w:lvl w:ilvl="1" w:tplc="04090003" w:tentative="1">
+      <w:start w:val="1"/>
+      <w:numFmt w:val="bullet"/>
+      <w:lvlText w:val="o"/>
+      <w:lvlJc w:val="left"/>
+      <w:pPr>
+        <w:ind w:left="1440" w:hanging="360"/>
+      </w:pPr>
+      <w:rPr>
+        <w:rFonts w:ascii="Courier New" w:hAnsi="Courier New" w:cs="Courier New" w:hint="default"/>
+      </w:rPr>
+    </w:lvl>
+    <w:lvl w:ilvl="2" w:tplc="04090005" w:tentative="1">
+      <w:start w:val="1"/>
+      <w:numFmt w:val="bullet"/>
+      <w:lvlText w:val=""/>
+      <w:lvlJc w:val="left"/>
+      <w:pPr>
+        <w:ind w:left="2160" w:hanging="360"/>
+      </w:pPr>
+      <w:rPr>
+        <w:rFonts w:ascii="Wingdings" w:hAnsi="Wingdings" w:hint="default"/>
+      </w:rPr>
+    </w:lvl>
+    <w:lvl w:ilvl="3" w:tplc="04090001" w:tentative="1">
+      <w:start w:val="1"/>
+      <w:numFmt w:val="bullet"/>
+      <w:lvlText w:val=""/>
+      <w:lvlJc w:val="left"/>
+      <w:pPr>
+        <w:ind w:left="2880" w:hanging="360"/>
+      </w:pPr>
+      <w:rPr>
+        <w:rFonts w:ascii="Symbol" w:hAnsi="Symbol" w:hint="default"/>
+      </w:rPr>
+    </w:lvl>
+    <w:lvl w:ilvl="4" w:tplc="04090003" w:tentative="1">
+      <w:start w:val="1"/>
+      <w:numFmt w:val="bullet"/>
+      <w:lvlText w:val="o"/>
+      <w:lvlJc w:val="left"/>
+      <w:pPr>
+        <w:ind w:left="3600" w:hanging="360"/>
+      </w:pPr>
+      <w:rPr>
+        <w:rFonts w:ascii="Courier New" w:hAnsi="Courier New" w:cs="Courier New" w:hint="default"/>
+      </w:rPr>
+    </w:lvl>
+    <w:lvl w:ilvl="5" w:tplc="04090005" w:tentative="1">
+      <w:start w:val="1"/>
+      <w:numFmt w:val="bullet"/>
+      <w:lvlText w:val=""/>
+      <w:lvlJc w:val="left"/>
+      <w:pPr>
+        <w:ind w:left="4320" w:hanging="360"/>
+      </w:pPr>
+      <w:rPr>
+        <w:rFonts w:ascii="Wingdings" w:hAnsi="Wingdings" w:hint="default"/>
+      </w:rPr>
+    </w:lvl>
+    <w:lvl w:ilvl="6" w:tplc="04090001" w:tentative="1">
+      <w:start w:val="1"/>
+      <w:numFmt w:val="bullet"/>
+      <w:lvlText w:val=""/>
+      <w:lvlJc w:val="left"/>
+      <w:pPr>
+        <w:ind w:left="5040" w:hanging="360"/>
+      </w:pPr>
+      <w:rPr>
+        <w:rFonts w:ascii="Symbol" w:hAnsi="Symbol" w:hint="default"/>
+      </w:rPr>
+    </w:lvl>
+    <w:lvl w:ilvl="7" w:tplc="04090003" w:tentative="1">
+      <w:start w:val="1"/>
+      <w:numFmt w:val="bullet"/>
+      <w:lvlText w:val="o"/>
+      <w:lvlJc w:val="left"/>
+      <w:pPr>
+        <w:ind w:left="5760" w:hanging="360"/>
+      </w:pPr>
+      <w:rPr>
+        <w:rFonts w:ascii="Courier New" w:hAnsi="Courier New" w:cs="Courier New" w:hint="default"/>
+      </w:rPr>
+    </w:lvl>
+    <w:lvl w:ilvl="8" w:tplc="04090005" w:tentative="1">
+      <w:start w:val="1"/>
+      <w:numFmt w:val="bullet"/>
+      <w:lvlText w:val=""/>
+      <w:lvlJc w:val="left"/>
+      <w:pPr>
+        <w:ind w:left="6480" w:hanging="360"/>
+      </w:pPr>
+      <w:rPr>
+        <w:rFonts w:ascii="Wingdings" w:hAnsi="Wingdings" w:hint="default"/>
+      </w:rPr>
+    </w:lvl>
+  </w:abstractNum>
+  <w:abstractNum w:abstractNumId="5" w15:restartNumberingAfterBreak="0">
+    <w:nsid w:val="678D5358"/>
     <w:multiLevelType w:val="multilevel"/>
-    <w:tmpl w:val="9CB0BCFA"/>
+    <w:tmpl w:val="3460AD08"/>
     <w:lvl w:ilvl="0">
       <w:start w:val="1"/>
-      <w:numFmt w:val="bullet"/>
-      <w:lvlText w:val=""/>
-      <w:lvlJc w:val="left"/>
-      <w:pPr>
-        <w:tabs>
-          <w:tab w:val="num" w:pos="0"/>
-        </w:tabs>
-        <w:ind w:left="0" w:firstLine="0"/>
-      </w:pPr>
-      <w:rPr>
-        <w:rFonts w:ascii="Symbol" w:hAnsi="Symbol" w:hint="default"/>
-      </w:rPr>
-    </w:lvl>
-    <w:lvl w:ilvl="1">
-      <w:start w:val="1"/>
-      <w:numFmt w:val="bullet"/>
-      <w:lvlText w:val=""/>
+      <w:numFmt w:val="decimal"/>
+      <w:lvlText w:val="%1."/>
       <w:lvlJc w:val="left"/>
       <w:pPr>
         <w:tabs>
           <w:tab w:val="num" w:pos="720"/>
         </w:tabs>
-        <w:ind w:left="1080" w:hanging="360"/>
-      </w:pPr>
-      <w:rPr>
-        <w:rFonts w:ascii="Symbol" w:hAnsi="Symbol" w:hint="default"/>
-      </w:rPr>
-    </w:lvl>
-    <w:lvl w:ilvl="2">
-      <w:start w:val="1"/>
-      <w:numFmt w:val="bullet"/>
-      <w:lvlText w:val="o"/>
-      <w:lvlJc w:val="left"/>
-      <w:pPr>
-        <w:tabs>
-          <w:tab w:val="num" w:pos="1440"/>
-        </w:tabs>
-        <w:ind w:left="1800" w:hanging="360"/>
-      </w:pPr>
-      <w:rPr>
-        <w:rFonts w:ascii="Courier New" w:hAnsi="Courier New" w:cs="Courier New" w:hint="default"/>
-      </w:rPr>
-    </w:lvl>
-    <w:lvl w:ilvl="3">
-      <w:start w:val="1"/>
-      <w:numFmt w:val="bullet"/>
-      <w:lvlText w:val=""/>
-      <w:lvlJc w:val="left"/>
-      <w:pPr>
-        <w:tabs>
-          <w:tab w:val="num" w:pos="2160"/>
-        </w:tabs>
-        <w:ind w:left="2520" w:hanging="360"/>
-      </w:pPr>
-      <w:rPr>
-        <w:rFonts w:ascii="Wingdings" w:hAnsi="Wingdings" w:hint="default"/>
-      </w:rPr>
-    </w:lvl>
-    <w:lvl w:ilvl="4">
-      <w:start w:val="1"/>
-      <w:numFmt w:val="bullet"/>
-      <w:lvlText w:val=""/>
-      <w:lvlJc w:val="left"/>
-      <w:pPr>
-        <w:tabs>
-          <w:tab w:val="num" w:pos="2880"/>
-        </w:tabs>
-        <w:ind w:left="3240" w:hanging="360"/>
-      </w:pPr>
-      <w:rPr>
-        <w:rFonts w:ascii="Wingdings" w:hAnsi="Wingdings" w:hint="default"/>
-      </w:rPr>
-    </w:lvl>
-    <w:lvl w:ilvl="5">
-      <w:start w:val="1"/>
-      <w:numFmt w:val="bullet"/>
-      <w:lvlText w:val=""/>
-      <w:lvlJc w:val="left"/>
-      <w:pPr>
-        <w:tabs>
-          <w:tab w:val="num" w:pos="3600"/>
-        </w:tabs>
-        <w:ind w:left="3960" w:hanging="360"/>
-      </w:pPr>
-      <w:rPr>
-        <w:rFonts w:ascii="Symbol" w:hAnsi="Symbol" w:hint="default"/>
-      </w:rPr>
-    </w:lvl>
-    <w:lvl w:ilvl="6">
-      <w:start w:val="1"/>
-      <w:numFmt w:val="bullet"/>
-      <w:lvlText w:val="o"/>
-      <w:lvlJc w:val="left"/>
-      <w:pPr>
-        <w:tabs>
-          <w:tab w:val="num" w:pos="4320"/>
-        </w:tabs>
-        <w:ind w:left="4680" w:hanging="360"/>
-      </w:pPr>
-      <w:rPr>
-        <w:rFonts w:ascii="Courier New" w:hAnsi="Courier New" w:cs="Courier New" w:hint="default"/>
-      </w:rPr>
-    </w:lvl>
-    <w:lvl w:ilvl="7">
-      <w:start w:val="1"/>
-      <w:numFmt w:val="bullet"/>
-      <w:lvlText w:val=""/>
-      <w:lvlJc w:val="left"/>
-      <w:pPr>
-        <w:tabs>
-          <w:tab w:val="num" w:pos="5040"/>
-        </w:tabs>
-        <w:ind w:left="5400" w:hanging="360"/>
-      </w:pPr>
-      <w:rPr>
-        <w:rFonts w:ascii="Wingdings" w:hAnsi="Wingdings" w:hint="default"/>
-      </w:rPr>
-    </w:lvl>
-    <w:lvl w:ilvl="8">
-      <w:start w:val="1"/>
-      <w:numFmt w:val="bullet"/>
-      <w:lvlText w:val=""/>
-      <w:lvlJc w:val="left"/>
-      <w:pPr>
-        <w:tabs>
-          <w:tab w:val="num" w:pos="5760"/>
-        </w:tabs>
-        <w:ind w:left="6120" w:hanging="360"/>
-      </w:pPr>
-      <w:rPr>
-        <w:rFonts w:ascii="Wingdings" w:hAnsi="Wingdings" w:hint="default"/>
-      </w:rPr>
-    </w:lvl>
-  </w:abstractNum>
-  <w:abstractNum w:abstractNumId="1" w15:restartNumberingAfterBreak="0">
-    <w:nsid w:val="FFFFFF7C"/>
-    <w:multiLevelType w:val="singleLevel"/>
-    <w:tmpl w:val="A8A68B2C"/>
-    <w:lvl w:ilvl="0">
+        <w:ind w:left="720" w:hanging="360"/>
+      </w:pPr>
+    </w:lvl>
+    <w:lvl w:ilvl="1" w:tentative="1">
       <w:start w:val="1"/>
       <w:numFmt w:val="decimal"/>
-      <w:lvlText w:val="%1."/>
-      <w:lvlJc w:val="left"/>
-      <w:pPr>
-        <w:tabs>
-          <w:tab w:val="num" w:pos="1800"/>
-        </w:tabs>
-        <w:ind w:left="1800" w:hanging="360"/>
-      </w:pPr>
-    </w:lvl>
-  </w:abstractNum>
-  <w:abstractNum w:abstractNumId="2" w15:restartNumberingAfterBreak="0">
-    <w:nsid w:val="FFFFFF7D"/>
-    <w:multiLevelType w:val="singleLevel"/>
-    <w:tmpl w:val="87240FAA"/>
-    <w:lvl w:ilvl="0">
-      <w:start w:val="1"/>
-      <w:numFmt w:val="decimal"/>
-      <w:lvlText w:val="%1."/>
+      <w:lvlText w:val="%2."/>
       <w:lvlJc w:val="left"/>
       <w:pPr>
         <w:tabs>
@@ -3587,727 +4230,6 @@
         <w:ind w:left="1440" w:hanging="360"/>
       </w:pPr>
     </w:lvl>
-  </w:abstractNum>
-  <w:abstractNum w:abstractNumId="3" w15:restartNumberingAfterBreak="0">
-    <w:nsid w:val="FFFFFF7E"/>
-    <w:multiLevelType w:val="singleLevel"/>
-    <w:tmpl w:val="658056CE"/>
-    <w:lvl w:ilvl="0">
-      <w:start w:val="1"/>
-      <w:numFmt w:val="decimal"/>
-      <w:lvlText w:val="%1."/>
-      <w:lvlJc w:val="left"/>
-      <w:pPr>
-        <w:tabs>
-          <w:tab w:val="num" w:pos="1080"/>
-        </w:tabs>
-        <w:ind w:left="1080" w:hanging="360"/>
-      </w:pPr>
-    </w:lvl>
-  </w:abstractNum>
-  <w:abstractNum w:abstractNumId="4" w15:restartNumberingAfterBreak="0">
-    <w:nsid w:val="FFFFFF7F"/>
-    <w:multiLevelType w:val="singleLevel"/>
-    <w:tmpl w:val="8542C70C"/>
-    <w:lvl w:ilvl="0">
-      <w:start w:val="1"/>
-      <w:numFmt w:val="decimal"/>
-      <w:lvlText w:val="%1."/>
-      <w:lvlJc w:val="left"/>
-      <w:pPr>
-        <w:tabs>
-          <w:tab w:val="num" w:pos="720"/>
-        </w:tabs>
-        <w:ind w:left="720" w:hanging="360"/>
-      </w:pPr>
-    </w:lvl>
-  </w:abstractNum>
-  <w:abstractNum w:abstractNumId="5" w15:restartNumberingAfterBreak="0">
-    <w:nsid w:val="FFFFFF80"/>
-    <w:multiLevelType w:val="singleLevel"/>
-    <w:tmpl w:val="9C18DD7E"/>
-    <w:lvl w:ilvl="0">
-      <w:start w:val="1"/>
-      <w:numFmt w:val="bullet"/>
-      <w:lvlText w:val=""/>
-      <w:lvlJc w:val="left"/>
-      <w:pPr>
-        <w:tabs>
-          <w:tab w:val="num" w:pos="1800"/>
-        </w:tabs>
-        <w:ind w:left="1800" w:hanging="360"/>
-      </w:pPr>
-      <w:rPr>
-        <w:rFonts w:ascii="Symbol" w:hAnsi="Symbol" w:hint="default"/>
-      </w:rPr>
-    </w:lvl>
-  </w:abstractNum>
-  <w:abstractNum w:abstractNumId="6" w15:restartNumberingAfterBreak="0">
-    <w:nsid w:val="FFFFFF81"/>
-    <w:multiLevelType w:val="singleLevel"/>
-    <w:tmpl w:val="EDF8D88C"/>
-    <w:lvl w:ilvl="0">
-      <w:start w:val="1"/>
-      <w:numFmt w:val="bullet"/>
-      <w:lvlText w:val=""/>
-      <w:lvlJc w:val="left"/>
-      <w:pPr>
-        <w:tabs>
-          <w:tab w:val="num" w:pos="1440"/>
-        </w:tabs>
-        <w:ind w:left="1440" w:hanging="360"/>
-      </w:pPr>
-      <w:rPr>
-        <w:rFonts w:ascii="Symbol" w:hAnsi="Symbol" w:hint="default"/>
-      </w:rPr>
-    </w:lvl>
-  </w:abstractNum>
-  <w:abstractNum w:abstractNumId="7" w15:restartNumberingAfterBreak="0">
-    <w:nsid w:val="FFFFFF82"/>
-    <w:multiLevelType w:val="singleLevel"/>
-    <w:tmpl w:val="084CA3E6"/>
-    <w:lvl w:ilvl="0">
-      <w:start w:val="1"/>
-      <w:numFmt w:val="bullet"/>
-      <w:lvlText w:val=""/>
-      <w:lvlJc w:val="left"/>
-      <w:pPr>
-        <w:tabs>
-          <w:tab w:val="num" w:pos="1080"/>
-        </w:tabs>
-        <w:ind w:left="1080" w:hanging="360"/>
-      </w:pPr>
-      <w:rPr>
-        <w:rFonts w:ascii="Symbol" w:hAnsi="Symbol" w:hint="default"/>
-      </w:rPr>
-    </w:lvl>
-  </w:abstractNum>
-  <w:abstractNum w:abstractNumId="8" w15:restartNumberingAfterBreak="0">
-    <w:nsid w:val="FFFFFF83"/>
-    <w:multiLevelType w:val="singleLevel"/>
-    <w:tmpl w:val="1FF8F582"/>
-    <w:lvl w:ilvl="0">
-      <w:start w:val="1"/>
-      <w:numFmt w:val="bullet"/>
-      <w:lvlText w:val=""/>
-      <w:lvlJc w:val="left"/>
-      <w:pPr>
-        <w:tabs>
-          <w:tab w:val="num" w:pos="720"/>
-        </w:tabs>
-        <w:ind w:left="720" w:hanging="360"/>
-      </w:pPr>
-      <w:rPr>
-        <w:rFonts w:ascii="Symbol" w:hAnsi="Symbol" w:hint="default"/>
-      </w:rPr>
-    </w:lvl>
-  </w:abstractNum>
-  <w:abstractNum w:abstractNumId="9" w15:restartNumberingAfterBreak="0">
-    <w:nsid w:val="FFFFFF88"/>
-    <w:multiLevelType w:val="singleLevel"/>
-    <w:tmpl w:val="B97A1E24"/>
-    <w:lvl w:ilvl="0">
-      <w:start w:val="1"/>
-      <w:numFmt w:val="decimal"/>
-      <w:lvlText w:val="%1."/>
-      <w:lvlJc w:val="left"/>
-      <w:pPr>
-        <w:tabs>
-          <w:tab w:val="num" w:pos="360"/>
-        </w:tabs>
-        <w:ind w:left="360" w:hanging="360"/>
-      </w:pPr>
-    </w:lvl>
-  </w:abstractNum>
-  <w:abstractNum w:abstractNumId="10" w15:restartNumberingAfterBreak="0">
-    <w:nsid w:val="FFFFFF89"/>
-    <w:multiLevelType w:val="singleLevel"/>
-    <w:tmpl w:val="1C2C2B94"/>
-    <w:lvl w:ilvl="0">
-      <w:start w:val="1"/>
-      <w:numFmt w:val="bullet"/>
-      <w:lvlText w:val=""/>
-      <w:lvlJc w:val="left"/>
-      <w:pPr>
-        <w:tabs>
-          <w:tab w:val="num" w:pos="360"/>
-        </w:tabs>
-        <w:ind w:left="360" w:hanging="360"/>
-      </w:pPr>
-      <w:rPr>
-        <w:rFonts w:ascii="Symbol" w:hAnsi="Symbol" w:hint="default"/>
-      </w:rPr>
-    </w:lvl>
-  </w:abstractNum>
-  <w:abstractNum w:abstractNumId="11" w15:restartNumberingAfterBreak="0">
-    <w:nsid w:val="01170383"/>
-    <w:multiLevelType w:val="hybridMultilevel"/>
-    <w:tmpl w:val="FAC863C8"/>
-    <w:lvl w:ilvl="0" w:tplc="44806726">
-      <w:start w:val="1"/>
-      <w:numFmt w:val="upperRoman"/>
-      <w:lvlText w:val="%1."/>
-      <w:lvlJc w:val="left"/>
-      <w:pPr>
-        <w:ind w:left="720" w:hanging="360"/>
-      </w:pPr>
-      <w:rPr>
-        <w:rFonts w:hint="default"/>
-      </w:rPr>
-    </w:lvl>
-    <w:lvl w:ilvl="1" w:tplc="04090019">
-      <w:start w:val="1"/>
-      <w:numFmt w:val="lowerLetter"/>
-      <w:lvlText w:val="%2."/>
-      <w:lvlJc w:val="left"/>
-      <w:pPr>
-        <w:ind w:left="1440" w:hanging="360"/>
-      </w:pPr>
-    </w:lvl>
-    <w:lvl w:ilvl="2" w:tplc="0409001B" w:tentative="1">
-      <w:start w:val="1"/>
-      <w:numFmt w:val="lowerRoman"/>
-      <w:lvlText w:val="%3."/>
-      <w:lvlJc w:val="right"/>
-      <w:pPr>
-        <w:ind w:left="2160" w:hanging="180"/>
-      </w:pPr>
-    </w:lvl>
-    <w:lvl w:ilvl="3" w:tplc="0409000F" w:tentative="1">
-      <w:start w:val="1"/>
-      <w:numFmt w:val="decimal"/>
-      <w:lvlText w:val="%4."/>
-      <w:lvlJc w:val="left"/>
-      <w:pPr>
-        <w:ind w:left="2880" w:hanging="360"/>
-      </w:pPr>
-    </w:lvl>
-    <w:lvl w:ilvl="4" w:tplc="04090019" w:tentative="1">
-      <w:start w:val="1"/>
-      <w:numFmt w:val="lowerLetter"/>
-      <w:lvlText w:val="%5."/>
-      <w:lvlJc w:val="left"/>
-      <w:pPr>
-        <w:ind w:left="3600" w:hanging="360"/>
-      </w:pPr>
-    </w:lvl>
-    <w:lvl w:ilvl="5" w:tplc="0409001B" w:tentative="1">
-      <w:start w:val="1"/>
-      <w:numFmt w:val="lowerRoman"/>
-      <w:lvlText w:val="%6."/>
-      <w:lvlJc w:val="right"/>
-      <w:pPr>
-        <w:ind w:left="4320" w:hanging="180"/>
-      </w:pPr>
-    </w:lvl>
-    <w:lvl w:ilvl="6" w:tplc="0409000F" w:tentative="1">
-      <w:start w:val="1"/>
-      <w:numFmt w:val="decimal"/>
-      <w:lvlText w:val="%7."/>
-      <w:lvlJc w:val="left"/>
-      <w:pPr>
-        <w:ind w:left="5040" w:hanging="360"/>
-      </w:pPr>
-    </w:lvl>
-    <w:lvl w:ilvl="7" w:tplc="04090019" w:tentative="1">
-      <w:start w:val="1"/>
-      <w:numFmt w:val="lowerLetter"/>
-      <w:lvlText w:val="%8."/>
-      <w:lvlJc w:val="left"/>
-      <w:pPr>
-        <w:ind w:left="5760" w:hanging="360"/>
-      </w:pPr>
-    </w:lvl>
-    <w:lvl w:ilvl="8" w:tplc="0409001B" w:tentative="1">
-      <w:start w:val="1"/>
-      <w:numFmt w:val="lowerRoman"/>
-      <w:lvlText w:val="%9."/>
-      <w:lvlJc w:val="right"/>
-      <w:pPr>
-        <w:ind w:left="6480" w:hanging="180"/>
-      </w:pPr>
-    </w:lvl>
-  </w:abstractNum>
-  <w:abstractNum w:abstractNumId="12" w15:restartNumberingAfterBreak="0">
-    <w:nsid w:val="02F65102"/>
-    <w:multiLevelType w:val="hybridMultilevel"/>
-    <w:tmpl w:val="511AD808"/>
-    <w:lvl w:ilvl="0" w:tplc="6FBC0850">
-      <w:start w:val="2"/>
-      <w:numFmt w:val="bullet"/>
-      <w:lvlText w:val="-"/>
-      <w:lvlJc w:val="left"/>
-      <w:pPr>
-        <w:ind w:left="420" w:hanging="360"/>
-      </w:pPr>
-      <w:rPr>
-        <w:rFonts w:ascii="Cambria" w:eastAsiaTheme="minorEastAsia" w:hAnsi="Cambria" w:cstheme="minorBidi" w:hint="default"/>
-      </w:rPr>
-    </w:lvl>
-    <w:lvl w:ilvl="1" w:tplc="04090003" w:tentative="1">
-      <w:start w:val="1"/>
-      <w:numFmt w:val="bullet"/>
-      <w:lvlText w:val="o"/>
-      <w:lvlJc w:val="left"/>
-      <w:pPr>
-        <w:ind w:left="1140" w:hanging="360"/>
-      </w:pPr>
-      <w:rPr>
-        <w:rFonts w:ascii="Courier New" w:hAnsi="Courier New" w:hint="default"/>
-      </w:rPr>
-    </w:lvl>
-    <w:lvl w:ilvl="2" w:tplc="04090005" w:tentative="1">
-      <w:start w:val="1"/>
-      <w:numFmt w:val="bullet"/>
-      <w:lvlText w:val=""/>
-      <w:lvlJc w:val="left"/>
-      <w:pPr>
-        <w:ind w:left="1860" w:hanging="360"/>
-      </w:pPr>
-      <w:rPr>
-        <w:rFonts w:ascii="Wingdings" w:hAnsi="Wingdings" w:hint="default"/>
-      </w:rPr>
-    </w:lvl>
-    <w:lvl w:ilvl="3" w:tplc="04090001" w:tentative="1">
-      <w:start w:val="1"/>
-      <w:numFmt w:val="bullet"/>
-      <w:lvlText w:val=""/>
-      <w:lvlJc w:val="left"/>
-      <w:pPr>
-        <w:ind w:left="2580" w:hanging="360"/>
-      </w:pPr>
-      <w:rPr>
-        <w:rFonts w:ascii="Symbol" w:hAnsi="Symbol" w:hint="default"/>
-      </w:rPr>
-    </w:lvl>
-    <w:lvl w:ilvl="4" w:tplc="04090003" w:tentative="1">
-      <w:start w:val="1"/>
-      <w:numFmt w:val="bullet"/>
-      <w:lvlText w:val="o"/>
-      <w:lvlJc w:val="left"/>
-      <w:pPr>
-        <w:ind w:left="3300" w:hanging="360"/>
-      </w:pPr>
-      <w:rPr>
-        <w:rFonts w:ascii="Courier New" w:hAnsi="Courier New" w:hint="default"/>
-      </w:rPr>
-    </w:lvl>
-    <w:lvl w:ilvl="5" w:tplc="04090005" w:tentative="1">
-      <w:start w:val="1"/>
-      <w:numFmt w:val="bullet"/>
-      <w:lvlText w:val=""/>
-      <w:lvlJc w:val="left"/>
-      <w:pPr>
-        <w:ind w:left="4020" w:hanging="360"/>
-      </w:pPr>
-      <w:rPr>
-        <w:rFonts w:ascii="Wingdings" w:hAnsi="Wingdings" w:hint="default"/>
-      </w:rPr>
-    </w:lvl>
-    <w:lvl w:ilvl="6" w:tplc="04090001" w:tentative="1">
-      <w:start w:val="1"/>
-      <w:numFmt w:val="bullet"/>
-      <w:lvlText w:val=""/>
-      <w:lvlJc w:val="left"/>
-      <w:pPr>
-        <w:ind w:left="4740" w:hanging="360"/>
-      </w:pPr>
-      <w:rPr>
-        <w:rFonts w:ascii="Symbol" w:hAnsi="Symbol" w:hint="default"/>
-      </w:rPr>
-    </w:lvl>
-    <w:lvl w:ilvl="7" w:tplc="04090003" w:tentative="1">
-      <w:start w:val="1"/>
-      <w:numFmt w:val="bullet"/>
-      <w:lvlText w:val="o"/>
-      <w:lvlJc w:val="left"/>
-      <w:pPr>
-        <w:ind w:left="5460" w:hanging="360"/>
-      </w:pPr>
-      <w:rPr>
-        <w:rFonts w:ascii="Courier New" w:hAnsi="Courier New" w:hint="default"/>
-      </w:rPr>
-    </w:lvl>
-    <w:lvl w:ilvl="8" w:tplc="04090005" w:tentative="1">
-      <w:start w:val="1"/>
-      <w:numFmt w:val="bullet"/>
-      <w:lvlText w:val=""/>
-      <w:lvlJc w:val="left"/>
-      <w:pPr>
-        <w:ind w:left="6180" w:hanging="360"/>
-      </w:pPr>
-      <w:rPr>
-        <w:rFonts w:ascii="Wingdings" w:hAnsi="Wingdings" w:hint="default"/>
-      </w:rPr>
-    </w:lvl>
-  </w:abstractNum>
-  <w:abstractNum w:abstractNumId="13" w15:restartNumberingAfterBreak="0">
-    <w:nsid w:val="055708AD"/>
-    <w:multiLevelType w:val="hybridMultilevel"/>
-    <w:tmpl w:val="152CB400"/>
-    <w:lvl w:ilvl="0" w:tplc="04090001">
-      <w:start w:val="1"/>
-      <w:numFmt w:val="bullet"/>
-      <w:lvlText w:val=""/>
-      <w:lvlJc w:val="left"/>
-      <w:pPr>
-        <w:ind w:left="720" w:hanging="360"/>
-      </w:pPr>
-      <w:rPr>
-        <w:rFonts w:ascii="Symbol" w:hAnsi="Symbol" w:hint="default"/>
-      </w:rPr>
-    </w:lvl>
-    <w:lvl w:ilvl="1" w:tplc="04090003" w:tentative="1">
-      <w:start w:val="1"/>
-      <w:numFmt w:val="bullet"/>
-      <w:lvlText w:val="o"/>
-      <w:lvlJc w:val="left"/>
-      <w:pPr>
-        <w:ind w:left="1440" w:hanging="360"/>
-      </w:pPr>
-      <w:rPr>
-        <w:rFonts w:ascii="Courier New" w:hAnsi="Courier New" w:cs="Courier New" w:hint="default"/>
-      </w:rPr>
-    </w:lvl>
-    <w:lvl w:ilvl="2" w:tplc="04090005" w:tentative="1">
-      <w:start w:val="1"/>
-      <w:numFmt w:val="bullet"/>
-      <w:lvlText w:val=""/>
-      <w:lvlJc w:val="left"/>
-      <w:pPr>
-        <w:ind w:left="2160" w:hanging="360"/>
-      </w:pPr>
-      <w:rPr>
-        <w:rFonts w:ascii="Wingdings" w:hAnsi="Wingdings" w:hint="default"/>
-      </w:rPr>
-    </w:lvl>
-    <w:lvl w:ilvl="3" w:tplc="04090001" w:tentative="1">
-      <w:start w:val="1"/>
-      <w:numFmt w:val="bullet"/>
-      <w:lvlText w:val=""/>
-      <w:lvlJc w:val="left"/>
-      <w:pPr>
-        <w:ind w:left="2880" w:hanging="360"/>
-      </w:pPr>
-      <w:rPr>
-        <w:rFonts w:ascii="Symbol" w:hAnsi="Symbol" w:hint="default"/>
-      </w:rPr>
-    </w:lvl>
-    <w:lvl w:ilvl="4" w:tplc="04090003" w:tentative="1">
-      <w:start w:val="1"/>
-      <w:numFmt w:val="bullet"/>
-      <w:lvlText w:val="o"/>
-      <w:lvlJc w:val="left"/>
-      <w:pPr>
-        <w:ind w:left="3600" w:hanging="360"/>
-      </w:pPr>
-      <w:rPr>
-        <w:rFonts w:ascii="Courier New" w:hAnsi="Courier New" w:cs="Courier New" w:hint="default"/>
-      </w:rPr>
-    </w:lvl>
-    <w:lvl w:ilvl="5" w:tplc="04090005" w:tentative="1">
-      <w:start w:val="1"/>
-      <w:numFmt w:val="bullet"/>
-      <w:lvlText w:val=""/>
-      <w:lvlJc w:val="left"/>
-      <w:pPr>
-        <w:ind w:left="4320" w:hanging="360"/>
-      </w:pPr>
-      <w:rPr>
-        <w:rFonts w:ascii="Wingdings" w:hAnsi="Wingdings" w:hint="default"/>
-      </w:rPr>
-    </w:lvl>
-    <w:lvl w:ilvl="6" w:tplc="04090001" w:tentative="1">
-      <w:start w:val="1"/>
-      <w:numFmt w:val="bullet"/>
-      <w:lvlText w:val=""/>
-      <w:lvlJc w:val="left"/>
-      <w:pPr>
-        <w:ind w:left="5040" w:hanging="360"/>
-      </w:pPr>
-      <w:rPr>
-        <w:rFonts w:ascii="Symbol" w:hAnsi="Symbol" w:hint="default"/>
-      </w:rPr>
-    </w:lvl>
-    <w:lvl w:ilvl="7" w:tplc="04090003" w:tentative="1">
-      <w:start w:val="1"/>
-      <w:numFmt w:val="bullet"/>
-      <w:lvlText w:val="o"/>
-      <w:lvlJc w:val="left"/>
-      <w:pPr>
-        <w:ind w:left="5760" w:hanging="360"/>
-      </w:pPr>
-      <w:rPr>
-        <w:rFonts w:ascii="Courier New" w:hAnsi="Courier New" w:cs="Courier New" w:hint="default"/>
-      </w:rPr>
-    </w:lvl>
-    <w:lvl w:ilvl="8" w:tplc="04090005" w:tentative="1">
-      <w:start w:val="1"/>
-      <w:numFmt w:val="bullet"/>
-      <w:lvlText w:val=""/>
-      <w:lvlJc w:val="left"/>
-      <w:pPr>
-        <w:ind w:left="6480" w:hanging="360"/>
-      </w:pPr>
-      <w:rPr>
-        <w:rFonts w:ascii="Wingdings" w:hAnsi="Wingdings" w:hint="default"/>
-      </w:rPr>
-    </w:lvl>
-  </w:abstractNum>
-  <w:abstractNum w:abstractNumId="14" w15:restartNumberingAfterBreak="0">
-    <w:nsid w:val="0DE23A06"/>
-    <w:multiLevelType w:val="hybridMultilevel"/>
-    <w:tmpl w:val="6BEA5980"/>
-    <w:lvl w:ilvl="0" w:tplc="04090003">
-      <w:start w:val="1"/>
-      <w:numFmt w:val="bullet"/>
-      <w:lvlText w:val="o"/>
-      <w:lvlJc w:val="left"/>
-      <w:pPr>
-        <w:ind w:left="720" w:hanging="360"/>
-      </w:pPr>
-      <w:rPr>
-        <w:rFonts w:ascii="Courier New" w:hAnsi="Courier New" w:cs="Courier New" w:hint="default"/>
-      </w:rPr>
-    </w:lvl>
-    <w:lvl w:ilvl="1" w:tplc="04090003" w:tentative="1">
-      <w:start w:val="1"/>
-      <w:numFmt w:val="bullet"/>
-      <w:lvlText w:val="o"/>
-      <w:lvlJc w:val="left"/>
-      <w:pPr>
-        <w:ind w:left="1440" w:hanging="360"/>
-      </w:pPr>
-      <w:rPr>
-        <w:rFonts w:ascii="Courier New" w:hAnsi="Courier New" w:cs="Courier New" w:hint="default"/>
-      </w:rPr>
-    </w:lvl>
-    <w:lvl w:ilvl="2" w:tplc="04090005" w:tentative="1">
-      <w:start w:val="1"/>
-      <w:numFmt w:val="bullet"/>
-      <w:lvlText w:val=""/>
-      <w:lvlJc w:val="left"/>
-      <w:pPr>
-        <w:ind w:left="2160" w:hanging="360"/>
-      </w:pPr>
-      <w:rPr>
-        <w:rFonts w:ascii="Wingdings" w:hAnsi="Wingdings" w:hint="default"/>
-      </w:rPr>
-    </w:lvl>
-    <w:lvl w:ilvl="3" w:tplc="04090001" w:tentative="1">
-      <w:start w:val="1"/>
-      <w:numFmt w:val="bullet"/>
-      <w:lvlText w:val=""/>
-      <w:lvlJc w:val="left"/>
-      <w:pPr>
-        <w:ind w:left="2880" w:hanging="360"/>
-      </w:pPr>
-      <w:rPr>
-        <w:rFonts w:ascii="Symbol" w:hAnsi="Symbol" w:hint="default"/>
-      </w:rPr>
-    </w:lvl>
-    <w:lvl w:ilvl="4" w:tplc="04090003" w:tentative="1">
-      <w:start w:val="1"/>
-      <w:numFmt w:val="bullet"/>
-      <w:lvlText w:val="o"/>
-      <w:lvlJc w:val="left"/>
-      <w:pPr>
-        <w:ind w:left="3600" w:hanging="360"/>
-      </w:pPr>
-      <w:rPr>
-        <w:rFonts w:ascii="Courier New" w:hAnsi="Courier New" w:cs="Courier New" w:hint="default"/>
-      </w:rPr>
-    </w:lvl>
-    <w:lvl w:ilvl="5" w:tplc="04090005" w:tentative="1">
-      <w:start w:val="1"/>
-      <w:numFmt w:val="bullet"/>
-      <w:lvlText w:val=""/>
-      <w:lvlJc w:val="left"/>
-      <w:pPr>
-        <w:ind w:left="4320" w:hanging="360"/>
-      </w:pPr>
-      <w:rPr>
-        <w:rFonts w:ascii="Wingdings" w:hAnsi="Wingdings" w:hint="default"/>
-      </w:rPr>
-    </w:lvl>
-    <w:lvl w:ilvl="6" w:tplc="04090001" w:tentative="1">
-      <w:start w:val="1"/>
-      <w:numFmt w:val="bullet"/>
-      <w:lvlText w:val=""/>
-      <w:lvlJc w:val="left"/>
-      <w:pPr>
-        <w:ind w:left="5040" w:hanging="360"/>
-      </w:pPr>
-      <w:rPr>
-        <w:rFonts w:ascii="Symbol" w:hAnsi="Symbol" w:hint="default"/>
-      </w:rPr>
-    </w:lvl>
-    <w:lvl w:ilvl="7" w:tplc="04090003" w:tentative="1">
-      <w:start w:val="1"/>
-      <w:numFmt w:val="bullet"/>
-      <w:lvlText w:val="o"/>
-      <w:lvlJc w:val="left"/>
-      <w:pPr>
-        <w:ind w:left="5760" w:hanging="360"/>
-      </w:pPr>
-      <w:rPr>
-        <w:rFonts w:ascii="Courier New" w:hAnsi="Courier New" w:cs="Courier New" w:hint="default"/>
-      </w:rPr>
-    </w:lvl>
-    <w:lvl w:ilvl="8" w:tplc="04090005" w:tentative="1">
-      <w:start w:val="1"/>
-      <w:numFmt w:val="bullet"/>
-      <w:lvlText w:val=""/>
-      <w:lvlJc w:val="left"/>
-      <w:pPr>
-        <w:ind w:left="6480" w:hanging="360"/>
-      </w:pPr>
-      <w:rPr>
-        <w:rFonts w:ascii="Wingdings" w:hAnsi="Wingdings" w:hint="default"/>
-      </w:rPr>
-    </w:lvl>
-  </w:abstractNum>
-  <w:abstractNum w:abstractNumId="15" w15:restartNumberingAfterBreak="0">
-    <w:nsid w:val="159B1AA4"/>
-    <w:multiLevelType w:val="hybridMultilevel"/>
-    <w:tmpl w:val="95F21106"/>
-    <w:lvl w:ilvl="0" w:tplc="04090001">
-      <w:start w:val="1"/>
-      <w:numFmt w:val="bullet"/>
-      <w:lvlText w:val=""/>
-      <w:lvlJc w:val="left"/>
-      <w:pPr>
-        <w:ind w:left="720" w:hanging="360"/>
-      </w:pPr>
-      <w:rPr>
-        <w:rFonts w:ascii="Symbol" w:hAnsi="Symbol" w:hint="default"/>
-      </w:rPr>
-    </w:lvl>
-    <w:lvl w:ilvl="1" w:tplc="04090003" w:tentative="1">
-      <w:start w:val="1"/>
-      <w:numFmt w:val="bullet"/>
-      <w:lvlText w:val="o"/>
-      <w:lvlJc w:val="left"/>
-      <w:pPr>
-        <w:ind w:left="1440" w:hanging="360"/>
-      </w:pPr>
-      <w:rPr>
-        <w:rFonts w:ascii="Courier New" w:hAnsi="Courier New" w:hint="default"/>
-      </w:rPr>
-    </w:lvl>
-    <w:lvl w:ilvl="2" w:tplc="04090005" w:tentative="1">
-      <w:start w:val="1"/>
-      <w:numFmt w:val="bullet"/>
-      <w:lvlText w:val=""/>
-      <w:lvlJc w:val="left"/>
-      <w:pPr>
-        <w:ind w:left="2160" w:hanging="360"/>
-      </w:pPr>
-      <w:rPr>
-        <w:rFonts w:ascii="Wingdings" w:hAnsi="Wingdings" w:hint="default"/>
-      </w:rPr>
-    </w:lvl>
-    <w:lvl w:ilvl="3" w:tplc="04090001" w:tentative="1">
-      <w:start w:val="1"/>
-      <w:numFmt w:val="bullet"/>
-      <w:lvlText w:val=""/>
-      <w:lvlJc w:val="left"/>
-      <w:pPr>
-        <w:ind w:left="2880" w:hanging="360"/>
-      </w:pPr>
-      <w:rPr>
-        <w:rFonts w:ascii="Symbol" w:hAnsi="Symbol" w:hint="default"/>
-      </w:rPr>
-    </w:lvl>
-    <w:lvl w:ilvl="4" w:tplc="04090003" w:tentative="1">
-      <w:start w:val="1"/>
-      <w:numFmt w:val="bullet"/>
-      <w:lvlText w:val="o"/>
-      <w:lvlJc w:val="left"/>
-      <w:pPr>
-        <w:ind w:left="3600" w:hanging="360"/>
-      </w:pPr>
-      <w:rPr>
-        <w:rFonts w:ascii="Courier New" w:hAnsi="Courier New" w:hint="default"/>
-      </w:rPr>
-    </w:lvl>
-    <w:lvl w:ilvl="5" w:tplc="04090005" w:tentative="1">
-      <w:start w:val="1"/>
-      <w:numFmt w:val="bullet"/>
-      <w:lvlText w:val=""/>
-      <w:lvlJc w:val="left"/>
-      <w:pPr>
-        <w:ind w:left="4320" w:hanging="360"/>
-      </w:pPr>
-      <w:rPr>
-        <w:rFonts w:ascii="Wingdings" w:hAnsi="Wingdings" w:hint="default"/>
-      </w:rPr>
-    </w:lvl>
-    <w:lvl w:ilvl="6" w:tplc="04090001" w:tentative="1">
-      <w:start w:val="1"/>
-      <w:numFmt w:val="bullet"/>
-      <w:lvlText w:val=""/>
-      <w:lvlJc w:val="left"/>
-      <w:pPr>
-        <w:ind w:left="5040" w:hanging="360"/>
-      </w:pPr>
-      <w:rPr>
-        <w:rFonts w:ascii="Symbol" w:hAnsi="Symbol" w:hint="default"/>
-      </w:rPr>
-    </w:lvl>
-    <w:lvl w:ilvl="7" w:tplc="04090003" w:tentative="1">
-      <w:start w:val="1"/>
-      <w:numFmt w:val="bullet"/>
-      <w:lvlText w:val="o"/>
-      <w:lvlJc w:val="left"/>
-      <w:pPr>
-        <w:ind w:left="5760" w:hanging="360"/>
-      </w:pPr>
-      <w:rPr>
-        <w:rFonts w:ascii="Courier New" w:hAnsi="Courier New" w:hint="default"/>
-      </w:rPr>
-    </w:lvl>
-    <w:lvl w:ilvl="8" w:tplc="04090005" w:tentative="1">
-      <w:start w:val="1"/>
-      <w:numFmt w:val="bullet"/>
-      <w:lvlText w:val=""/>
-      <w:lvlJc w:val="left"/>
-      <w:pPr>
-        <w:ind w:left="6480" w:hanging="360"/>
-      </w:pPr>
-      <w:rPr>
-        <w:rFonts w:ascii="Wingdings" w:hAnsi="Wingdings" w:hint="default"/>
-      </w:rPr>
-    </w:lvl>
-  </w:abstractNum>
-  <w:abstractNum w:abstractNumId="16" w15:restartNumberingAfterBreak="0">
-    <w:nsid w:val="1E4747EC"/>
-    <w:multiLevelType w:val="multilevel"/>
-    <w:tmpl w:val="B8704612"/>
-    <w:lvl w:ilvl="0">
-      <w:start w:val="1"/>
-      <w:numFmt w:val="decimal"/>
-      <w:lvlText w:val="%1."/>
-      <w:lvlJc w:val="left"/>
-      <w:pPr>
-        <w:tabs>
-          <w:tab w:val="num" w:pos="720"/>
-        </w:tabs>
-        <w:ind w:left="720" w:hanging="360"/>
-      </w:pPr>
-    </w:lvl>
-    <w:lvl w:ilvl="1" w:tentative="1">
-      <w:start w:val="1"/>
-      <w:numFmt w:val="decimal"/>
-      <w:lvlText w:val="%2."/>
-      <w:lvlJc w:val="left"/>
-      <w:pPr>
-        <w:tabs>
-          <w:tab w:val="num" w:pos="1440"/>
-        </w:tabs>
-        <w:ind w:left="1440" w:hanging="360"/>
-      </w:pPr>
-    </w:lvl>
     <w:lvl w:ilvl="2" w:tentative="1">
       <w:start w:val="1"/>
       <w:numFmt w:val="decimal"/>
@@ -4393,1935 +4315,7 @@
       </w:pPr>
     </w:lvl>
   </w:abstractNum>
-  <w:abstractNum w:abstractNumId="17" w15:restartNumberingAfterBreak="0">
-    <w:nsid w:val="354B299D"/>
-    <w:multiLevelType w:val="hybridMultilevel"/>
-    <w:tmpl w:val="50147710"/>
-    <w:lvl w:ilvl="0" w:tplc="04090001">
-      <w:start w:val="1"/>
-      <w:numFmt w:val="bullet"/>
-      <w:lvlText w:val=""/>
-      <w:lvlJc w:val="left"/>
-      <w:pPr>
-        <w:ind w:left="720" w:hanging="360"/>
-      </w:pPr>
-      <w:rPr>
-        <w:rFonts w:ascii="Symbol" w:hAnsi="Symbol" w:hint="default"/>
-      </w:rPr>
-    </w:lvl>
-    <w:lvl w:ilvl="1" w:tplc="04090003" w:tentative="1">
-      <w:start w:val="1"/>
-      <w:numFmt w:val="bullet"/>
-      <w:lvlText w:val="o"/>
-      <w:lvlJc w:val="left"/>
-      <w:pPr>
-        <w:ind w:left="1440" w:hanging="360"/>
-      </w:pPr>
-      <w:rPr>
-        <w:rFonts w:ascii="Courier New" w:hAnsi="Courier New" w:cs="Courier New" w:hint="default"/>
-      </w:rPr>
-    </w:lvl>
-    <w:lvl w:ilvl="2" w:tplc="04090005" w:tentative="1">
-      <w:start w:val="1"/>
-      <w:numFmt w:val="bullet"/>
-      <w:lvlText w:val=""/>
-      <w:lvlJc w:val="left"/>
-      <w:pPr>
-        <w:ind w:left="2160" w:hanging="360"/>
-      </w:pPr>
-      <w:rPr>
-        <w:rFonts w:ascii="Wingdings" w:hAnsi="Wingdings" w:hint="default"/>
-      </w:rPr>
-    </w:lvl>
-    <w:lvl w:ilvl="3" w:tplc="04090001" w:tentative="1">
-      <w:start w:val="1"/>
-      <w:numFmt w:val="bullet"/>
-      <w:lvlText w:val=""/>
-      <w:lvlJc w:val="left"/>
-      <w:pPr>
-        <w:ind w:left="2880" w:hanging="360"/>
-      </w:pPr>
-      <w:rPr>
-        <w:rFonts w:ascii="Symbol" w:hAnsi="Symbol" w:hint="default"/>
-      </w:rPr>
-    </w:lvl>
-    <w:lvl w:ilvl="4" w:tplc="04090003" w:tentative="1">
-      <w:start w:val="1"/>
-      <w:numFmt w:val="bullet"/>
-      <w:lvlText w:val="o"/>
-      <w:lvlJc w:val="left"/>
-      <w:pPr>
-        <w:ind w:left="3600" w:hanging="360"/>
-      </w:pPr>
-      <w:rPr>
-        <w:rFonts w:ascii="Courier New" w:hAnsi="Courier New" w:cs="Courier New" w:hint="default"/>
-      </w:rPr>
-    </w:lvl>
-    <w:lvl w:ilvl="5" w:tplc="04090005" w:tentative="1">
-      <w:start w:val="1"/>
-      <w:numFmt w:val="bullet"/>
-      <w:lvlText w:val=""/>
-      <w:lvlJc w:val="left"/>
-      <w:pPr>
-        <w:ind w:left="4320" w:hanging="360"/>
-      </w:pPr>
-      <w:rPr>
-        <w:rFonts w:ascii="Wingdings" w:hAnsi="Wingdings" w:hint="default"/>
-      </w:rPr>
-    </w:lvl>
-    <w:lvl w:ilvl="6" w:tplc="04090001" w:tentative="1">
-      <w:start w:val="1"/>
-      <w:numFmt w:val="bullet"/>
-      <w:lvlText w:val=""/>
-      <w:lvlJc w:val="left"/>
-      <w:pPr>
-        <w:ind w:left="5040" w:hanging="360"/>
-      </w:pPr>
-      <w:rPr>
-        <w:rFonts w:ascii="Symbol" w:hAnsi="Symbol" w:hint="default"/>
-      </w:rPr>
-    </w:lvl>
-    <w:lvl w:ilvl="7" w:tplc="04090003" w:tentative="1">
-      <w:start w:val="1"/>
-      <w:numFmt w:val="bullet"/>
-      <w:lvlText w:val="o"/>
-      <w:lvlJc w:val="left"/>
-      <w:pPr>
-        <w:ind w:left="5760" w:hanging="360"/>
-      </w:pPr>
-      <w:rPr>
-        <w:rFonts w:ascii="Courier New" w:hAnsi="Courier New" w:cs="Courier New" w:hint="default"/>
-      </w:rPr>
-    </w:lvl>
-    <w:lvl w:ilvl="8" w:tplc="04090005" w:tentative="1">
-      <w:start w:val="1"/>
-      <w:numFmt w:val="bullet"/>
-      <w:lvlText w:val=""/>
-      <w:lvlJc w:val="left"/>
-      <w:pPr>
-        <w:ind w:left="6480" w:hanging="360"/>
-      </w:pPr>
-      <w:rPr>
-        <w:rFonts w:ascii="Wingdings" w:hAnsi="Wingdings" w:hint="default"/>
-      </w:rPr>
-    </w:lvl>
-  </w:abstractNum>
-  <w:abstractNum w:abstractNumId="18" w15:restartNumberingAfterBreak="0">
-    <w:nsid w:val="388F7CE1"/>
-    <w:multiLevelType w:val="multilevel"/>
-    <w:tmpl w:val="10607810"/>
-    <w:lvl w:ilvl="0">
-      <w:start w:val="1"/>
-      <w:numFmt w:val="bullet"/>
-      <w:lvlText w:val=""/>
-      <w:lvlJc w:val="left"/>
-      <w:pPr>
-        <w:tabs>
-          <w:tab w:val="num" w:pos="720"/>
-        </w:tabs>
-        <w:ind w:left="720" w:hanging="360"/>
-      </w:pPr>
-      <w:rPr>
-        <w:rFonts w:ascii="Symbol" w:hAnsi="Symbol" w:hint="default"/>
-        <w:sz w:val="20"/>
-      </w:rPr>
-    </w:lvl>
-    <w:lvl w:ilvl="1" w:tentative="1">
-      <w:start w:val="1"/>
-      <w:numFmt w:val="bullet"/>
-      <w:lvlText w:val="o"/>
-      <w:lvlJc w:val="left"/>
-      <w:pPr>
-        <w:tabs>
-          <w:tab w:val="num" w:pos="1440"/>
-        </w:tabs>
-        <w:ind w:left="1440" w:hanging="360"/>
-      </w:pPr>
-      <w:rPr>
-        <w:rFonts w:ascii="Courier New" w:hAnsi="Courier New" w:hint="default"/>
-        <w:sz w:val="20"/>
-      </w:rPr>
-    </w:lvl>
-    <w:lvl w:ilvl="2" w:tentative="1">
-      <w:start w:val="1"/>
-      <w:numFmt w:val="bullet"/>
-      <w:lvlText w:val=""/>
-      <w:lvlJc w:val="left"/>
-      <w:pPr>
-        <w:tabs>
-          <w:tab w:val="num" w:pos="2160"/>
-        </w:tabs>
-        <w:ind w:left="2160" w:hanging="360"/>
-      </w:pPr>
-      <w:rPr>
-        <w:rFonts w:ascii="Wingdings" w:hAnsi="Wingdings" w:hint="default"/>
-        <w:sz w:val="20"/>
-      </w:rPr>
-    </w:lvl>
-    <w:lvl w:ilvl="3" w:tentative="1">
-      <w:start w:val="1"/>
-      <w:numFmt w:val="bullet"/>
-      <w:lvlText w:val=""/>
-      <w:lvlJc w:val="left"/>
-      <w:pPr>
-        <w:tabs>
-          <w:tab w:val="num" w:pos="2880"/>
-        </w:tabs>
-        <w:ind w:left="2880" w:hanging="360"/>
-      </w:pPr>
-      <w:rPr>
-        <w:rFonts w:ascii="Wingdings" w:hAnsi="Wingdings" w:hint="default"/>
-        <w:sz w:val="20"/>
-      </w:rPr>
-    </w:lvl>
-    <w:lvl w:ilvl="4" w:tentative="1">
-      <w:start w:val="1"/>
-      <w:numFmt w:val="bullet"/>
-      <w:lvlText w:val=""/>
-      <w:lvlJc w:val="left"/>
-      <w:pPr>
-        <w:tabs>
-          <w:tab w:val="num" w:pos="3600"/>
-        </w:tabs>
-        <w:ind w:left="3600" w:hanging="360"/>
-      </w:pPr>
-      <w:rPr>
-        <w:rFonts w:ascii="Wingdings" w:hAnsi="Wingdings" w:hint="default"/>
-        <w:sz w:val="20"/>
-      </w:rPr>
-    </w:lvl>
-    <w:lvl w:ilvl="5" w:tentative="1">
-      <w:start w:val="1"/>
-      <w:numFmt w:val="bullet"/>
-      <w:lvlText w:val=""/>
-      <w:lvlJc w:val="left"/>
-      <w:pPr>
-        <w:tabs>
-          <w:tab w:val="num" w:pos="4320"/>
-        </w:tabs>
-        <w:ind w:left="4320" w:hanging="360"/>
-      </w:pPr>
-      <w:rPr>
-        <w:rFonts w:ascii="Wingdings" w:hAnsi="Wingdings" w:hint="default"/>
-        <w:sz w:val="20"/>
-      </w:rPr>
-    </w:lvl>
-    <w:lvl w:ilvl="6" w:tentative="1">
-      <w:start w:val="1"/>
-      <w:numFmt w:val="bullet"/>
-      <w:lvlText w:val=""/>
-      <w:lvlJc w:val="left"/>
-      <w:pPr>
-        <w:tabs>
-          <w:tab w:val="num" w:pos="5040"/>
-        </w:tabs>
-        <w:ind w:left="5040" w:hanging="360"/>
-      </w:pPr>
-      <w:rPr>
-        <w:rFonts w:ascii="Wingdings" w:hAnsi="Wingdings" w:hint="default"/>
-        <w:sz w:val="20"/>
-      </w:rPr>
-    </w:lvl>
-    <w:lvl w:ilvl="7" w:tentative="1">
-      <w:start w:val="1"/>
-      <w:numFmt w:val="bullet"/>
-      <w:lvlText w:val=""/>
-      <w:lvlJc w:val="left"/>
-      <w:pPr>
-        <w:tabs>
-          <w:tab w:val="num" w:pos="5760"/>
-        </w:tabs>
-        <w:ind w:left="5760" w:hanging="360"/>
-      </w:pPr>
-      <w:rPr>
-        <w:rFonts w:ascii="Wingdings" w:hAnsi="Wingdings" w:hint="default"/>
-        <w:sz w:val="20"/>
-      </w:rPr>
-    </w:lvl>
-    <w:lvl w:ilvl="8" w:tentative="1">
-      <w:start w:val="1"/>
-      <w:numFmt w:val="bullet"/>
-      <w:lvlText w:val=""/>
-      <w:lvlJc w:val="left"/>
-      <w:pPr>
-        <w:tabs>
-          <w:tab w:val="num" w:pos="6480"/>
-        </w:tabs>
-        <w:ind w:left="6480" w:hanging="360"/>
-      </w:pPr>
-      <w:rPr>
-        <w:rFonts w:ascii="Wingdings" w:hAnsi="Wingdings" w:hint="default"/>
-        <w:sz w:val="20"/>
-      </w:rPr>
-    </w:lvl>
-  </w:abstractNum>
-  <w:abstractNum w:abstractNumId="19" w15:restartNumberingAfterBreak="0">
-    <w:nsid w:val="45841D69"/>
-    <w:multiLevelType w:val="hybridMultilevel"/>
-    <w:tmpl w:val="03727040"/>
-    <w:lvl w:ilvl="0" w:tplc="44806726">
-      <w:start w:val="1"/>
-      <w:numFmt w:val="upperRoman"/>
-      <w:lvlText w:val="%1."/>
-      <w:lvlJc w:val="left"/>
-      <w:pPr>
-        <w:ind w:left="720" w:hanging="360"/>
-      </w:pPr>
-      <w:rPr>
-        <w:rFonts w:hint="default"/>
-      </w:rPr>
-    </w:lvl>
-    <w:lvl w:ilvl="1" w:tplc="04090019" w:tentative="1">
-      <w:start w:val="1"/>
-      <w:numFmt w:val="lowerLetter"/>
-      <w:lvlText w:val="%2."/>
-      <w:lvlJc w:val="left"/>
-      <w:pPr>
-        <w:ind w:left="1440" w:hanging="360"/>
-      </w:pPr>
-    </w:lvl>
-    <w:lvl w:ilvl="2" w:tplc="0409001B" w:tentative="1">
-      <w:start w:val="1"/>
-      <w:numFmt w:val="lowerRoman"/>
-      <w:lvlText w:val="%3."/>
-      <w:lvlJc w:val="right"/>
-      <w:pPr>
-        <w:ind w:left="2160" w:hanging="180"/>
-      </w:pPr>
-    </w:lvl>
-    <w:lvl w:ilvl="3" w:tplc="0409000F" w:tentative="1">
-      <w:start w:val="1"/>
-      <w:numFmt w:val="decimal"/>
-      <w:lvlText w:val="%4."/>
-      <w:lvlJc w:val="left"/>
-      <w:pPr>
-        <w:ind w:left="2880" w:hanging="360"/>
-      </w:pPr>
-    </w:lvl>
-    <w:lvl w:ilvl="4" w:tplc="04090019" w:tentative="1">
-      <w:start w:val="1"/>
-      <w:numFmt w:val="lowerLetter"/>
-      <w:lvlText w:val="%5."/>
-      <w:lvlJc w:val="left"/>
-      <w:pPr>
-        <w:ind w:left="3600" w:hanging="360"/>
-      </w:pPr>
-    </w:lvl>
-    <w:lvl w:ilvl="5" w:tplc="0409001B" w:tentative="1">
-      <w:start w:val="1"/>
-      <w:numFmt w:val="lowerRoman"/>
-      <w:lvlText w:val="%6."/>
-      <w:lvlJc w:val="right"/>
-      <w:pPr>
-        <w:ind w:left="4320" w:hanging="180"/>
-      </w:pPr>
-    </w:lvl>
-    <w:lvl w:ilvl="6" w:tplc="0409000F" w:tentative="1">
-      <w:start w:val="1"/>
-      <w:numFmt w:val="decimal"/>
-      <w:lvlText w:val="%7."/>
-      <w:lvlJc w:val="left"/>
-      <w:pPr>
-        <w:ind w:left="5040" w:hanging="360"/>
-      </w:pPr>
-    </w:lvl>
-    <w:lvl w:ilvl="7" w:tplc="04090019" w:tentative="1">
-      <w:start w:val="1"/>
-      <w:numFmt w:val="lowerLetter"/>
-      <w:lvlText w:val="%8."/>
-      <w:lvlJc w:val="left"/>
-      <w:pPr>
-        <w:ind w:left="5760" w:hanging="360"/>
-      </w:pPr>
-    </w:lvl>
-    <w:lvl w:ilvl="8" w:tplc="0409001B" w:tentative="1">
-      <w:start w:val="1"/>
-      <w:numFmt w:val="lowerRoman"/>
-      <w:lvlText w:val="%9."/>
-      <w:lvlJc w:val="right"/>
-      <w:pPr>
-        <w:ind w:left="6480" w:hanging="180"/>
-      </w:pPr>
-    </w:lvl>
-  </w:abstractNum>
-  <w:abstractNum w:abstractNumId="20" w15:restartNumberingAfterBreak="0">
-    <w:nsid w:val="494941E9"/>
-    <w:multiLevelType w:val="hybridMultilevel"/>
-    <w:tmpl w:val="95520228"/>
-    <w:lvl w:ilvl="0" w:tplc="04090001">
-      <w:start w:val="1"/>
-      <w:numFmt w:val="bullet"/>
-      <w:lvlText w:val=""/>
-      <w:lvlJc w:val="left"/>
-      <w:pPr>
-        <w:ind w:left="720" w:hanging="360"/>
-      </w:pPr>
-      <w:rPr>
-        <w:rFonts w:ascii="Symbol" w:hAnsi="Symbol" w:hint="default"/>
-      </w:rPr>
-    </w:lvl>
-    <w:lvl w:ilvl="1" w:tplc="04090003" w:tentative="1">
-      <w:start w:val="1"/>
-      <w:numFmt w:val="bullet"/>
-      <w:lvlText w:val="o"/>
-      <w:lvlJc w:val="left"/>
-      <w:pPr>
-        <w:ind w:left="1440" w:hanging="360"/>
-      </w:pPr>
-      <w:rPr>
-        <w:rFonts w:ascii="Courier New" w:hAnsi="Courier New" w:cs="Courier New" w:hint="default"/>
-      </w:rPr>
-    </w:lvl>
-    <w:lvl w:ilvl="2" w:tplc="04090005" w:tentative="1">
-      <w:start w:val="1"/>
-      <w:numFmt w:val="bullet"/>
-      <w:lvlText w:val=""/>
-      <w:lvlJc w:val="left"/>
-      <w:pPr>
-        <w:ind w:left="2160" w:hanging="360"/>
-      </w:pPr>
-      <w:rPr>
-        <w:rFonts w:ascii="Wingdings" w:hAnsi="Wingdings" w:hint="default"/>
-      </w:rPr>
-    </w:lvl>
-    <w:lvl w:ilvl="3" w:tplc="04090001" w:tentative="1">
-      <w:start w:val="1"/>
-      <w:numFmt w:val="bullet"/>
-      <w:lvlText w:val=""/>
-      <w:lvlJc w:val="left"/>
-      <w:pPr>
-        <w:ind w:left="2880" w:hanging="360"/>
-      </w:pPr>
-      <w:rPr>
-        <w:rFonts w:ascii="Symbol" w:hAnsi="Symbol" w:hint="default"/>
-      </w:rPr>
-    </w:lvl>
-    <w:lvl w:ilvl="4" w:tplc="04090003" w:tentative="1">
-      <w:start w:val="1"/>
-      <w:numFmt w:val="bullet"/>
-      <w:lvlText w:val="o"/>
-      <w:lvlJc w:val="left"/>
-      <w:pPr>
-        <w:ind w:left="3600" w:hanging="360"/>
-      </w:pPr>
-      <w:rPr>
-        <w:rFonts w:ascii="Courier New" w:hAnsi="Courier New" w:cs="Courier New" w:hint="default"/>
-      </w:rPr>
-    </w:lvl>
-    <w:lvl w:ilvl="5" w:tplc="04090005" w:tentative="1">
-      <w:start w:val="1"/>
-      <w:numFmt w:val="bullet"/>
-      <w:lvlText w:val=""/>
-      <w:lvlJc w:val="left"/>
-      <w:pPr>
-        <w:ind w:left="4320" w:hanging="360"/>
-      </w:pPr>
-      <w:rPr>
-        <w:rFonts w:ascii="Wingdings" w:hAnsi="Wingdings" w:hint="default"/>
-      </w:rPr>
-    </w:lvl>
-    <w:lvl w:ilvl="6" w:tplc="04090001" w:tentative="1">
-      <w:start w:val="1"/>
-      <w:numFmt w:val="bullet"/>
-      <w:lvlText w:val=""/>
-      <w:lvlJc w:val="left"/>
-      <w:pPr>
-        <w:ind w:left="5040" w:hanging="360"/>
-      </w:pPr>
-      <w:rPr>
-        <w:rFonts w:ascii="Symbol" w:hAnsi="Symbol" w:hint="default"/>
-      </w:rPr>
-    </w:lvl>
-    <w:lvl w:ilvl="7" w:tplc="04090003" w:tentative="1">
-      <w:start w:val="1"/>
-      <w:numFmt w:val="bullet"/>
-      <w:lvlText w:val="o"/>
-      <w:lvlJc w:val="left"/>
-      <w:pPr>
-        <w:ind w:left="5760" w:hanging="360"/>
-      </w:pPr>
-      <w:rPr>
-        <w:rFonts w:ascii="Courier New" w:hAnsi="Courier New" w:cs="Courier New" w:hint="default"/>
-      </w:rPr>
-    </w:lvl>
-    <w:lvl w:ilvl="8" w:tplc="04090005" w:tentative="1">
-      <w:start w:val="1"/>
-      <w:numFmt w:val="bullet"/>
-      <w:lvlText w:val=""/>
-      <w:lvlJc w:val="left"/>
-      <w:pPr>
-        <w:ind w:left="6480" w:hanging="360"/>
-      </w:pPr>
-      <w:rPr>
-        <w:rFonts w:ascii="Wingdings" w:hAnsi="Wingdings" w:hint="default"/>
-      </w:rPr>
-    </w:lvl>
-  </w:abstractNum>
-  <w:abstractNum w:abstractNumId="21" w15:restartNumberingAfterBreak="0">
-    <w:nsid w:val="49F73B9D"/>
-    <w:multiLevelType w:val="multilevel"/>
-    <w:tmpl w:val="73EEE8DC"/>
-    <w:lvl w:ilvl="0">
-      <w:start w:val="1"/>
-      <w:numFmt w:val="decimal"/>
-      <w:lvlText w:val="%1."/>
-      <w:lvlJc w:val="left"/>
-      <w:pPr>
-        <w:tabs>
-          <w:tab w:val="num" w:pos="360"/>
-        </w:tabs>
-        <w:ind w:left="360" w:hanging="360"/>
-      </w:pPr>
-    </w:lvl>
-    <w:lvl w:ilvl="1" w:tentative="1">
-      <w:start w:val="1"/>
-      <w:numFmt w:val="decimal"/>
-      <w:lvlText w:val="%2."/>
-      <w:lvlJc w:val="left"/>
-      <w:pPr>
-        <w:tabs>
-          <w:tab w:val="num" w:pos="1080"/>
-        </w:tabs>
-        <w:ind w:left="1080" w:hanging="360"/>
-      </w:pPr>
-    </w:lvl>
-    <w:lvl w:ilvl="2" w:tentative="1">
-      <w:start w:val="1"/>
-      <w:numFmt w:val="decimal"/>
-      <w:lvlText w:val="%3."/>
-      <w:lvlJc w:val="left"/>
-      <w:pPr>
-        <w:tabs>
-          <w:tab w:val="num" w:pos="1800"/>
-        </w:tabs>
-        <w:ind w:left="1800" w:hanging="360"/>
-      </w:pPr>
-    </w:lvl>
-    <w:lvl w:ilvl="3" w:tentative="1">
-      <w:start w:val="1"/>
-      <w:numFmt w:val="decimal"/>
-      <w:lvlText w:val="%4."/>
-      <w:lvlJc w:val="left"/>
-      <w:pPr>
-        <w:tabs>
-          <w:tab w:val="num" w:pos="2520"/>
-        </w:tabs>
-        <w:ind w:left="2520" w:hanging="360"/>
-      </w:pPr>
-    </w:lvl>
-    <w:lvl w:ilvl="4" w:tentative="1">
-      <w:start w:val="1"/>
-      <w:numFmt w:val="decimal"/>
-      <w:lvlText w:val="%5."/>
-      <w:lvlJc w:val="left"/>
-      <w:pPr>
-        <w:tabs>
-          <w:tab w:val="num" w:pos="3240"/>
-        </w:tabs>
-        <w:ind w:left="3240" w:hanging="360"/>
-      </w:pPr>
-    </w:lvl>
-    <w:lvl w:ilvl="5" w:tentative="1">
-      <w:start w:val="1"/>
-      <w:numFmt w:val="decimal"/>
-      <w:lvlText w:val="%6."/>
-      <w:lvlJc w:val="left"/>
-      <w:pPr>
-        <w:tabs>
-          <w:tab w:val="num" w:pos="3960"/>
-        </w:tabs>
-        <w:ind w:left="3960" w:hanging="360"/>
-      </w:pPr>
-    </w:lvl>
-    <w:lvl w:ilvl="6" w:tentative="1">
-      <w:start w:val="1"/>
-      <w:numFmt w:val="decimal"/>
-      <w:lvlText w:val="%7."/>
-      <w:lvlJc w:val="left"/>
-      <w:pPr>
-        <w:tabs>
-          <w:tab w:val="num" w:pos="4680"/>
-        </w:tabs>
-        <w:ind w:left="4680" w:hanging="360"/>
-      </w:pPr>
-    </w:lvl>
-    <w:lvl w:ilvl="7" w:tentative="1">
-      <w:start w:val="1"/>
-      <w:numFmt w:val="decimal"/>
-      <w:lvlText w:val="%8."/>
-      <w:lvlJc w:val="left"/>
-      <w:pPr>
-        <w:tabs>
-          <w:tab w:val="num" w:pos="5400"/>
-        </w:tabs>
-        <w:ind w:left="5400" w:hanging="360"/>
-      </w:pPr>
-    </w:lvl>
-    <w:lvl w:ilvl="8" w:tentative="1">
-      <w:start w:val="1"/>
-      <w:numFmt w:val="decimal"/>
-      <w:lvlText w:val="%9."/>
-      <w:lvlJc w:val="left"/>
-      <w:pPr>
-        <w:tabs>
-          <w:tab w:val="num" w:pos="6120"/>
-        </w:tabs>
-        <w:ind w:left="6120" w:hanging="360"/>
-      </w:pPr>
-    </w:lvl>
-  </w:abstractNum>
-  <w:abstractNum w:abstractNumId="22" w15:restartNumberingAfterBreak="0">
-    <w:nsid w:val="4ADB021B"/>
-    <w:multiLevelType w:val="hybridMultilevel"/>
-    <w:tmpl w:val="FF5C06A2"/>
-    <w:lvl w:ilvl="0" w:tplc="04090001">
-      <w:start w:val="1"/>
-      <w:numFmt w:val="bullet"/>
-      <w:lvlText w:val=""/>
-      <w:lvlJc w:val="left"/>
-      <w:pPr>
-        <w:ind w:left="720" w:hanging="360"/>
-      </w:pPr>
-      <w:rPr>
-        <w:rFonts w:ascii="Symbol" w:hAnsi="Symbol" w:hint="default"/>
-      </w:rPr>
-    </w:lvl>
-    <w:lvl w:ilvl="1" w:tplc="04090003">
-      <w:start w:val="1"/>
-      <w:numFmt w:val="bullet"/>
-      <w:lvlText w:val="o"/>
-      <w:lvlJc w:val="left"/>
-      <w:pPr>
-        <w:ind w:left="1440" w:hanging="360"/>
-      </w:pPr>
-      <w:rPr>
-        <w:rFonts w:ascii="Courier New" w:hAnsi="Courier New" w:cs="Courier New" w:hint="default"/>
-      </w:rPr>
-    </w:lvl>
-    <w:lvl w:ilvl="2" w:tplc="04090005">
-      <w:start w:val="1"/>
-      <w:numFmt w:val="bullet"/>
-      <w:lvlText w:val=""/>
-      <w:lvlJc w:val="left"/>
-      <w:pPr>
-        <w:ind w:left="2160" w:hanging="360"/>
-      </w:pPr>
-      <w:rPr>
-        <w:rFonts w:ascii="Wingdings" w:hAnsi="Wingdings" w:hint="default"/>
-      </w:rPr>
-    </w:lvl>
-    <w:lvl w:ilvl="3" w:tplc="04090001" w:tentative="1">
-      <w:start w:val="1"/>
-      <w:numFmt w:val="bullet"/>
-      <w:lvlText w:val=""/>
-      <w:lvlJc w:val="left"/>
-      <w:pPr>
-        <w:ind w:left="2880" w:hanging="360"/>
-      </w:pPr>
-      <w:rPr>
-        <w:rFonts w:ascii="Symbol" w:hAnsi="Symbol" w:hint="default"/>
-      </w:rPr>
-    </w:lvl>
-    <w:lvl w:ilvl="4" w:tplc="04090003" w:tentative="1">
-      <w:start w:val="1"/>
-      <w:numFmt w:val="bullet"/>
-      <w:lvlText w:val="o"/>
-      <w:lvlJc w:val="left"/>
-      <w:pPr>
-        <w:ind w:left="3600" w:hanging="360"/>
-      </w:pPr>
-      <w:rPr>
-        <w:rFonts w:ascii="Courier New" w:hAnsi="Courier New" w:cs="Courier New" w:hint="default"/>
-      </w:rPr>
-    </w:lvl>
-    <w:lvl w:ilvl="5" w:tplc="04090005" w:tentative="1">
-      <w:start w:val="1"/>
-      <w:numFmt w:val="bullet"/>
-      <w:lvlText w:val=""/>
-      <w:lvlJc w:val="left"/>
-      <w:pPr>
-        <w:ind w:left="4320" w:hanging="360"/>
-      </w:pPr>
-      <w:rPr>
-        <w:rFonts w:ascii="Wingdings" w:hAnsi="Wingdings" w:hint="default"/>
-      </w:rPr>
-    </w:lvl>
-    <w:lvl w:ilvl="6" w:tplc="04090001" w:tentative="1">
-      <w:start w:val="1"/>
-      <w:numFmt w:val="bullet"/>
-      <w:lvlText w:val=""/>
-      <w:lvlJc w:val="left"/>
-      <w:pPr>
-        <w:ind w:left="5040" w:hanging="360"/>
-      </w:pPr>
-      <w:rPr>
-        <w:rFonts w:ascii="Symbol" w:hAnsi="Symbol" w:hint="default"/>
-      </w:rPr>
-    </w:lvl>
-    <w:lvl w:ilvl="7" w:tplc="04090003" w:tentative="1">
-      <w:start w:val="1"/>
-      <w:numFmt w:val="bullet"/>
-      <w:lvlText w:val="o"/>
-      <w:lvlJc w:val="left"/>
-      <w:pPr>
-        <w:ind w:left="5760" w:hanging="360"/>
-      </w:pPr>
-      <w:rPr>
-        <w:rFonts w:ascii="Courier New" w:hAnsi="Courier New" w:cs="Courier New" w:hint="default"/>
-      </w:rPr>
-    </w:lvl>
-    <w:lvl w:ilvl="8" w:tplc="04090005" w:tentative="1">
-      <w:start w:val="1"/>
-      <w:numFmt w:val="bullet"/>
-      <w:lvlText w:val=""/>
-      <w:lvlJc w:val="left"/>
-      <w:pPr>
-        <w:ind w:left="6480" w:hanging="360"/>
-      </w:pPr>
-      <w:rPr>
-        <w:rFonts w:ascii="Wingdings" w:hAnsi="Wingdings" w:hint="default"/>
-      </w:rPr>
-    </w:lvl>
-  </w:abstractNum>
-  <w:abstractNum w:abstractNumId="23" w15:restartNumberingAfterBreak="0">
-    <w:nsid w:val="4B7044A1"/>
-    <w:multiLevelType w:val="hybridMultilevel"/>
-    <w:tmpl w:val="39386A46"/>
-    <w:lvl w:ilvl="0" w:tplc="04090001">
-      <w:start w:val="1"/>
-      <w:numFmt w:val="bullet"/>
-      <w:lvlText w:val=""/>
-      <w:lvlJc w:val="left"/>
-      <w:pPr>
-        <w:ind w:left="720" w:hanging="360"/>
-      </w:pPr>
-      <w:rPr>
-        <w:rFonts w:ascii="Symbol" w:hAnsi="Symbol" w:hint="default"/>
-      </w:rPr>
-    </w:lvl>
-    <w:lvl w:ilvl="1" w:tplc="04090003" w:tentative="1">
-      <w:start w:val="1"/>
-      <w:numFmt w:val="bullet"/>
-      <w:lvlText w:val="o"/>
-      <w:lvlJc w:val="left"/>
-      <w:pPr>
-        <w:ind w:left="1440" w:hanging="360"/>
-      </w:pPr>
-      <w:rPr>
-        <w:rFonts w:ascii="Courier New" w:hAnsi="Courier New" w:cs="Courier New" w:hint="default"/>
-      </w:rPr>
-    </w:lvl>
-    <w:lvl w:ilvl="2" w:tplc="04090005" w:tentative="1">
-      <w:start w:val="1"/>
-      <w:numFmt w:val="bullet"/>
-      <w:lvlText w:val=""/>
-      <w:lvlJc w:val="left"/>
-      <w:pPr>
-        <w:ind w:left="2160" w:hanging="360"/>
-      </w:pPr>
-      <w:rPr>
-        <w:rFonts w:ascii="Wingdings" w:hAnsi="Wingdings" w:hint="default"/>
-      </w:rPr>
-    </w:lvl>
-    <w:lvl w:ilvl="3" w:tplc="04090001" w:tentative="1">
-      <w:start w:val="1"/>
-      <w:numFmt w:val="bullet"/>
-      <w:lvlText w:val=""/>
-      <w:lvlJc w:val="left"/>
-      <w:pPr>
-        <w:ind w:left="2880" w:hanging="360"/>
-      </w:pPr>
-      <w:rPr>
-        <w:rFonts w:ascii="Symbol" w:hAnsi="Symbol" w:hint="default"/>
-      </w:rPr>
-    </w:lvl>
-    <w:lvl w:ilvl="4" w:tplc="04090003" w:tentative="1">
-      <w:start w:val="1"/>
-      <w:numFmt w:val="bullet"/>
-      <w:lvlText w:val="o"/>
-      <w:lvlJc w:val="left"/>
-      <w:pPr>
-        <w:ind w:left="3600" w:hanging="360"/>
-      </w:pPr>
-      <w:rPr>
-        <w:rFonts w:ascii="Courier New" w:hAnsi="Courier New" w:cs="Courier New" w:hint="default"/>
-      </w:rPr>
-    </w:lvl>
-    <w:lvl w:ilvl="5" w:tplc="04090005" w:tentative="1">
-      <w:start w:val="1"/>
-      <w:numFmt w:val="bullet"/>
-      <w:lvlText w:val=""/>
-      <w:lvlJc w:val="left"/>
-      <w:pPr>
-        <w:ind w:left="4320" w:hanging="360"/>
-      </w:pPr>
-      <w:rPr>
-        <w:rFonts w:ascii="Wingdings" w:hAnsi="Wingdings" w:hint="default"/>
-      </w:rPr>
-    </w:lvl>
-    <w:lvl w:ilvl="6" w:tplc="04090001" w:tentative="1">
-      <w:start w:val="1"/>
-      <w:numFmt w:val="bullet"/>
-      <w:lvlText w:val=""/>
-      <w:lvlJc w:val="left"/>
-      <w:pPr>
-        <w:ind w:left="5040" w:hanging="360"/>
-      </w:pPr>
-      <w:rPr>
-        <w:rFonts w:ascii="Symbol" w:hAnsi="Symbol" w:hint="default"/>
-      </w:rPr>
-    </w:lvl>
-    <w:lvl w:ilvl="7" w:tplc="04090003" w:tentative="1">
-      <w:start w:val="1"/>
-      <w:numFmt w:val="bullet"/>
-      <w:lvlText w:val="o"/>
-      <w:lvlJc w:val="left"/>
-      <w:pPr>
-        <w:ind w:left="5760" w:hanging="360"/>
-      </w:pPr>
-      <w:rPr>
-        <w:rFonts w:ascii="Courier New" w:hAnsi="Courier New" w:cs="Courier New" w:hint="default"/>
-      </w:rPr>
-    </w:lvl>
-    <w:lvl w:ilvl="8" w:tplc="04090005" w:tentative="1">
-      <w:start w:val="1"/>
-      <w:numFmt w:val="bullet"/>
-      <w:lvlText w:val=""/>
-      <w:lvlJc w:val="left"/>
-      <w:pPr>
-        <w:ind w:left="6480" w:hanging="360"/>
-      </w:pPr>
-      <w:rPr>
-        <w:rFonts w:ascii="Wingdings" w:hAnsi="Wingdings" w:hint="default"/>
-      </w:rPr>
-    </w:lvl>
-  </w:abstractNum>
-  <w:abstractNum w:abstractNumId="24" w15:restartNumberingAfterBreak="0">
-    <w:nsid w:val="4EF148DD"/>
-    <w:multiLevelType w:val="hybridMultilevel"/>
-    <w:tmpl w:val="EF2E6BBC"/>
-    <w:lvl w:ilvl="0" w:tplc="04090001">
-      <w:start w:val="1"/>
-      <w:numFmt w:val="bullet"/>
-      <w:lvlText w:val=""/>
-      <w:lvlJc w:val="left"/>
-      <w:pPr>
-        <w:ind w:left="720" w:hanging="360"/>
-      </w:pPr>
-      <w:rPr>
-        <w:rFonts w:ascii="Symbol" w:hAnsi="Symbol" w:hint="default"/>
-      </w:rPr>
-    </w:lvl>
-    <w:lvl w:ilvl="1" w:tplc="04090003" w:tentative="1">
-      <w:start w:val="1"/>
-      <w:numFmt w:val="bullet"/>
-      <w:lvlText w:val="o"/>
-      <w:lvlJc w:val="left"/>
-      <w:pPr>
-        <w:ind w:left="1440" w:hanging="360"/>
-      </w:pPr>
-      <w:rPr>
-        <w:rFonts w:ascii="Courier New" w:hAnsi="Courier New" w:cs="Courier New" w:hint="default"/>
-      </w:rPr>
-    </w:lvl>
-    <w:lvl w:ilvl="2" w:tplc="04090005" w:tentative="1">
-      <w:start w:val="1"/>
-      <w:numFmt w:val="bullet"/>
-      <w:lvlText w:val=""/>
-      <w:lvlJc w:val="left"/>
-      <w:pPr>
-        <w:ind w:left="2160" w:hanging="360"/>
-      </w:pPr>
-      <w:rPr>
-        <w:rFonts w:ascii="Wingdings" w:hAnsi="Wingdings" w:hint="default"/>
-      </w:rPr>
-    </w:lvl>
-    <w:lvl w:ilvl="3" w:tplc="04090001" w:tentative="1">
-      <w:start w:val="1"/>
-      <w:numFmt w:val="bullet"/>
-      <w:lvlText w:val=""/>
-      <w:lvlJc w:val="left"/>
-      <w:pPr>
-        <w:ind w:left="2880" w:hanging="360"/>
-      </w:pPr>
-      <w:rPr>
-        <w:rFonts w:ascii="Symbol" w:hAnsi="Symbol" w:hint="default"/>
-      </w:rPr>
-    </w:lvl>
-    <w:lvl w:ilvl="4" w:tplc="04090003" w:tentative="1">
-      <w:start w:val="1"/>
-      <w:numFmt w:val="bullet"/>
-      <w:lvlText w:val="o"/>
-      <w:lvlJc w:val="left"/>
-      <w:pPr>
-        <w:ind w:left="3600" w:hanging="360"/>
-      </w:pPr>
-      <w:rPr>
-        <w:rFonts w:ascii="Courier New" w:hAnsi="Courier New" w:cs="Courier New" w:hint="default"/>
-      </w:rPr>
-    </w:lvl>
-    <w:lvl w:ilvl="5" w:tplc="04090005" w:tentative="1">
-      <w:start w:val="1"/>
-      <w:numFmt w:val="bullet"/>
-      <w:lvlText w:val=""/>
-      <w:lvlJc w:val="left"/>
-      <w:pPr>
-        <w:ind w:left="4320" w:hanging="360"/>
-      </w:pPr>
-      <w:rPr>
-        <w:rFonts w:ascii="Wingdings" w:hAnsi="Wingdings" w:hint="default"/>
-      </w:rPr>
-    </w:lvl>
-    <w:lvl w:ilvl="6" w:tplc="04090001" w:tentative="1">
-      <w:start w:val="1"/>
-      <w:numFmt w:val="bullet"/>
-      <w:lvlText w:val=""/>
-      <w:lvlJc w:val="left"/>
-      <w:pPr>
-        <w:ind w:left="5040" w:hanging="360"/>
-      </w:pPr>
-      <w:rPr>
-        <w:rFonts w:ascii="Symbol" w:hAnsi="Symbol" w:hint="default"/>
-      </w:rPr>
-    </w:lvl>
-    <w:lvl w:ilvl="7" w:tplc="04090003" w:tentative="1">
-      <w:start w:val="1"/>
-      <w:numFmt w:val="bullet"/>
-      <w:lvlText w:val="o"/>
-      <w:lvlJc w:val="left"/>
-      <w:pPr>
-        <w:ind w:left="5760" w:hanging="360"/>
-      </w:pPr>
-      <w:rPr>
-        <w:rFonts w:ascii="Courier New" w:hAnsi="Courier New" w:cs="Courier New" w:hint="default"/>
-      </w:rPr>
-    </w:lvl>
-    <w:lvl w:ilvl="8" w:tplc="04090005" w:tentative="1">
-      <w:start w:val="1"/>
-      <w:numFmt w:val="bullet"/>
-      <w:lvlText w:val=""/>
-      <w:lvlJc w:val="left"/>
-      <w:pPr>
-        <w:ind w:left="6480" w:hanging="360"/>
-      </w:pPr>
-      <w:rPr>
-        <w:rFonts w:ascii="Wingdings" w:hAnsi="Wingdings" w:hint="default"/>
-      </w:rPr>
-    </w:lvl>
-  </w:abstractNum>
-  <w:abstractNum w:abstractNumId="25" w15:restartNumberingAfterBreak="0">
-    <w:nsid w:val="4F79264F"/>
-    <w:multiLevelType w:val="multilevel"/>
-    <w:tmpl w:val="BDE20BBA"/>
-    <w:lvl w:ilvl="0">
-      <w:start w:val="1"/>
-      <w:numFmt w:val="bullet"/>
-      <w:lvlText w:val=""/>
-      <w:lvlJc w:val="left"/>
-      <w:pPr>
-        <w:tabs>
-          <w:tab w:val="num" w:pos="720"/>
-        </w:tabs>
-        <w:ind w:left="720" w:hanging="360"/>
-      </w:pPr>
-      <w:rPr>
-        <w:rFonts w:ascii="Symbol" w:hAnsi="Symbol" w:hint="default"/>
-        <w:sz w:val="20"/>
-      </w:rPr>
-    </w:lvl>
-    <w:lvl w:ilvl="1" w:tentative="1">
-      <w:start w:val="1"/>
-      <w:numFmt w:val="bullet"/>
-      <w:lvlText w:val="o"/>
-      <w:lvlJc w:val="left"/>
-      <w:pPr>
-        <w:tabs>
-          <w:tab w:val="num" w:pos="1440"/>
-        </w:tabs>
-        <w:ind w:left="1440" w:hanging="360"/>
-      </w:pPr>
-      <w:rPr>
-        <w:rFonts w:ascii="Courier New" w:hAnsi="Courier New" w:hint="default"/>
-        <w:sz w:val="20"/>
-      </w:rPr>
-    </w:lvl>
-    <w:lvl w:ilvl="2" w:tentative="1">
-      <w:start w:val="1"/>
-      <w:numFmt w:val="bullet"/>
-      <w:lvlText w:val=""/>
-      <w:lvlJc w:val="left"/>
-      <w:pPr>
-        <w:tabs>
-          <w:tab w:val="num" w:pos="2160"/>
-        </w:tabs>
-        <w:ind w:left="2160" w:hanging="360"/>
-      </w:pPr>
-      <w:rPr>
-        <w:rFonts w:ascii="Wingdings" w:hAnsi="Wingdings" w:hint="default"/>
-        <w:sz w:val="20"/>
-      </w:rPr>
-    </w:lvl>
-    <w:lvl w:ilvl="3" w:tentative="1">
-      <w:start w:val="1"/>
-      <w:numFmt w:val="bullet"/>
-      <w:lvlText w:val=""/>
-      <w:lvlJc w:val="left"/>
-      <w:pPr>
-        <w:tabs>
-          <w:tab w:val="num" w:pos="2880"/>
-        </w:tabs>
-        <w:ind w:left="2880" w:hanging="360"/>
-      </w:pPr>
-      <w:rPr>
-        <w:rFonts w:ascii="Wingdings" w:hAnsi="Wingdings" w:hint="default"/>
-        <w:sz w:val="20"/>
-      </w:rPr>
-    </w:lvl>
-    <w:lvl w:ilvl="4" w:tentative="1">
-      <w:start w:val="1"/>
-      <w:numFmt w:val="bullet"/>
-      <w:lvlText w:val=""/>
-      <w:lvlJc w:val="left"/>
-      <w:pPr>
-        <w:tabs>
-          <w:tab w:val="num" w:pos="3600"/>
-        </w:tabs>
-        <w:ind w:left="3600" w:hanging="360"/>
-      </w:pPr>
-      <w:rPr>
-        <w:rFonts w:ascii="Wingdings" w:hAnsi="Wingdings" w:hint="default"/>
-        <w:sz w:val="20"/>
-      </w:rPr>
-    </w:lvl>
-    <w:lvl w:ilvl="5" w:tentative="1">
-      <w:start w:val="1"/>
-      <w:numFmt w:val="bullet"/>
-      <w:lvlText w:val=""/>
-      <w:lvlJc w:val="left"/>
-      <w:pPr>
-        <w:tabs>
-          <w:tab w:val="num" w:pos="4320"/>
-        </w:tabs>
-        <w:ind w:left="4320" w:hanging="360"/>
-      </w:pPr>
-      <w:rPr>
-        <w:rFonts w:ascii="Wingdings" w:hAnsi="Wingdings" w:hint="default"/>
-        <w:sz w:val="20"/>
-      </w:rPr>
-    </w:lvl>
-    <w:lvl w:ilvl="6" w:tentative="1">
-      <w:start w:val="1"/>
-      <w:numFmt w:val="bullet"/>
-      <w:lvlText w:val=""/>
-      <w:lvlJc w:val="left"/>
-      <w:pPr>
-        <w:tabs>
-          <w:tab w:val="num" w:pos="5040"/>
-        </w:tabs>
-        <w:ind w:left="5040" w:hanging="360"/>
-      </w:pPr>
-      <w:rPr>
-        <w:rFonts w:ascii="Wingdings" w:hAnsi="Wingdings" w:hint="default"/>
-        <w:sz w:val="20"/>
-      </w:rPr>
-    </w:lvl>
-    <w:lvl w:ilvl="7" w:tentative="1">
-      <w:start w:val="1"/>
-      <w:numFmt w:val="bullet"/>
-      <w:lvlText w:val=""/>
-      <w:lvlJc w:val="left"/>
-      <w:pPr>
-        <w:tabs>
-          <w:tab w:val="num" w:pos="5760"/>
-        </w:tabs>
-        <w:ind w:left="5760" w:hanging="360"/>
-      </w:pPr>
-      <w:rPr>
-        <w:rFonts w:ascii="Wingdings" w:hAnsi="Wingdings" w:hint="default"/>
-        <w:sz w:val="20"/>
-      </w:rPr>
-    </w:lvl>
-    <w:lvl w:ilvl="8" w:tentative="1">
-      <w:start w:val="1"/>
-      <w:numFmt w:val="bullet"/>
-      <w:lvlText w:val=""/>
-      <w:lvlJc w:val="left"/>
-      <w:pPr>
-        <w:tabs>
-          <w:tab w:val="num" w:pos="6480"/>
-        </w:tabs>
-        <w:ind w:left="6480" w:hanging="360"/>
-      </w:pPr>
-      <w:rPr>
-        <w:rFonts w:ascii="Wingdings" w:hAnsi="Wingdings" w:hint="default"/>
-        <w:sz w:val="20"/>
-      </w:rPr>
-    </w:lvl>
-  </w:abstractNum>
-  <w:abstractNum w:abstractNumId="26" w15:restartNumberingAfterBreak="0">
-    <w:nsid w:val="4FDE4F70"/>
-    <w:multiLevelType w:val="multilevel"/>
-    <w:tmpl w:val="819221C8"/>
-    <w:lvl w:ilvl="0">
-      <w:start w:val="1"/>
-      <w:numFmt w:val="bullet"/>
-      <w:lvlText w:val=""/>
-      <w:lvlJc w:val="left"/>
-      <w:pPr>
-        <w:tabs>
-          <w:tab w:val="num" w:pos="720"/>
-        </w:tabs>
-        <w:ind w:left="720" w:hanging="360"/>
-      </w:pPr>
-      <w:rPr>
-        <w:rFonts w:ascii="Symbol" w:hAnsi="Symbol" w:hint="default"/>
-        <w:sz w:val="20"/>
-      </w:rPr>
-    </w:lvl>
-    <w:lvl w:ilvl="1">
-      <w:start w:val="1"/>
-      <w:numFmt w:val="bullet"/>
-      <w:lvlText w:val="o"/>
-      <w:lvlJc w:val="left"/>
-      <w:pPr>
-        <w:tabs>
-          <w:tab w:val="num" w:pos="1440"/>
-        </w:tabs>
-        <w:ind w:left="1440" w:hanging="360"/>
-      </w:pPr>
-      <w:rPr>
-        <w:rFonts w:ascii="Courier New" w:hAnsi="Courier New" w:hint="default"/>
-        <w:sz w:val="20"/>
-      </w:rPr>
-    </w:lvl>
-    <w:lvl w:ilvl="2" w:tentative="1">
-      <w:start w:val="1"/>
-      <w:numFmt w:val="bullet"/>
-      <w:lvlText w:val=""/>
-      <w:lvlJc w:val="left"/>
-      <w:pPr>
-        <w:tabs>
-          <w:tab w:val="num" w:pos="2160"/>
-        </w:tabs>
-        <w:ind w:left="2160" w:hanging="360"/>
-      </w:pPr>
-      <w:rPr>
-        <w:rFonts w:ascii="Wingdings" w:hAnsi="Wingdings" w:hint="default"/>
-        <w:sz w:val="20"/>
-      </w:rPr>
-    </w:lvl>
-    <w:lvl w:ilvl="3" w:tentative="1">
-      <w:start w:val="1"/>
-      <w:numFmt w:val="bullet"/>
-      <w:lvlText w:val=""/>
-      <w:lvlJc w:val="left"/>
-      <w:pPr>
-        <w:tabs>
-          <w:tab w:val="num" w:pos="2880"/>
-        </w:tabs>
-        <w:ind w:left="2880" w:hanging="360"/>
-      </w:pPr>
-      <w:rPr>
-        <w:rFonts w:ascii="Wingdings" w:hAnsi="Wingdings" w:hint="default"/>
-        <w:sz w:val="20"/>
-      </w:rPr>
-    </w:lvl>
-    <w:lvl w:ilvl="4" w:tentative="1">
-      <w:start w:val="1"/>
-      <w:numFmt w:val="bullet"/>
-      <w:lvlText w:val=""/>
-      <w:lvlJc w:val="left"/>
-      <w:pPr>
-        <w:tabs>
-          <w:tab w:val="num" w:pos="3600"/>
-        </w:tabs>
-        <w:ind w:left="3600" w:hanging="360"/>
-      </w:pPr>
-      <w:rPr>
-        <w:rFonts w:ascii="Wingdings" w:hAnsi="Wingdings" w:hint="default"/>
-        <w:sz w:val="20"/>
-      </w:rPr>
-    </w:lvl>
-    <w:lvl w:ilvl="5" w:tentative="1">
-      <w:start w:val="1"/>
-      <w:numFmt w:val="bullet"/>
-      <w:lvlText w:val=""/>
-      <w:lvlJc w:val="left"/>
-      <w:pPr>
-        <w:tabs>
-          <w:tab w:val="num" w:pos="4320"/>
-        </w:tabs>
-        <w:ind w:left="4320" w:hanging="360"/>
-      </w:pPr>
-      <w:rPr>
-        <w:rFonts w:ascii="Wingdings" w:hAnsi="Wingdings" w:hint="default"/>
-        <w:sz w:val="20"/>
-      </w:rPr>
-    </w:lvl>
-    <w:lvl w:ilvl="6" w:tentative="1">
-      <w:start w:val="1"/>
-      <w:numFmt w:val="bullet"/>
-      <w:lvlText w:val=""/>
-      <w:lvlJc w:val="left"/>
-      <w:pPr>
-        <w:tabs>
-          <w:tab w:val="num" w:pos="5040"/>
-        </w:tabs>
-        <w:ind w:left="5040" w:hanging="360"/>
-      </w:pPr>
-      <w:rPr>
-        <w:rFonts w:ascii="Wingdings" w:hAnsi="Wingdings" w:hint="default"/>
-        <w:sz w:val="20"/>
-      </w:rPr>
-    </w:lvl>
-    <w:lvl w:ilvl="7" w:tentative="1">
-      <w:start w:val="1"/>
-      <w:numFmt w:val="bullet"/>
-      <w:lvlText w:val=""/>
-      <w:lvlJc w:val="left"/>
-      <w:pPr>
-        <w:tabs>
-          <w:tab w:val="num" w:pos="5760"/>
-        </w:tabs>
-        <w:ind w:left="5760" w:hanging="360"/>
-      </w:pPr>
-      <w:rPr>
-        <w:rFonts w:ascii="Wingdings" w:hAnsi="Wingdings" w:hint="default"/>
-        <w:sz w:val="20"/>
-      </w:rPr>
-    </w:lvl>
-    <w:lvl w:ilvl="8" w:tentative="1">
-      <w:start w:val="1"/>
-      <w:numFmt w:val="bullet"/>
-      <w:lvlText w:val=""/>
-      <w:lvlJc w:val="left"/>
-      <w:pPr>
-        <w:tabs>
-          <w:tab w:val="num" w:pos="6480"/>
-        </w:tabs>
-        <w:ind w:left="6480" w:hanging="360"/>
-      </w:pPr>
-      <w:rPr>
-        <w:rFonts w:ascii="Wingdings" w:hAnsi="Wingdings" w:hint="default"/>
-        <w:sz w:val="20"/>
-      </w:rPr>
-    </w:lvl>
-  </w:abstractNum>
-  <w:abstractNum w:abstractNumId="27" w15:restartNumberingAfterBreak="0">
-    <w:nsid w:val="545E56FE"/>
-    <w:multiLevelType w:val="hybridMultilevel"/>
-    <w:tmpl w:val="4DB0B620"/>
-    <w:lvl w:ilvl="0" w:tplc="04090001">
-      <w:start w:val="1"/>
-      <w:numFmt w:val="bullet"/>
-      <w:lvlText w:val=""/>
-      <w:lvlJc w:val="left"/>
-      <w:pPr>
-        <w:ind w:left="720" w:hanging="360"/>
-      </w:pPr>
-      <w:rPr>
-        <w:rFonts w:ascii="Symbol" w:hAnsi="Symbol" w:hint="default"/>
-      </w:rPr>
-    </w:lvl>
-    <w:lvl w:ilvl="1" w:tplc="04090003" w:tentative="1">
-      <w:start w:val="1"/>
-      <w:numFmt w:val="bullet"/>
-      <w:lvlText w:val="o"/>
-      <w:lvlJc w:val="left"/>
-      <w:pPr>
-        <w:ind w:left="1440" w:hanging="360"/>
-      </w:pPr>
-      <w:rPr>
-        <w:rFonts w:ascii="Courier New" w:hAnsi="Courier New" w:cs="Courier New" w:hint="default"/>
-      </w:rPr>
-    </w:lvl>
-    <w:lvl w:ilvl="2" w:tplc="04090005" w:tentative="1">
-      <w:start w:val="1"/>
-      <w:numFmt w:val="bullet"/>
-      <w:lvlText w:val=""/>
-      <w:lvlJc w:val="left"/>
-      <w:pPr>
-        <w:ind w:left="2160" w:hanging="360"/>
-      </w:pPr>
-      <w:rPr>
-        <w:rFonts w:ascii="Wingdings" w:hAnsi="Wingdings" w:hint="default"/>
-      </w:rPr>
-    </w:lvl>
-    <w:lvl w:ilvl="3" w:tplc="04090001" w:tentative="1">
-      <w:start w:val="1"/>
-      <w:numFmt w:val="bullet"/>
-      <w:lvlText w:val=""/>
-      <w:lvlJc w:val="left"/>
-      <w:pPr>
-        <w:ind w:left="2880" w:hanging="360"/>
-      </w:pPr>
-      <w:rPr>
-        <w:rFonts w:ascii="Symbol" w:hAnsi="Symbol" w:hint="default"/>
-      </w:rPr>
-    </w:lvl>
-    <w:lvl w:ilvl="4" w:tplc="04090003" w:tentative="1">
-      <w:start w:val="1"/>
-      <w:numFmt w:val="bullet"/>
-      <w:lvlText w:val="o"/>
-      <w:lvlJc w:val="left"/>
-      <w:pPr>
-        <w:ind w:left="3600" w:hanging="360"/>
-      </w:pPr>
-      <w:rPr>
-        <w:rFonts w:ascii="Courier New" w:hAnsi="Courier New" w:cs="Courier New" w:hint="default"/>
-      </w:rPr>
-    </w:lvl>
-    <w:lvl w:ilvl="5" w:tplc="04090005" w:tentative="1">
-      <w:start w:val="1"/>
-      <w:numFmt w:val="bullet"/>
-      <w:lvlText w:val=""/>
-      <w:lvlJc w:val="left"/>
-      <w:pPr>
-        <w:ind w:left="4320" w:hanging="360"/>
-      </w:pPr>
-      <w:rPr>
-        <w:rFonts w:ascii="Wingdings" w:hAnsi="Wingdings" w:hint="default"/>
-      </w:rPr>
-    </w:lvl>
-    <w:lvl w:ilvl="6" w:tplc="04090001" w:tentative="1">
-      <w:start w:val="1"/>
-      <w:numFmt w:val="bullet"/>
-      <w:lvlText w:val=""/>
-      <w:lvlJc w:val="left"/>
-      <w:pPr>
-        <w:ind w:left="5040" w:hanging="360"/>
-      </w:pPr>
-      <w:rPr>
-        <w:rFonts w:ascii="Symbol" w:hAnsi="Symbol" w:hint="default"/>
-      </w:rPr>
-    </w:lvl>
-    <w:lvl w:ilvl="7" w:tplc="04090003" w:tentative="1">
-      <w:start w:val="1"/>
-      <w:numFmt w:val="bullet"/>
-      <w:lvlText w:val="o"/>
-      <w:lvlJc w:val="left"/>
-      <w:pPr>
-        <w:ind w:left="5760" w:hanging="360"/>
-      </w:pPr>
-      <w:rPr>
-        <w:rFonts w:ascii="Courier New" w:hAnsi="Courier New" w:cs="Courier New" w:hint="default"/>
-      </w:rPr>
-    </w:lvl>
-    <w:lvl w:ilvl="8" w:tplc="04090005" w:tentative="1">
-      <w:start w:val="1"/>
-      <w:numFmt w:val="bullet"/>
-      <w:lvlText w:val=""/>
-      <w:lvlJc w:val="left"/>
-      <w:pPr>
-        <w:ind w:left="6480" w:hanging="360"/>
-      </w:pPr>
-      <w:rPr>
-        <w:rFonts w:ascii="Wingdings" w:hAnsi="Wingdings" w:hint="default"/>
-      </w:rPr>
-    </w:lvl>
-  </w:abstractNum>
-  <w:abstractNum w:abstractNumId="28" w15:restartNumberingAfterBreak="0">
-    <w:nsid w:val="56AA01FD"/>
-    <w:multiLevelType w:val="hybridMultilevel"/>
-    <w:tmpl w:val="FAF2B99A"/>
-    <w:lvl w:ilvl="0" w:tplc="04090001">
-      <w:start w:val="1"/>
-      <w:numFmt w:val="bullet"/>
-      <w:lvlText w:val=""/>
-      <w:lvlJc w:val="left"/>
-      <w:pPr>
-        <w:ind w:left="720" w:hanging="360"/>
-      </w:pPr>
-      <w:rPr>
-        <w:rFonts w:ascii="Symbol" w:hAnsi="Symbol" w:hint="default"/>
-      </w:rPr>
-    </w:lvl>
-    <w:lvl w:ilvl="1" w:tplc="04090003" w:tentative="1">
-      <w:start w:val="1"/>
-      <w:numFmt w:val="bullet"/>
-      <w:lvlText w:val="o"/>
-      <w:lvlJc w:val="left"/>
-      <w:pPr>
-        <w:ind w:left="1440" w:hanging="360"/>
-      </w:pPr>
-      <w:rPr>
-        <w:rFonts w:ascii="Courier New" w:hAnsi="Courier New" w:cs="Courier New" w:hint="default"/>
-      </w:rPr>
-    </w:lvl>
-    <w:lvl w:ilvl="2" w:tplc="04090005" w:tentative="1">
-      <w:start w:val="1"/>
-      <w:numFmt w:val="bullet"/>
-      <w:lvlText w:val=""/>
-      <w:lvlJc w:val="left"/>
-      <w:pPr>
-        <w:ind w:left="2160" w:hanging="360"/>
-      </w:pPr>
-      <w:rPr>
-        <w:rFonts w:ascii="Wingdings" w:hAnsi="Wingdings" w:hint="default"/>
-      </w:rPr>
-    </w:lvl>
-    <w:lvl w:ilvl="3" w:tplc="04090001" w:tentative="1">
-      <w:start w:val="1"/>
-      <w:numFmt w:val="bullet"/>
-      <w:lvlText w:val=""/>
-      <w:lvlJc w:val="left"/>
-      <w:pPr>
-        <w:ind w:left="2880" w:hanging="360"/>
-      </w:pPr>
-      <w:rPr>
-        <w:rFonts w:ascii="Symbol" w:hAnsi="Symbol" w:hint="default"/>
-      </w:rPr>
-    </w:lvl>
-    <w:lvl w:ilvl="4" w:tplc="04090003" w:tentative="1">
-      <w:start w:val="1"/>
-      <w:numFmt w:val="bullet"/>
-      <w:lvlText w:val="o"/>
-      <w:lvlJc w:val="left"/>
-      <w:pPr>
-        <w:ind w:left="3600" w:hanging="360"/>
-      </w:pPr>
-      <w:rPr>
-        <w:rFonts w:ascii="Courier New" w:hAnsi="Courier New" w:cs="Courier New" w:hint="default"/>
-      </w:rPr>
-    </w:lvl>
-    <w:lvl w:ilvl="5" w:tplc="04090005" w:tentative="1">
-      <w:start w:val="1"/>
-      <w:numFmt w:val="bullet"/>
-      <w:lvlText w:val=""/>
-      <w:lvlJc w:val="left"/>
-      <w:pPr>
-        <w:ind w:left="4320" w:hanging="360"/>
-      </w:pPr>
-      <w:rPr>
-        <w:rFonts w:ascii="Wingdings" w:hAnsi="Wingdings" w:hint="default"/>
-      </w:rPr>
-    </w:lvl>
-    <w:lvl w:ilvl="6" w:tplc="04090001" w:tentative="1">
-      <w:start w:val="1"/>
-      <w:numFmt w:val="bullet"/>
-      <w:lvlText w:val=""/>
-      <w:lvlJc w:val="left"/>
-      <w:pPr>
-        <w:ind w:left="5040" w:hanging="360"/>
-      </w:pPr>
-      <w:rPr>
-        <w:rFonts w:ascii="Symbol" w:hAnsi="Symbol" w:hint="default"/>
-      </w:rPr>
-    </w:lvl>
-    <w:lvl w:ilvl="7" w:tplc="04090003" w:tentative="1">
-      <w:start w:val="1"/>
-      <w:numFmt w:val="bullet"/>
-      <w:lvlText w:val="o"/>
-      <w:lvlJc w:val="left"/>
-      <w:pPr>
-        <w:ind w:left="5760" w:hanging="360"/>
-      </w:pPr>
-      <w:rPr>
-        <w:rFonts w:ascii="Courier New" w:hAnsi="Courier New" w:cs="Courier New" w:hint="default"/>
-      </w:rPr>
-    </w:lvl>
-    <w:lvl w:ilvl="8" w:tplc="04090005" w:tentative="1">
-      <w:start w:val="1"/>
-      <w:numFmt w:val="bullet"/>
-      <w:lvlText w:val=""/>
-      <w:lvlJc w:val="left"/>
-      <w:pPr>
-        <w:ind w:left="6480" w:hanging="360"/>
-      </w:pPr>
-      <w:rPr>
-        <w:rFonts w:ascii="Wingdings" w:hAnsi="Wingdings" w:hint="default"/>
-      </w:rPr>
-    </w:lvl>
-  </w:abstractNum>
-  <w:abstractNum w:abstractNumId="29" w15:restartNumberingAfterBreak="0">
-    <w:nsid w:val="64926F31"/>
-    <w:multiLevelType w:val="multilevel"/>
-    <w:tmpl w:val="D7520738"/>
-    <w:lvl w:ilvl="0">
-      <w:start w:val="1"/>
-      <w:numFmt w:val="bullet"/>
-      <w:lvlText w:val=""/>
-      <w:lvlJc w:val="left"/>
-      <w:pPr>
-        <w:tabs>
-          <w:tab w:val="num" w:pos="720"/>
-        </w:tabs>
-        <w:ind w:left="720" w:hanging="360"/>
-      </w:pPr>
-      <w:rPr>
-        <w:rFonts w:ascii="Symbol" w:hAnsi="Symbol" w:hint="default"/>
-        <w:sz w:val="20"/>
-      </w:rPr>
-    </w:lvl>
-    <w:lvl w:ilvl="1" w:tentative="1">
-      <w:start w:val="1"/>
-      <w:numFmt w:val="bullet"/>
-      <w:lvlText w:val="o"/>
-      <w:lvlJc w:val="left"/>
-      <w:pPr>
-        <w:tabs>
-          <w:tab w:val="num" w:pos="1440"/>
-        </w:tabs>
-        <w:ind w:left="1440" w:hanging="360"/>
-      </w:pPr>
-      <w:rPr>
-        <w:rFonts w:ascii="Courier New" w:hAnsi="Courier New" w:hint="default"/>
-        <w:sz w:val="20"/>
-      </w:rPr>
-    </w:lvl>
-    <w:lvl w:ilvl="2" w:tentative="1">
-      <w:start w:val="1"/>
-      <w:numFmt w:val="bullet"/>
-      <w:lvlText w:val=""/>
-      <w:lvlJc w:val="left"/>
-      <w:pPr>
-        <w:tabs>
-          <w:tab w:val="num" w:pos="2160"/>
-        </w:tabs>
-        <w:ind w:left="2160" w:hanging="360"/>
-      </w:pPr>
-      <w:rPr>
-        <w:rFonts w:ascii="Wingdings" w:hAnsi="Wingdings" w:hint="default"/>
-        <w:sz w:val="20"/>
-      </w:rPr>
-    </w:lvl>
-    <w:lvl w:ilvl="3" w:tentative="1">
-      <w:start w:val="1"/>
-      <w:numFmt w:val="bullet"/>
-      <w:lvlText w:val=""/>
-      <w:lvlJc w:val="left"/>
-      <w:pPr>
-        <w:tabs>
-          <w:tab w:val="num" w:pos="2880"/>
-        </w:tabs>
-        <w:ind w:left="2880" w:hanging="360"/>
-      </w:pPr>
-      <w:rPr>
-        <w:rFonts w:ascii="Wingdings" w:hAnsi="Wingdings" w:hint="default"/>
-        <w:sz w:val="20"/>
-      </w:rPr>
-    </w:lvl>
-    <w:lvl w:ilvl="4" w:tentative="1">
-      <w:start w:val="1"/>
-      <w:numFmt w:val="bullet"/>
-      <w:lvlText w:val=""/>
-      <w:lvlJc w:val="left"/>
-      <w:pPr>
-        <w:tabs>
-          <w:tab w:val="num" w:pos="3600"/>
-        </w:tabs>
-        <w:ind w:left="3600" w:hanging="360"/>
-      </w:pPr>
-      <w:rPr>
-        <w:rFonts w:ascii="Wingdings" w:hAnsi="Wingdings" w:hint="default"/>
-        <w:sz w:val="20"/>
-      </w:rPr>
-    </w:lvl>
-    <w:lvl w:ilvl="5" w:tentative="1">
-      <w:start w:val="1"/>
-      <w:numFmt w:val="bullet"/>
-      <w:lvlText w:val=""/>
-      <w:lvlJc w:val="left"/>
-      <w:pPr>
-        <w:tabs>
-          <w:tab w:val="num" w:pos="4320"/>
-        </w:tabs>
-        <w:ind w:left="4320" w:hanging="360"/>
-      </w:pPr>
-      <w:rPr>
-        <w:rFonts w:ascii="Wingdings" w:hAnsi="Wingdings" w:hint="default"/>
-        <w:sz w:val="20"/>
-      </w:rPr>
-    </w:lvl>
-    <w:lvl w:ilvl="6" w:tentative="1">
-      <w:start w:val="1"/>
-      <w:numFmt w:val="bullet"/>
-      <w:lvlText w:val=""/>
-      <w:lvlJc w:val="left"/>
-      <w:pPr>
-        <w:tabs>
-          <w:tab w:val="num" w:pos="5040"/>
-        </w:tabs>
-        <w:ind w:left="5040" w:hanging="360"/>
-      </w:pPr>
-      <w:rPr>
-        <w:rFonts w:ascii="Wingdings" w:hAnsi="Wingdings" w:hint="default"/>
-        <w:sz w:val="20"/>
-      </w:rPr>
-    </w:lvl>
-    <w:lvl w:ilvl="7" w:tentative="1">
-      <w:start w:val="1"/>
-      <w:numFmt w:val="bullet"/>
-      <w:lvlText w:val=""/>
-      <w:lvlJc w:val="left"/>
-      <w:pPr>
-        <w:tabs>
-          <w:tab w:val="num" w:pos="5760"/>
-        </w:tabs>
-        <w:ind w:left="5760" w:hanging="360"/>
-      </w:pPr>
-      <w:rPr>
-        <w:rFonts w:ascii="Wingdings" w:hAnsi="Wingdings" w:hint="default"/>
-        <w:sz w:val="20"/>
-      </w:rPr>
-    </w:lvl>
-    <w:lvl w:ilvl="8" w:tentative="1">
-      <w:start w:val="1"/>
-      <w:numFmt w:val="bullet"/>
-      <w:lvlText w:val=""/>
-      <w:lvlJc w:val="left"/>
-      <w:pPr>
-        <w:tabs>
-          <w:tab w:val="num" w:pos="6480"/>
-        </w:tabs>
-        <w:ind w:left="6480" w:hanging="360"/>
-      </w:pPr>
-      <w:rPr>
-        <w:rFonts w:ascii="Wingdings" w:hAnsi="Wingdings" w:hint="default"/>
-        <w:sz w:val="20"/>
-      </w:rPr>
-    </w:lvl>
-  </w:abstractNum>
-  <w:abstractNum w:abstractNumId="30" w15:restartNumberingAfterBreak="0">
-    <w:nsid w:val="678D5358"/>
-    <w:multiLevelType w:val="multilevel"/>
-    <w:tmpl w:val="3460AD08"/>
-    <w:lvl w:ilvl="0">
-      <w:start w:val="1"/>
-      <w:numFmt w:val="decimal"/>
-      <w:lvlText w:val="%1."/>
-      <w:lvlJc w:val="left"/>
-      <w:pPr>
-        <w:tabs>
-          <w:tab w:val="num" w:pos="720"/>
-        </w:tabs>
-        <w:ind w:left="720" w:hanging="360"/>
-      </w:pPr>
-    </w:lvl>
-    <w:lvl w:ilvl="1" w:tentative="1">
-      <w:start w:val="1"/>
-      <w:numFmt w:val="decimal"/>
-      <w:lvlText w:val="%2."/>
-      <w:lvlJc w:val="left"/>
-      <w:pPr>
-        <w:tabs>
-          <w:tab w:val="num" w:pos="1440"/>
-        </w:tabs>
-        <w:ind w:left="1440" w:hanging="360"/>
-      </w:pPr>
-    </w:lvl>
-    <w:lvl w:ilvl="2" w:tentative="1">
-      <w:start w:val="1"/>
-      <w:numFmt w:val="decimal"/>
-      <w:lvlText w:val="%3."/>
-      <w:lvlJc w:val="left"/>
-      <w:pPr>
-        <w:tabs>
-          <w:tab w:val="num" w:pos="2160"/>
-        </w:tabs>
-        <w:ind w:left="2160" w:hanging="360"/>
-      </w:pPr>
-    </w:lvl>
-    <w:lvl w:ilvl="3" w:tentative="1">
-      <w:start w:val="1"/>
-      <w:numFmt w:val="decimal"/>
-      <w:lvlText w:val="%4."/>
-      <w:lvlJc w:val="left"/>
-      <w:pPr>
-        <w:tabs>
-          <w:tab w:val="num" w:pos="2880"/>
-        </w:tabs>
-        <w:ind w:left="2880" w:hanging="360"/>
-      </w:pPr>
-    </w:lvl>
-    <w:lvl w:ilvl="4" w:tentative="1">
-      <w:start w:val="1"/>
-      <w:numFmt w:val="decimal"/>
-      <w:lvlText w:val="%5."/>
-      <w:lvlJc w:val="left"/>
-      <w:pPr>
-        <w:tabs>
-          <w:tab w:val="num" w:pos="3600"/>
-        </w:tabs>
-        <w:ind w:left="3600" w:hanging="360"/>
-      </w:pPr>
-    </w:lvl>
-    <w:lvl w:ilvl="5" w:tentative="1">
-      <w:start w:val="1"/>
-      <w:numFmt w:val="decimal"/>
-      <w:lvlText w:val="%6."/>
-      <w:lvlJc w:val="left"/>
-      <w:pPr>
-        <w:tabs>
-          <w:tab w:val="num" w:pos="4320"/>
-        </w:tabs>
-        <w:ind w:left="4320" w:hanging="360"/>
-      </w:pPr>
-    </w:lvl>
-    <w:lvl w:ilvl="6" w:tentative="1">
-      <w:start w:val="1"/>
-      <w:numFmt w:val="decimal"/>
-      <w:lvlText w:val="%7."/>
-      <w:lvlJc w:val="left"/>
-      <w:pPr>
-        <w:tabs>
-          <w:tab w:val="num" w:pos="5040"/>
-        </w:tabs>
-        <w:ind w:left="5040" w:hanging="360"/>
-      </w:pPr>
-    </w:lvl>
-    <w:lvl w:ilvl="7" w:tentative="1">
-      <w:start w:val="1"/>
-      <w:numFmt w:val="decimal"/>
-      <w:lvlText w:val="%8."/>
-      <w:lvlJc w:val="left"/>
-      <w:pPr>
-        <w:tabs>
-          <w:tab w:val="num" w:pos="5760"/>
-        </w:tabs>
-        <w:ind w:left="5760" w:hanging="360"/>
-      </w:pPr>
-    </w:lvl>
-    <w:lvl w:ilvl="8" w:tentative="1">
-      <w:start w:val="1"/>
-      <w:numFmt w:val="decimal"/>
-      <w:lvlText w:val="%9."/>
-      <w:lvlJc w:val="left"/>
-      <w:pPr>
-        <w:tabs>
-          <w:tab w:val="num" w:pos="6480"/>
-        </w:tabs>
-        <w:ind w:left="6480" w:hanging="360"/>
-      </w:pPr>
-    </w:lvl>
-  </w:abstractNum>
-  <w:abstractNum w:abstractNumId="31" w15:restartNumberingAfterBreak="0">
-    <w:nsid w:val="6B630666"/>
-    <w:multiLevelType w:val="hybridMultilevel"/>
-    <w:tmpl w:val="6444FD30"/>
-    <w:lvl w:ilvl="0" w:tplc="04090001">
-      <w:start w:val="1"/>
-      <w:numFmt w:val="bullet"/>
-      <w:lvlText w:val=""/>
-      <w:lvlJc w:val="left"/>
-      <w:pPr>
-        <w:ind w:left="720" w:hanging="360"/>
-      </w:pPr>
-      <w:rPr>
-        <w:rFonts w:ascii="Symbol" w:hAnsi="Symbol" w:hint="default"/>
-      </w:rPr>
-    </w:lvl>
-    <w:lvl w:ilvl="1" w:tplc="04090003" w:tentative="1">
-      <w:start w:val="1"/>
-      <w:numFmt w:val="bullet"/>
-      <w:lvlText w:val="o"/>
-      <w:lvlJc w:val="left"/>
-      <w:pPr>
-        <w:ind w:left="1440" w:hanging="360"/>
-      </w:pPr>
-      <w:rPr>
-        <w:rFonts w:ascii="Courier New" w:hAnsi="Courier New" w:cs="Courier New" w:hint="default"/>
-      </w:rPr>
-    </w:lvl>
-    <w:lvl w:ilvl="2" w:tplc="04090005" w:tentative="1">
-      <w:start w:val="1"/>
-      <w:numFmt w:val="bullet"/>
-      <w:lvlText w:val=""/>
-      <w:lvlJc w:val="left"/>
-      <w:pPr>
-        <w:ind w:left="2160" w:hanging="360"/>
-      </w:pPr>
-      <w:rPr>
-        <w:rFonts w:ascii="Wingdings" w:hAnsi="Wingdings" w:hint="default"/>
-      </w:rPr>
-    </w:lvl>
-    <w:lvl w:ilvl="3" w:tplc="04090001" w:tentative="1">
-      <w:start w:val="1"/>
-      <w:numFmt w:val="bullet"/>
-      <w:lvlText w:val=""/>
-      <w:lvlJc w:val="left"/>
-      <w:pPr>
-        <w:ind w:left="2880" w:hanging="360"/>
-      </w:pPr>
-      <w:rPr>
-        <w:rFonts w:ascii="Symbol" w:hAnsi="Symbol" w:hint="default"/>
-      </w:rPr>
-    </w:lvl>
-    <w:lvl w:ilvl="4" w:tplc="04090003" w:tentative="1">
-      <w:start w:val="1"/>
-      <w:numFmt w:val="bullet"/>
-      <w:lvlText w:val="o"/>
-      <w:lvlJc w:val="left"/>
-      <w:pPr>
-        <w:ind w:left="3600" w:hanging="360"/>
-      </w:pPr>
-      <w:rPr>
-        <w:rFonts w:ascii="Courier New" w:hAnsi="Courier New" w:cs="Courier New" w:hint="default"/>
-      </w:rPr>
-    </w:lvl>
-    <w:lvl w:ilvl="5" w:tplc="04090005" w:tentative="1">
-      <w:start w:val="1"/>
-      <w:numFmt w:val="bullet"/>
-      <w:lvlText w:val=""/>
-      <w:lvlJc w:val="left"/>
-      <w:pPr>
-        <w:ind w:left="4320" w:hanging="360"/>
-      </w:pPr>
-      <w:rPr>
-        <w:rFonts w:ascii="Wingdings" w:hAnsi="Wingdings" w:hint="default"/>
-      </w:rPr>
-    </w:lvl>
-    <w:lvl w:ilvl="6" w:tplc="04090001" w:tentative="1">
-      <w:start w:val="1"/>
-      <w:numFmt w:val="bullet"/>
-      <w:lvlText w:val=""/>
-      <w:lvlJc w:val="left"/>
-      <w:pPr>
-        <w:ind w:left="5040" w:hanging="360"/>
-      </w:pPr>
-      <w:rPr>
-        <w:rFonts w:ascii="Symbol" w:hAnsi="Symbol" w:hint="default"/>
-      </w:rPr>
-    </w:lvl>
-    <w:lvl w:ilvl="7" w:tplc="04090003" w:tentative="1">
-      <w:start w:val="1"/>
-      <w:numFmt w:val="bullet"/>
-      <w:lvlText w:val="o"/>
-      <w:lvlJc w:val="left"/>
-      <w:pPr>
-        <w:ind w:left="5760" w:hanging="360"/>
-      </w:pPr>
-      <w:rPr>
-        <w:rFonts w:ascii="Courier New" w:hAnsi="Courier New" w:cs="Courier New" w:hint="default"/>
-      </w:rPr>
-    </w:lvl>
-    <w:lvl w:ilvl="8" w:tplc="04090005" w:tentative="1">
-      <w:start w:val="1"/>
-      <w:numFmt w:val="bullet"/>
-      <w:lvlText w:val=""/>
-      <w:lvlJc w:val="left"/>
-      <w:pPr>
-        <w:ind w:left="6480" w:hanging="360"/>
-      </w:pPr>
-      <w:rPr>
-        <w:rFonts w:ascii="Wingdings" w:hAnsi="Wingdings" w:hint="default"/>
-      </w:rPr>
-    </w:lvl>
-  </w:abstractNum>
-  <w:abstractNum w:abstractNumId="32" w15:restartNumberingAfterBreak="0">
-    <w:nsid w:val="6BD33AD3"/>
-    <w:multiLevelType w:val="hybridMultilevel"/>
-    <w:tmpl w:val="D9124904"/>
-    <w:lvl w:ilvl="0" w:tplc="04090001">
-      <w:start w:val="1"/>
-      <w:numFmt w:val="bullet"/>
-      <w:lvlText w:val=""/>
-      <w:lvlJc w:val="left"/>
-      <w:pPr>
-        <w:ind w:left="720" w:hanging="360"/>
-      </w:pPr>
-      <w:rPr>
-        <w:rFonts w:ascii="Symbol" w:hAnsi="Symbol" w:hint="default"/>
-      </w:rPr>
-    </w:lvl>
-    <w:lvl w:ilvl="1" w:tplc="04090003" w:tentative="1">
-      <w:start w:val="1"/>
-      <w:numFmt w:val="bullet"/>
-      <w:lvlText w:val="o"/>
-      <w:lvlJc w:val="left"/>
-      <w:pPr>
-        <w:ind w:left="1440" w:hanging="360"/>
-      </w:pPr>
-      <w:rPr>
-        <w:rFonts w:ascii="Courier New" w:hAnsi="Courier New" w:cs="Courier New" w:hint="default"/>
-      </w:rPr>
-    </w:lvl>
-    <w:lvl w:ilvl="2" w:tplc="04090005" w:tentative="1">
-      <w:start w:val="1"/>
-      <w:numFmt w:val="bullet"/>
-      <w:lvlText w:val=""/>
-      <w:lvlJc w:val="left"/>
-      <w:pPr>
-        <w:ind w:left="2160" w:hanging="360"/>
-      </w:pPr>
-      <w:rPr>
-        <w:rFonts w:ascii="Wingdings" w:hAnsi="Wingdings" w:hint="default"/>
-      </w:rPr>
-    </w:lvl>
-    <w:lvl w:ilvl="3" w:tplc="04090001" w:tentative="1">
-      <w:start w:val="1"/>
-      <w:numFmt w:val="bullet"/>
-      <w:lvlText w:val=""/>
-      <w:lvlJc w:val="left"/>
-      <w:pPr>
-        <w:ind w:left="2880" w:hanging="360"/>
-      </w:pPr>
-      <w:rPr>
-        <w:rFonts w:ascii="Symbol" w:hAnsi="Symbol" w:hint="default"/>
-      </w:rPr>
-    </w:lvl>
-    <w:lvl w:ilvl="4" w:tplc="04090003" w:tentative="1">
-      <w:start w:val="1"/>
-      <w:numFmt w:val="bullet"/>
-      <w:lvlText w:val="o"/>
-      <w:lvlJc w:val="left"/>
-      <w:pPr>
-        <w:ind w:left="3600" w:hanging="360"/>
-      </w:pPr>
-      <w:rPr>
-        <w:rFonts w:ascii="Courier New" w:hAnsi="Courier New" w:cs="Courier New" w:hint="default"/>
-      </w:rPr>
-    </w:lvl>
-    <w:lvl w:ilvl="5" w:tplc="04090005" w:tentative="1">
-      <w:start w:val="1"/>
-      <w:numFmt w:val="bullet"/>
-      <w:lvlText w:val=""/>
-      <w:lvlJc w:val="left"/>
-      <w:pPr>
-        <w:ind w:left="4320" w:hanging="360"/>
-      </w:pPr>
-      <w:rPr>
-        <w:rFonts w:ascii="Wingdings" w:hAnsi="Wingdings" w:hint="default"/>
-      </w:rPr>
-    </w:lvl>
-    <w:lvl w:ilvl="6" w:tplc="04090001" w:tentative="1">
-      <w:start w:val="1"/>
-      <w:numFmt w:val="bullet"/>
-      <w:lvlText w:val=""/>
-      <w:lvlJc w:val="left"/>
-      <w:pPr>
-        <w:ind w:left="5040" w:hanging="360"/>
-      </w:pPr>
-      <w:rPr>
-        <w:rFonts w:ascii="Symbol" w:hAnsi="Symbol" w:hint="default"/>
-      </w:rPr>
-    </w:lvl>
-    <w:lvl w:ilvl="7" w:tplc="04090003" w:tentative="1">
-      <w:start w:val="1"/>
-      <w:numFmt w:val="bullet"/>
-      <w:lvlText w:val="o"/>
-      <w:lvlJc w:val="left"/>
-      <w:pPr>
-        <w:ind w:left="5760" w:hanging="360"/>
-      </w:pPr>
-      <w:rPr>
-        <w:rFonts w:ascii="Courier New" w:hAnsi="Courier New" w:cs="Courier New" w:hint="default"/>
-      </w:rPr>
-    </w:lvl>
-    <w:lvl w:ilvl="8" w:tplc="04090005" w:tentative="1">
-      <w:start w:val="1"/>
-      <w:numFmt w:val="bullet"/>
-      <w:lvlText w:val=""/>
-      <w:lvlJc w:val="left"/>
-      <w:pPr>
-        <w:ind w:left="6480" w:hanging="360"/>
-      </w:pPr>
-      <w:rPr>
-        <w:rFonts w:ascii="Wingdings" w:hAnsi="Wingdings" w:hint="default"/>
-      </w:rPr>
-    </w:lvl>
-  </w:abstractNum>
-  <w:abstractNum w:abstractNumId="33" w15:restartNumberingAfterBreak="0">
+  <w:abstractNum w:abstractNumId="6" w15:restartNumberingAfterBreak="0">
     <w:nsid w:val="6C054092"/>
     <w:multiLevelType w:val="hybridMultilevel"/>
     <w:tmpl w:val="DCF2A8C8"/>
@@ -6434,7 +4428,7 @@
       </w:rPr>
     </w:lvl>
   </w:abstractNum>
-  <w:abstractNum w:abstractNumId="34" w15:restartNumberingAfterBreak="0">
+  <w:abstractNum w:abstractNumId="7" w15:restartNumberingAfterBreak="0">
     <w:nsid w:val="6E75432F"/>
     <w:multiLevelType w:val="hybridMultilevel"/>
     <w:tmpl w:val="57DC1B82"/>
@@ -6547,742 +4541,31 @@
       </w:rPr>
     </w:lvl>
   </w:abstractNum>
-  <w:abstractNum w:abstractNumId="35" w15:restartNumberingAfterBreak="0">
-    <w:nsid w:val="73303D80"/>
-    <w:multiLevelType w:val="multilevel"/>
-    <w:tmpl w:val="321A663A"/>
-    <w:lvl w:ilvl="0">
-      <w:start w:val="1"/>
-      <w:numFmt w:val="bullet"/>
-      <w:lvlText w:val=""/>
-      <w:lvlJc w:val="left"/>
-      <w:pPr>
-        <w:tabs>
-          <w:tab w:val="num" w:pos="720"/>
-        </w:tabs>
-        <w:ind w:left="720" w:hanging="360"/>
-      </w:pPr>
-      <w:rPr>
-        <w:rFonts w:ascii="Symbol" w:hAnsi="Symbol" w:hint="default"/>
-        <w:sz w:val="20"/>
-      </w:rPr>
-    </w:lvl>
-    <w:lvl w:ilvl="1" w:tentative="1">
-      <w:start w:val="1"/>
-      <w:numFmt w:val="bullet"/>
-      <w:lvlText w:val="o"/>
-      <w:lvlJc w:val="left"/>
-      <w:pPr>
-        <w:tabs>
-          <w:tab w:val="num" w:pos="1440"/>
-        </w:tabs>
-        <w:ind w:left="1440" w:hanging="360"/>
-      </w:pPr>
-      <w:rPr>
-        <w:rFonts w:ascii="Courier New" w:hAnsi="Courier New" w:hint="default"/>
-        <w:sz w:val="20"/>
-      </w:rPr>
-    </w:lvl>
-    <w:lvl w:ilvl="2" w:tentative="1">
-      <w:start w:val="1"/>
-      <w:numFmt w:val="bullet"/>
-      <w:lvlText w:val=""/>
-      <w:lvlJc w:val="left"/>
-      <w:pPr>
-        <w:tabs>
-          <w:tab w:val="num" w:pos="2160"/>
-        </w:tabs>
-        <w:ind w:left="2160" w:hanging="360"/>
-      </w:pPr>
-      <w:rPr>
-        <w:rFonts w:ascii="Wingdings" w:hAnsi="Wingdings" w:hint="default"/>
-        <w:sz w:val="20"/>
-      </w:rPr>
-    </w:lvl>
-    <w:lvl w:ilvl="3" w:tentative="1">
-      <w:start w:val="1"/>
-      <w:numFmt w:val="bullet"/>
-      <w:lvlText w:val=""/>
-      <w:lvlJc w:val="left"/>
-      <w:pPr>
-        <w:tabs>
-          <w:tab w:val="num" w:pos="2880"/>
-        </w:tabs>
-        <w:ind w:left="2880" w:hanging="360"/>
-      </w:pPr>
-      <w:rPr>
-        <w:rFonts w:ascii="Wingdings" w:hAnsi="Wingdings" w:hint="default"/>
-        <w:sz w:val="20"/>
-      </w:rPr>
-    </w:lvl>
-    <w:lvl w:ilvl="4" w:tentative="1">
-      <w:start w:val="1"/>
-      <w:numFmt w:val="bullet"/>
-      <w:lvlText w:val=""/>
-      <w:lvlJc w:val="left"/>
-      <w:pPr>
-        <w:tabs>
-          <w:tab w:val="num" w:pos="3600"/>
-        </w:tabs>
-        <w:ind w:left="3600" w:hanging="360"/>
-      </w:pPr>
-      <w:rPr>
-        <w:rFonts w:ascii="Wingdings" w:hAnsi="Wingdings" w:hint="default"/>
-        <w:sz w:val="20"/>
-      </w:rPr>
-    </w:lvl>
-    <w:lvl w:ilvl="5" w:tentative="1">
-      <w:start w:val="1"/>
-      <w:numFmt w:val="bullet"/>
-      <w:lvlText w:val=""/>
-      <w:lvlJc w:val="left"/>
-      <w:pPr>
-        <w:tabs>
-          <w:tab w:val="num" w:pos="4320"/>
-        </w:tabs>
-        <w:ind w:left="4320" w:hanging="360"/>
-      </w:pPr>
-      <w:rPr>
-        <w:rFonts w:ascii="Wingdings" w:hAnsi="Wingdings" w:hint="default"/>
-        <w:sz w:val="20"/>
-      </w:rPr>
-    </w:lvl>
-    <w:lvl w:ilvl="6" w:tentative="1">
-      <w:start w:val="1"/>
-      <w:numFmt w:val="bullet"/>
-      <w:lvlText w:val=""/>
-      <w:lvlJc w:val="left"/>
-      <w:pPr>
-        <w:tabs>
-          <w:tab w:val="num" w:pos="5040"/>
-        </w:tabs>
-        <w:ind w:left="5040" w:hanging="360"/>
-      </w:pPr>
-      <w:rPr>
-        <w:rFonts w:ascii="Wingdings" w:hAnsi="Wingdings" w:hint="default"/>
-        <w:sz w:val="20"/>
-      </w:rPr>
-    </w:lvl>
-    <w:lvl w:ilvl="7" w:tentative="1">
-      <w:start w:val="1"/>
-      <w:numFmt w:val="bullet"/>
-      <w:lvlText w:val=""/>
-      <w:lvlJc w:val="left"/>
-      <w:pPr>
-        <w:tabs>
-          <w:tab w:val="num" w:pos="5760"/>
-        </w:tabs>
-        <w:ind w:left="5760" w:hanging="360"/>
-      </w:pPr>
-      <w:rPr>
-        <w:rFonts w:ascii="Wingdings" w:hAnsi="Wingdings" w:hint="default"/>
-        <w:sz w:val="20"/>
-      </w:rPr>
-    </w:lvl>
-    <w:lvl w:ilvl="8" w:tentative="1">
-      <w:start w:val="1"/>
-      <w:numFmt w:val="bullet"/>
-      <w:lvlText w:val=""/>
-      <w:lvlJc w:val="left"/>
-      <w:pPr>
-        <w:tabs>
-          <w:tab w:val="num" w:pos="6480"/>
-        </w:tabs>
-        <w:ind w:left="6480" w:hanging="360"/>
-      </w:pPr>
-      <w:rPr>
-        <w:rFonts w:ascii="Wingdings" w:hAnsi="Wingdings" w:hint="default"/>
-        <w:sz w:val="20"/>
-      </w:rPr>
-    </w:lvl>
-  </w:abstractNum>
-  <w:abstractNum w:abstractNumId="36" w15:restartNumberingAfterBreak="0">
-    <w:nsid w:val="7D131CC4"/>
-    <w:multiLevelType w:val="hybridMultilevel"/>
-    <w:tmpl w:val="930CAFCA"/>
-    <w:lvl w:ilvl="0" w:tplc="44806726">
-      <w:start w:val="1"/>
-      <w:numFmt w:val="upperRoman"/>
-      <w:lvlText w:val="%1."/>
-      <w:lvlJc w:val="left"/>
-      <w:pPr>
-        <w:ind w:left="720" w:hanging="360"/>
-      </w:pPr>
-      <w:rPr>
-        <w:rFonts w:hint="default"/>
-      </w:rPr>
-    </w:lvl>
-    <w:lvl w:ilvl="1" w:tplc="04090001">
-      <w:start w:val="1"/>
-      <w:numFmt w:val="bullet"/>
-      <w:lvlText w:val=""/>
-      <w:lvlJc w:val="left"/>
-      <w:pPr>
-        <w:ind w:left="1440" w:hanging="360"/>
-      </w:pPr>
-      <w:rPr>
-        <w:rFonts w:ascii="Symbol" w:hAnsi="Symbol" w:hint="default"/>
-      </w:rPr>
-    </w:lvl>
-    <w:lvl w:ilvl="2" w:tplc="0409001B" w:tentative="1">
-      <w:start w:val="1"/>
-      <w:numFmt w:val="lowerRoman"/>
-      <w:lvlText w:val="%3."/>
-      <w:lvlJc w:val="right"/>
-      <w:pPr>
-        <w:ind w:left="2160" w:hanging="180"/>
-      </w:pPr>
-    </w:lvl>
-    <w:lvl w:ilvl="3" w:tplc="0409000F" w:tentative="1">
-      <w:start w:val="1"/>
-      <w:numFmt w:val="decimal"/>
-      <w:lvlText w:val="%4."/>
-      <w:lvlJc w:val="left"/>
-      <w:pPr>
-        <w:ind w:left="2880" w:hanging="360"/>
-      </w:pPr>
-    </w:lvl>
-    <w:lvl w:ilvl="4" w:tplc="04090019" w:tentative="1">
-      <w:start w:val="1"/>
-      <w:numFmt w:val="lowerLetter"/>
-      <w:lvlText w:val="%5."/>
-      <w:lvlJc w:val="left"/>
-      <w:pPr>
-        <w:ind w:left="3600" w:hanging="360"/>
-      </w:pPr>
-    </w:lvl>
-    <w:lvl w:ilvl="5" w:tplc="0409001B" w:tentative="1">
-      <w:start w:val="1"/>
-      <w:numFmt w:val="lowerRoman"/>
-      <w:lvlText w:val="%6."/>
-      <w:lvlJc w:val="right"/>
-      <w:pPr>
-        <w:ind w:left="4320" w:hanging="180"/>
-      </w:pPr>
-    </w:lvl>
-    <w:lvl w:ilvl="6" w:tplc="0409000F" w:tentative="1">
-      <w:start w:val="1"/>
-      <w:numFmt w:val="decimal"/>
-      <w:lvlText w:val="%7."/>
-      <w:lvlJc w:val="left"/>
-      <w:pPr>
-        <w:ind w:left="5040" w:hanging="360"/>
-      </w:pPr>
-    </w:lvl>
-    <w:lvl w:ilvl="7" w:tplc="04090019" w:tentative="1">
-      <w:start w:val="1"/>
-      <w:numFmt w:val="lowerLetter"/>
-      <w:lvlText w:val="%8."/>
-      <w:lvlJc w:val="left"/>
-      <w:pPr>
-        <w:ind w:left="5760" w:hanging="360"/>
-      </w:pPr>
-    </w:lvl>
-    <w:lvl w:ilvl="8" w:tplc="0409001B" w:tentative="1">
-      <w:start w:val="1"/>
-      <w:numFmt w:val="lowerRoman"/>
-      <w:lvlText w:val="%9."/>
-      <w:lvlJc w:val="right"/>
-      <w:pPr>
-        <w:ind w:left="6480" w:hanging="180"/>
-      </w:pPr>
-    </w:lvl>
-  </w:abstractNum>
-  <w:abstractNum w:abstractNumId="37" w15:restartNumberingAfterBreak="0">
-    <w:nsid w:val="7D2957A4"/>
-    <w:multiLevelType w:val="multilevel"/>
-    <w:tmpl w:val="DC30D3FE"/>
-    <w:lvl w:ilvl="0">
-      <w:start w:val="1"/>
-      <w:numFmt w:val="bullet"/>
-      <w:lvlText w:val=""/>
-      <w:lvlJc w:val="left"/>
-      <w:pPr>
-        <w:tabs>
-          <w:tab w:val="num" w:pos="720"/>
-        </w:tabs>
-        <w:ind w:left="720" w:hanging="360"/>
-      </w:pPr>
-      <w:rPr>
-        <w:rFonts w:ascii="Symbol" w:hAnsi="Symbol" w:hint="default"/>
-        <w:sz w:val="20"/>
-      </w:rPr>
-    </w:lvl>
-    <w:lvl w:ilvl="1" w:tentative="1">
-      <w:start w:val="1"/>
-      <w:numFmt w:val="bullet"/>
-      <w:lvlText w:val="o"/>
-      <w:lvlJc w:val="left"/>
-      <w:pPr>
-        <w:tabs>
-          <w:tab w:val="num" w:pos="1440"/>
-        </w:tabs>
-        <w:ind w:left="1440" w:hanging="360"/>
-      </w:pPr>
-      <w:rPr>
-        <w:rFonts w:ascii="Courier New" w:hAnsi="Courier New" w:hint="default"/>
-        <w:sz w:val="20"/>
-      </w:rPr>
-    </w:lvl>
-    <w:lvl w:ilvl="2" w:tentative="1">
-      <w:start w:val="1"/>
-      <w:numFmt w:val="bullet"/>
-      <w:lvlText w:val=""/>
-      <w:lvlJc w:val="left"/>
-      <w:pPr>
-        <w:tabs>
-          <w:tab w:val="num" w:pos="2160"/>
-        </w:tabs>
-        <w:ind w:left="2160" w:hanging="360"/>
-      </w:pPr>
-      <w:rPr>
-        <w:rFonts w:ascii="Wingdings" w:hAnsi="Wingdings" w:hint="default"/>
-        <w:sz w:val="20"/>
-      </w:rPr>
-    </w:lvl>
-    <w:lvl w:ilvl="3" w:tentative="1">
-      <w:start w:val="1"/>
-      <w:numFmt w:val="bullet"/>
-      <w:lvlText w:val=""/>
-      <w:lvlJc w:val="left"/>
-      <w:pPr>
-        <w:tabs>
-          <w:tab w:val="num" w:pos="2880"/>
-        </w:tabs>
-        <w:ind w:left="2880" w:hanging="360"/>
-      </w:pPr>
-      <w:rPr>
-        <w:rFonts w:ascii="Wingdings" w:hAnsi="Wingdings" w:hint="default"/>
-        <w:sz w:val="20"/>
-      </w:rPr>
-    </w:lvl>
-    <w:lvl w:ilvl="4" w:tentative="1">
-      <w:start w:val="1"/>
-      <w:numFmt w:val="bullet"/>
-      <w:lvlText w:val=""/>
-      <w:lvlJc w:val="left"/>
-      <w:pPr>
-        <w:tabs>
-          <w:tab w:val="num" w:pos="3600"/>
-        </w:tabs>
-        <w:ind w:left="3600" w:hanging="360"/>
-      </w:pPr>
-      <w:rPr>
-        <w:rFonts w:ascii="Wingdings" w:hAnsi="Wingdings" w:hint="default"/>
-        <w:sz w:val="20"/>
-      </w:rPr>
-    </w:lvl>
-    <w:lvl w:ilvl="5" w:tentative="1">
-      <w:start w:val="1"/>
-      <w:numFmt w:val="bullet"/>
-      <w:lvlText w:val=""/>
-      <w:lvlJc w:val="left"/>
-      <w:pPr>
-        <w:tabs>
-          <w:tab w:val="num" w:pos="4320"/>
-        </w:tabs>
-        <w:ind w:left="4320" w:hanging="360"/>
-      </w:pPr>
-      <w:rPr>
-        <w:rFonts w:ascii="Wingdings" w:hAnsi="Wingdings" w:hint="default"/>
-        <w:sz w:val="20"/>
-      </w:rPr>
-    </w:lvl>
-    <w:lvl w:ilvl="6" w:tentative="1">
-      <w:start w:val="1"/>
-      <w:numFmt w:val="bullet"/>
-      <w:lvlText w:val=""/>
-      <w:lvlJc w:val="left"/>
-      <w:pPr>
-        <w:tabs>
-          <w:tab w:val="num" w:pos="5040"/>
-        </w:tabs>
-        <w:ind w:left="5040" w:hanging="360"/>
-      </w:pPr>
-      <w:rPr>
-        <w:rFonts w:ascii="Wingdings" w:hAnsi="Wingdings" w:hint="default"/>
-        <w:sz w:val="20"/>
-      </w:rPr>
-    </w:lvl>
-    <w:lvl w:ilvl="7" w:tentative="1">
-      <w:start w:val="1"/>
-      <w:numFmt w:val="bullet"/>
-      <w:lvlText w:val=""/>
-      <w:lvlJc w:val="left"/>
-      <w:pPr>
-        <w:tabs>
-          <w:tab w:val="num" w:pos="5760"/>
-        </w:tabs>
-        <w:ind w:left="5760" w:hanging="360"/>
-      </w:pPr>
-      <w:rPr>
-        <w:rFonts w:ascii="Wingdings" w:hAnsi="Wingdings" w:hint="default"/>
-        <w:sz w:val="20"/>
-      </w:rPr>
-    </w:lvl>
-    <w:lvl w:ilvl="8" w:tentative="1">
-      <w:start w:val="1"/>
-      <w:numFmt w:val="bullet"/>
-      <w:lvlText w:val=""/>
-      <w:lvlJc w:val="left"/>
-      <w:pPr>
-        <w:tabs>
-          <w:tab w:val="num" w:pos="6480"/>
-        </w:tabs>
-        <w:ind w:left="6480" w:hanging="360"/>
-      </w:pPr>
-      <w:rPr>
-        <w:rFonts w:ascii="Wingdings" w:hAnsi="Wingdings" w:hint="default"/>
-        <w:sz w:val="20"/>
-      </w:rPr>
-    </w:lvl>
-  </w:abstractNum>
-  <w:abstractNum w:abstractNumId="38" w15:restartNumberingAfterBreak="0">
-    <w:nsid w:val="7DA27719"/>
-    <w:multiLevelType w:val="hybridMultilevel"/>
-    <w:tmpl w:val="99725966"/>
-    <w:lvl w:ilvl="0" w:tplc="04090001">
-      <w:start w:val="1"/>
-      <w:numFmt w:val="bullet"/>
-      <w:lvlText w:val=""/>
-      <w:lvlJc w:val="left"/>
-      <w:pPr>
-        <w:ind w:left="720" w:hanging="360"/>
-      </w:pPr>
-      <w:rPr>
-        <w:rFonts w:ascii="Symbol" w:hAnsi="Symbol" w:hint="default"/>
-      </w:rPr>
-    </w:lvl>
-    <w:lvl w:ilvl="1" w:tplc="04090003" w:tentative="1">
-      <w:start w:val="1"/>
-      <w:numFmt w:val="bullet"/>
-      <w:lvlText w:val="o"/>
-      <w:lvlJc w:val="left"/>
-      <w:pPr>
-        <w:ind w:left="1440" w:hanging="360"/>
-      </w:pPr>
-      <w:rPr>
-        <w:rFonts w:ascii="Courier New" w:hAnsi="Courier New" w:cs="Courier New" w:hint="default"/>
-      </w:rPr>
-    </w:lvl>
-    <w:lvl w:ilvl="2" w:tplc="04090005" w:tentative="1">
-      <w:start w:val="1"/>
-      <w:numFmt w:val="bullet"/>
-      <w:lvlText w:val=""/>
-      <w:lvlJc w:val="left"/>
-      <w:pPr>
-        <w:ind w:left="2160" w:hanging="360"/>
-      </w:pPr>
-      <w:rPr>
-        <w:rFonts w:ascii="Wingdings" w:hAnsi="Wingdings" w:hint="default"/>
-      </w:rPr>
-    </w:lvl>
-    <w:lvl w:ilvl="3" w:tplc="04090001" w:tentative="1">
-      <w:start w:val="1"/>
-      <w:numFmt w:val="bullet"/>
-      <w:lvlText w:val=""/>
-      <w:lvlJc w:val="left"/>
-      <w:pPr>
-        <w:ind w:left="2880" w:hanging="360"/>
-      </w:pPr>
-      <w:rPr>
-        <w:rFonts w:ascii="Symbol" w:hAnsi="Symbol" w:hint="default"/>
-      </w:rPr>
-    </w:lvl>
-    <w:lvl w:ilvl="4" w:tplc="04090003" w:tentative="1">
-      <w:start w:val="1"/>
-      <w:numFmt w:val="bullet"/>
-      <w:lvlText w:val="o"/>
-      <w:lvlJc w:val="left"/>
-      <w:pPr>
-        <w:ind w:left="3600" w:hanging="360"/>
-      </w:pPr>
-      <w:rPr>
-        <w:rFonts w:ascii="Courier New" w:hAnsi="Courier New" w:cs="Courier New" w:hint="default"/>
-      </w:rPr>
-    </w:lvl>
-    <w:lvl w:ilvl="5" w:tplc="04090005" w:tentative="1">
-      <w:start w:val="1"/>
-      <w:numFmt w:val="bullet"/>
-      <w:lvlText w:val=""/>
-      <w:lvlJc w:val="left"/>
-      <w:pPr>
-        <w:ind w:left="4320" w:hanging="360"/>
-      </w:pPr>
-      <w:rPr>
-        <w:rFonts w:ascii="Wingdings" w:hAnsi="Wingdings" w:hint="default"/>
-      </w:rPr>
-    </w:lvl>
-    <w:lvl w:ilvl="6" w:tplc="04090001" w:tentative="1">
-      <w:start w:val="1"/>
-      <w:numFmt w:val="bullet"/>
-      <w:lvlText w:val=""/>
-      <w:lvlJc w:val="left"/>
-      <w:pPr>
-        <w:ind w:left="5040" w:hanging="360"/>
-      </w:pPr>
-      <w:rPr>
-        <w:rFonts w:ascii="Symbol" w:hAnsi="Symbol" w:hint="default"/>
-      </w:rPr>
-    </w:lvl>
-    <w:lvl w:ilvl="7" w:tplc="04090003" w:tentative="1">
-      <w:start w:val="1"/>
-      <w:numFmt w:val="bullet"/>
-      <w:lvlText w:val="o"/>
-      <w:lvlJc w:val="left"/>
-      <w:pPr>
-        <w:ind w:left="5760" w:hanging="360"/>
-      </w:pPr>
-      <w:rPr>
-        <w:rFonts w:ascii="Courier New" w:hAnsi="Courier New" w:cs="Courier New" w:hint="default"/>
-      </w:rPr>
-    </w:lvl>
-    <w:lvl w:ilvl="8" w:tplc="04090005" w:tentative="1">
-      <w:start w:val="1"/>
-      <w:numFmt w:val="bullet"/>
-      <w:lvlText w:val=""/>
-      <w:lvlJc w:val="left"/>
-      <w:pPr>
-        <w:ind w:left="6480" w:hanging="360"/>
-      </w:pPr>
-      <w:rPr>
-        <w:rFonts w:ascii="Wingdings" w:hAnsi="Wingdings" w:hint="default"/>
-      </w:rPr>
-    </w:lvl>
-  </w:abstractNum>
-  <w:abstractNum w:abstractNumId="39" w15:restartNumberingAfterBreak="0">
-    <w:nsid w:val="7F1466E9"/>
-    <w:multiLevelType w:val="hybridMultilevel"/>
-    <w:tmpl w:val="9BF6ACAE"/>
-    <w:lvl w:ilvl="0" w:tplc="04090003">
-      <w:start w:val="1"/>
-      <w:numFmt w:val="bullet"/>
-      <w:lvlText w:val="o"/>
-      <w:lvlJc w:val="left"/>
-      <w:pPr>
-        <w:ind w:left="720" w:hanging="360"/>
-      </w:pPr>
-      <w:rPr>
-        <w:rFonts w:ascii="Courier New" w:hAnsi="Courier New" w:cs="Courier New" w:hint="default"/>
-      </w:rPr>
-    </w:lvl>
-    <w:lvl w:ilvl="1" w:tplc="04090003" w:tentative="1">
-      <w:start w:val="1"/>
-      <w:numFmt w:val="bullet"/>
-      <w:lvlText w:val="o"/>
-      <w:lvlJc w:val="left"/>
-      <w:pPr>
-        <w:ind w:left="1440" w:hanging="360"/>
-      </w:pPr>
-      <w:rPr>
-        <w:rFonts w:ascii="Courier New" w:hAnsi="Courier New" w:cs="Courier New" w:hint="default"/>
-      </w:rPr>
-    </w:lvl>
-    <w:lvl w:ilvl="2" w:tplc="04090005" w:tentative="1">
-      <w:start w:val="1"/>
-      <w:numFmt w:val="bullet"/>
-      <w:lvlText w:val=""/>
-      <w:lvlJc w:val="left"/>
-      <w:pPr>
-        <w:ind w:left="2160" w:hanging="360"/>
-      </w:pPr>
-      <w:rPr>
-        <w:rFonts w:ascii="Wingdings" w:hAnsi="Wingdings" w:hint="default"/>
-      </w:rPr>
-    </w:lvl>
-    <w:lvl w:ilvl="3" w:tplc="04090001" w:tentative="1">
-      <w:start w:val="1"/>
-      <w:numFmt w:val="bullet"/>
-      <w:lvlText w:val=""/>
-      <w:lvlJc w:val="left"/>
-      <w:pPr>
-        <w:ind w:left="2880" w:hanging="360"/>
-      </w:pPr>
-      <w:rPr>
-        <w:rFonts w:ascii="Symbol" w:hAnsi="Symbol" w:hint="default"/>
-      </w:rPr>
-    </w:lvl>
-    <w:lvl w:ilvl="4" w:tplc="04090003" w:tentative="1">
-      <w:start w:val="1"/>
-      <w:numFmt w:val="bullet"/>
-      <w:lvlText w:val="o"/>
-      <w:lvlJc w:val="left"/>
-      <w:pPr>
-        <w:ind w:left="3600" w:hanging="360"/>
-      </w:pPr>
-      <w:rPr>
-        <w:rFonts w:ascii="Courier New" w:hAnsi="Courier New" w:cs="Courier New" w:hint="default"/>
-      </w:rPr>
-    </w:lvl>
-    <w:lvl w:ilvl="5" w:tplc="04090005" w:tentative="1">
-      <w:start w:val="1"/>
-      <w:numFmt w:val="bullet"/>
-      <w:lvlText w:val=""/>
-      <w:lvlJc w:val="left"/>
-      <w:pPr>
-        <w:ind w:left="4320" w:hanging="360"/>
-      </w:pPr>
-      <w:rPr>
-        <w:rFonts w:ascii="Wingdings" w:hAnsi="Wingdings" w:hint="default"/>
-      </w:rPr>
-    </w:lvl>
-    <w:lvl w:ilvl="6" w:tplc="04090001" w:tentative="1">
-      <w:start w:val="1"/>
-      <w:numFmt w:val="bullet"/>
-      <w:lvlText w:val=""/>
-      <w:lvlJc w:val="left"/>
-      <w:pPr>
-        <w:ind w:left="5040" w:hanging="360"/>
-      </w:pPr>
-      <w:rPr>
-        <w:rFonts w:ascii="Symbol" w:hAnsi="Symbol" w:hint="default"/>
-      </w:rPr>
-    </w:lvl>
-    <w:lvl w:ilvl="7" w:tplc="04090003" w:tentative="1">
-      <w:start w:val="1"/>
-      <w:numFmt w:val="bullet"/>
-      <w:lvlText w:val="o"/>
-      <w:lvlJc w:val="left"/>
-      <w:pPr>
-        <w:ind w:left="5760" w:hanging="360"/>
-      </w:pPr>
-      <w:rPr>
-        <w:rFonts w:ascii="Courier New" w:hAnsi="Courier New" w:cs="Courier New" w:hint="default"/>
-      </w:rPr>
-    </w:lvl>
-    <w:lvl w:ilvl="8" w:tplc="04090005" w:tentative="1">
-      <w:start w:val="1"/>
-      <w:numFmt w:val="bullet"/>
-      <w:lvlText w:val=""/>
-      <w:lvlJc w:val="left"/>
-      <w:pPr>
-        <w:ind w:left="6480" w:hanging="360"/>
-      </w:pPr>
-      <w:rPr>
-        <w:rFonts w:ascii="Wingdings" w:hAnsi="Wingdings" w:hint="default"/>
-      </w:rPr>
-    </w:lvl>
-  </w:abstractNum>
-  <w:num w:numId="1" w16cid:durableId="831023997">
-    <w:abstractNumId w:val="38"/>
+  <w:num w:numId="1" w16cid:durableId="1519780583">
+    <w:abstractNumId w:val="6"/>
   </w:num>
-  <w:num w:numId="2" w16cid:durableId="608314191">
-    <w:abstractNumId w:val="23"/>
+  <w:num w:numId="2" w16cid:durableId="1356153126">
+    <w:abstractNumId w:val="5"/>
   </w:num>
-  <w:num w:numId="3" w16cid:durableId="598952954">
-    <w:abstractNumId w:val="20"/>
-  </w:num>
-  <w:num w:numId="4" w16cid:durableId="1575357288">
-    <w:abstractNumId w:val="11"/>
-  </w:num>
-  <w:num w:numId="5" w16cid:durableId="1880166489">
-    <w:abstractNumId w:val="19"/>
-  </w:num>
-  <w:num w:numId="6" w16cid:durableId="1314142787">
-    <w:abstractNumId w:val="36"/>
-  </w:num>
-  <w:num w:numId="7" w16cid:durableId="1437291955">
-    <w:abstractNumId w:val="31"/>
-  </w:num>
-  <w:num w:numId="8" w16cid:durableId="1747337418">
-    <w:abstractNumId w:val="15"/>
-  </w:num>
-  <w:num w:numId="9" w16cid:durableId="1086656767">
-    <w:abstractNumId w:val="10"/>
-  </w:num>
-  <w:num w:numId="10" w16cid:durableId="660541465">
-    <w:abstractNumId w:val="8"/>
-  </w:num>
-  <w:num w:numId="11" w16cid:durableId="1827431523">
+  <w:num w:numId="3" w16cid:durableId="1623533909">
     <w:abstractNumId w:val="7"/>
   </w:num>
-  <w:num w:numId="12" w16cid:durableId="555897636">
-    <w:abstractNumId w:val="6"/>
-  </w:num>
-  <w:num w:numId="13" w16cid:durableId="1085690033">
-    <w:abstractNumId w:val="5"/>
-  </w:num>
-  <w:num w:numId="14" w16cid:durableId="656151034">
-    <w:abstractNumId w:val="9"/>
-  </w:num>
-  <w:num w:numId="15" w16cid:durableId="2048605943">
+  <w:num w:numId="4" w16cid:durableId="78528020">
     <w:abstractNumId w:val="4"/>
   </w:num>
-  <w:num w:numId="16" w16cid:durableId="1329364614">
+  <w:num w:numId="5" w16cid:durableId="1985352966">
     <w:abstractNumId w:val="3"/>
   </w:num>
-  <w:num w:numId="17" w16cid:durableId="745299801">
+  <w:num w:numId="6" w16cid:durableId="296033523">
     <w:abstractNumId w:val="2"/>
   </w:num>
-  <w:num w:numId="18" w16cid:durableId="1951425154">
+  <w:num w:numId="7" w16cid:durableId="1736857165">
     <w:abstractNumId w:val="1"/>
   </w:num>
-  <w:num w:numId="19" w16cid:durableId="2074623917">
+  <w:num w:numId="8" w16cid:durableId="530653869">
     <w:abstractNumId w:val="0"/>
   </w:num>
-  <w:num w:numId="20" w16cid:durableId="1829781937">
-    <w:abstractNumId w:val="12"/>
-  </w:num>
-  <w:num w:numId="21" w16cid:durableId="1167327767">
-    <w:abstractNumId w:val="17"/>
-  </w:num>
-  <w:num w:numId="22" w16cid:durableId="1874878710">
-    <w:abstractNumId w:val="14"/>
-  </w:num>
-  <w:num w:numId="23" w16cid:durableId="264727764">
-    <w:abstractNumId w:val="39"/>
-  </w:num>
-  <w:num w:numId="24" w16cid:durableId="1978949420">
-    <w:abstractNumId w:val="24"/>
-  </w:num>
-  <w:num w:numId="25" w16cid:durableId="1397321042">
-    <w:abstractNumId w:val="27"/>
-  </w:num>
-  <w:num w:numId="26" w16cid:durableId="930158551">
-    <w:abstractNumId w:val="32"/>
-  </w:num>
-  <w:num w:numId="27" w16cid:durableId="852573369">
-    <w:abstractNumId w:val="13"/>
-  </w:num>
-  <w:num w:numId="28" w16cid:durableId="1519780583">
-    <w:abstractNumId w:val="33"/>
-  </w:num>
-  <w:num w:numId="29" w16cid:durableId="1356153126">
-    <w:abstractNumId w:val="30"/>
-  </w:num>
-  <w:num w:numId="30" w16cid:durableId="1699812484">
-    <w:abstractNumId w:val="21"/>
-  </w:num>
-  <w:num w:numId="31" w16cid:durableId="1054232782">
-    <w:abstractNumId w:val="16"/>
-  </w:num>
-  <w:num w:numId="32" w16cid:durableId="671375341">
-    <w:abstractNumId w:val="25"/>
-  </w:num>
-  <w:num w:numId="33" w16cid:durableId="1623533909">
-    <w:abstractNumId w:val="34"/>
-  </w:num>
-  <w:num w:numId="34" w16cid:durableId="1191842620">
-    <w:abstractNumId w:val="18"/>
-  </w:num>
-  <w:num w:numId="35" w16cid:durableId="78528020">
-    <w:abstractNumId w:val="28"/>
-  </w:num>
-  <w:num w:numId="36" w16cid:durableId="1820920980">
-    <w:abstractNumId w:val="22"/>
-  </w:num>
-  <w:num w:numId="37" w16cid:durableId="684791851">
-    <w:abstractNumId w:val="37"/>
-  </w:num>
-  <w:num w:numId="38" w16cid:durableId="486289656">
-    <w:abstractNumId w:val="29"/>
-  </w:num>
-  <w:num w:numId="39" w16cid:durableId="671179428">
-    <w:abstractNumId w:val="26"/>
-  </w:num>
-  <w:num w:numId="40" w16cid:durableId="692849626">
-    <w:abstractNumId w:val="35"/>
-  </w:num>
+  <w:numIdMacAtCleanup w:val="8"/>
 </w:numbering>
 </file>
 
@@ -7891,6 +5174,7 @@
   <w:style w:type="character" w:default="1" w:styleId="DefaultParagraphFont">
     <w:name w:val="Default Paragraph Font"/>
     <w:uiPriority w:val="1"/>
+    <w:semiHidden/>
     <w:unhideWhenUsed/>
   </w:style>
   <w:style w:type="table" w:default="1" w:styleId="TableNormal">
